--- a/RequirementAnalysis/UCspec/word/Place Order.docx
+++ b/RequirementAnalysis/UCspec/word/Place Order.docx
@@ -13,6 +13,7 @@
           <w:tab w:val="num" w:pos="360"/>
         </w:tabs>
         <w:ind w:left="0" w:firstLine="0"/>
+        <w:jc w:val="left"/>
       </w:pPr>
       <w:r>
         <w:t xml:space="preserve">Place Order </w:t>
@@ -42,7 +43,7 @@
           </w:tcPr>
           <w:p>
             <w:pPr>
-              <w:jc w:val="center"/>
+              <w:jc w:val="left"/>
               <w:rPr>
                 <w:b/>
                 <w:sz w:val="32"/>
@@ -64,6 +65,7 @@
                 <w:ilvl w:val="0"/>
                 <w:numId w:val="1"/>
               </w:numPr>
+              <w:jc w:val="left"/>
               <w:rPr>
                 <w:b/>
                 <w:sz w:val="28"/>
@@ -83,6 +85,7 @@
             <w:pPr>
               <w:spacing w:before="0"/>
               <w:ind w:left="720"/>
+              <w:jc w:val="left"/>
             </w:pPr>
             <w:r>
               <w:t>UC005</w:t>
@@ -95,6 +98,7 @@
                 <w:numId w:val="1"/>
               </w:numPr>
               <w:spacing w:before="0"/>
+              <w:jc w:val="left"/>
               <w:rPr>
                 <w:b/>
                 <w:sz w:val="28"/>
@@ -114,12 +118,229 @@
             <w:pPr>
               <w:spacing w:before="0"/>
               <w:ind w:left="720"/>
+              <w:jc w:val="left"/>
               <w:rPr>
                 <w:b/>
               </w:rPr>
             </w:pPr>
             <w:r>
-              <w:t>This use case describes the interaction between Customer and AIMS when Customer wishes to place an order for products in their cart.</w:t>
+              <w:t xml:space="preserve">Trường </w:t>
+            </w:r>
+            <w:proofErr w:type="spellStart"/>
+            <w:r>
+              <w:t>hợp</w:t>
+            </w:r>
+            <w:proofErr w:type="spellEnd"/>
+            <w:r>
+              <w:t xml:space="preserve"> </w:t>
+            </w:r>
+            <w:proofErr w:type="spellStart"/>
+            <w:r>
+              <w:t>sử</w:t>
+            </w:r>
+            <w:proofErr w:type="spellEnd"/>
+            <w:r>
+              <w:t xml:space="preserve"> </w:t>
+            </w:r>
+            <w:proofErr w:type="spellStart"/>
+            <w:r>
+              <w:t>dụng</w:t>
+            </w:r>
+            <w:proofErr w:type="spellEnd"/>
+            <w:r>
+              <w:t xml:space="preserve"> </w:t>
+            </w:r>
+            <w:proofErr w:type="spellStart"/>
+            <w:r>
+              <w:t>này</w:t>
+            </w:r>
+            <w:proofErr w:type="spellEnd"/>
+            <w:r>
+              <w:t xml:space="preserve"> </w:t>
+            </w:r>
+            <w:proofErr w:type="spellStart"/>
+            <w:r>
+              <w:t>mô</w:t>
+            </w:r>
+            <w:proofErr w:type="spellEnd"/>
+            <w:r>
+              <w:t xml:space="preserve"> </w:t>
+            </w:r>
+            <w:proofErr w:type="spellStart"/>
+            <w:r>
+              <w:t>tả</w:t>
+            </w:r>
+            <w:proofErr w:type="spellEnd"/>
+            <w:r>
+              <w:t xml:space="preserve"> </w:t>
+            </w:r>
+            <w:proofErr w:type="spellStart"/>
+            <w:r>
+              <w:t>sự</w:t>
+            </w:r>
+            <w:proofErr w:type="spellEnd"/>
+            <w:r>
+              <w:t xml:space="preserve"> </w:t>
+            </w:r>
+            <w:proofErr w:type="spellStart"/>
+            <w:r>
+              <w:t>tương</w:t>
+            </w:r>
+            <w:proofErr w:type="spellEnd"/>
+            <w:r>
+              <w:t xml:space="preserve"> </w:t>
+            </w:r>
+            <w:proofErr w:type="spellStart"/>
+            <w:r>
+              <w:t>tác</w:t>
+            </w:r>
+            <w:proofErr w:type="spellEnd"/>
+            <w:r>
+              <w:t xml:space="preserve"> </w:t>
+            </w:r>
+            <w:proofErr w:type="spellStart"/>
+            <w:r>
+              <w:t>giữa</w:t>
+            </w:r>
+            <w:proofErr w:type="spellEnd"/>
+            <w:r>
+              <w:t xml:space="preserve"> </w:t>
+            </w:r>
+            <w:proofErr w:type="spellStart"/>
+            <w:r>
+              <w:t>Khách</w:t>
+            </w:r>
+            <w:proofErr w:type="spellEnd"/>
+            <w:r>
+              <w:t xml:space="preserve"> </w:t>
+            </w:r>
+            <w:proofErr w:type="spellStart"/>
+            <w:r>
+              <w:t>hàng</w:t>
+            </w:r>
+            <w:proofErr w:type="spellEnd"/>
+            <w:r>
+              <w:t xml:space="preserve"> </w:t>
+            </w:r>
+            <w:proofErr w:type="spellStart"/>
+            <w:r>
+              <w:t>và</w:t>
+            </w:r>
+            <w:proofErr w:type="spellEnd"/>
+            <w:r>
+              <w:t xml:space="preserve"> AIMS </w:t>
+            </w:r>
+            <w:proofErr w:type="spellStart"/>
+            <w:r>
+              <w:t>khi</w:t>
+            </w:r>
+            <w:proofErr w:type="spellEnd"/>
+            <w:r>
+              <w:t xml:space="preserve"> </w:t>
+            </w:r>
+            <w:proofErr w:type="spellStart"/>
+            <w:r>
+              <w:t>Khách</w:t>
+            </w:r>
+            <w:proofErr w:type="spellEnd"/>
+            <w:r>
+              <w:t xml:space="preserve"> </w:t>
+            </w:r>
+            <w:proofErr w:type="spellStart"/>
+            <w:r>
+              <w:t>hàng</w:t>
+            </w:r>
+            <w:proofErr w:type="spellEnd"/>
+            <w:r>
+              <w:t xml:space="preserve"> </w:t>
+            </w:r>
+            <w:proofErr w:type="spellStart"/>
+            <w:r>
+              <w:t>muốn</w:t>
+            </w:r>
+            <w:proofErr w:type="spellEnd"/>
+            <w:r>
+              <w:t xml:space="preserve"> </w:t>
+            </w:r>
+            <w:proofErr w:type="spellStart"/>
+            <w:r>
+              <w:t>đặt</w:t>
+            </w:r>
+            <w:proofErr w:type="spellEnd"/>
+            <w:r>
+              <w:t xml:space="preserve"> </w:t>
+            </w:r>
+            <w:proofErr w:type="spellStart"/>
+            <w:r>
+              <w:t>hàng</w:t>
+            </w:r>
+            <w:proofErr w:type="spellEnd"/>
+            <w:r>
+              <w:t xml:space="preserve"> </w:t>
+            </w:r>
+            <w:proofErr w:type="spellStart"/>
+            <w:r>
+              <w:t>các</w:t>
+            </w:r>
+            <w:proofErr w:type="spellEnd"/>
+            <w:r>
+              <w:t xml:space="preserve"> </w:t>
+            </w:r>
+            <w:proofErr w:type="spellStart"/>
+            <w:r>
+              <w:t>sản</w:t>
+            </w:r>
+            <w:proofErr w:type="spellEnd"/>
+            <w:r>
+              <w:t xml:space="preserve"> </w:t>
+            </w:r>
+            <w:proofErr w:type="spellStart"/>
+            <w:r>
+              <w:t>phẩm</w:t>
+            </w:r>
+            <w:proofErr w:type="spellEnd"/>
+            <w:r>
+              <w:t xml:space="preserve"> </w:t>
+            </w:r>
+            <w:proofErr w:type="spellStart"/>
+            <w:r>
+              <w:t>trong</w:t>
+            </w:r>
+            <w:proofErr w:type="spellEnd"/>
+            <w:r>
+              <w:t xml:space="preserve"> </w:t>
+            </w:r>
+            <w:proofErr w:type="spellStart"/>
+            <w:r>
+              <w:t>giỏ</w:t>
+            </w:r>
+            <w:proofErr w:type="spellEnd"/>
+            <w:r>
+              <w:t xml:space="preserve"> </w:t>
+            </w:r>
+            <w:proofErr w:type="spellStart"/>
+            <w:r>
+              <w:t>hàng</w:t>
+            </w:r>
+            <w:proofErr w:type="spellEnd"/>
+            <w:r>
+              <w:t xml:space="preserve"> </w:t>
+            </w:r>
+            <w:proofErr w:type="spellStart"/>
+            <w:r>
+              <w:t>của</w:t>
+            </w:r>
+            <w:proofErr w:type="spellEnd"/>
+            <w:r>
+              <w:t xml:space="preserve"> </w:t>
+            </w:r>
+            <w:proofErr w:type="spellStart"/>
+            <w:r>
+              <w:t>mình</w:t>
+            </w:r>
+            <w:proofErr w:type="spellEnd"/>
+            <w:r>
+              <w:t>.</w:t>
             </w:r>
           </w:p>
           <w:p>
@@ -129,6 +350,7 @@
                 <w:numId w:val="1"/>
               </w:numPr>
               <w:spacing w:before="0"/>
+              <w:jc w:val="left"/>
               <w:rPr>
                 <w:b/>
                 <w:sz w:val="28"/>
@@ -151,6 +373,7 @@
                 <w:numId w:val="1"/>
               </w:numPr>
               <w:spacing w:before="0"/>
+              <w:jc w:val="left"/>
               <w:rPr>
                 <w:b/>
                 <w:sz w:val="26"/>
@@ -173,6 +396,7 @@
                 <w:numId w:val="1"/>
               </w:numPr>
               <w:spacing w:before="0"/>
+              <w:jc w:val="left"/>
               <w:rPr>
                 <w:b/>
                 <w:sz w:val="28"/>
@@ -191,6 +415,10 @@
           <w:p>
             <w:pPr>
               <w:spacing w:before="0" w:after="120"/>
+              <w:jc w:val="left"/>
+              <w:rPr>
+                <w:lang w:val="vi-VN"/>
+              </w:rPr>
             </w:pPr>
             <w:r>
               <w:rPr>
@@ -200,24 +428,130 @@
               </w:rPr>
               <w:t xml:space="preserve">           </w:t>
             </w:r>
-            <w:r>
-              <w:t xml:space="preserve">The </w:t>
-            </w:r>
-            <w:proofErr w:type="gramStart"/>
-            <w:r>
-              <w:t>cart</w:t>
-            </w:r>
-            <w:proofErr w:type="gramEnd"/>
-            <w:r>
-              <w:t xml:space="preserve"> needs not to be </w:t>
-            </w:r>
-            <w:proofErr w:type="gramStart"/>
-            <w:r>
-              <w:t>empty</w:t>
-            </w:r>
-            <w:proofErr w:type="gramEnd"/>
-            <w:r>
-              <w:t xml:space="preserve"> and they must be in the working session.</w:t>
+            <w:proofErr w:type="spellStart"/>
+            <w:r>
+              <w:t>Giỏ</w:t>
+            </w:r>
+            <w:proofErr w:type="spellEnd"/>
+            <w:r>
+              <w:t xml:space="preserve"> </w:t>
+            </w:r>
+            <w:proofErr w:type="spellStart"/>
+            <w:r>
+              <w:t>hàng</w:t>
+            </w:r>
+            <w:proofErr w:type="spellEnd"/>
+            <w:r>
+              <w:t xml:space="preserve"> </w:t>
+            </w:r>
+            <w:proofErr w:type="spellStart"/>
+            <w:r>
+              <w:t>không</w:t>
+            </w:r>
+            <w:proofErr w:type="spellEnd"/>
+            <w:r>
+              <w:t xml:space="preserve"> </w:t>
+            </w:r>
+            <w:proofErr w:type="spellStart"/>
+            <w:r>
+              <w:t>cần</w:t>
+            </w:r>
+            <w:proofErr w:type="spellEnd"/>
+            <w:r>
+              <w:t xml:space="preserve"> </w:t>
+            </w:r>
+            <w:proofErr w:type="spellStart"/>
+            <w:r>
+              <w:t>phải</w:t>
+            </w:r>
+            <w:proofErr w:type="spellEnd"/>
+            <w:r>
+              <w:t xml:space="preserve"> </w:t>
+            </w:r>
+            <w:proofErr w:type="spellStart"/>
+            <w:r>
+              <w:t>trống</w:t>
+            </w:r>
+            <w:proofErr w:type="spellEnd"/>
+            <w:r>
+              <w:t xml:space="preserve"> </w:t>
+            </w:r>
+            <w:proofErr w:type="spellStart"/>
+            <w:r>
+              <w:t>và</w:t>
+            </w:r>
+            <w:proofErr w:type="spellEnd"/>
+            <w:r>
+              <w:t xml:space="preserve"> </w:t>
+            </w:r>
+            <w:proofErr w:type="spellStart"/>
+            <w:r>
+              <w:t>phải</w:t>
+            </w:r>
+            <w:proofErr w:type="spellEnd"/>
+            <w:r>
+              <w:t xml:space="preserve"> </w:t>
+            </w:r>
+            <w:proofErr w:type="spellStart"/>
+            <w:r>
+              <w:t>đang</w:t>
+            </w:r>
+            <w:proofErr w:type="spellEnd"/>
+            <w:r>
+              <w:t xml:space="preserve"> </w:t>
+            </w:r>
+            <w:proofErr w:type="spellStart"/>
+            <w:r>
+              <w:t>trong</w:t>
+            </w:r>
+            <w:proofErr w:type="spellEnd"/>
+            <w:r>
+              <w:t xml:space="preserve"> </w:t>
+            </w:r>
+            <w:proofErr w:type="spellStart"/>
+            <w:r>
+              <w:t>phiên</w:t>
+            </w:r>
+            <w:proofErr w:type="spellEnd"/>
+            <w:r>
+              <w:t xml:space="preserve"> </w:t>
+            </w:r>
+            <w:proofErr w:type="spellStart"/>
+            <w:r>
+              <w:t>làm</w:t>
+            </w:r>
+            <w:proofErr w:type="spellEnd"/>
+            <w:r>
+              <w:t xml:space="preserve"> </w:t>
+            </w:r>
+            <w:proofErr w:type="spellStart"/>
+            <w:r>
+              <w:t>việc</w:t>
+            </w:r>
+            <w:proofErr w:type="spellEnd"/>
+            <w:r>
+              <w:rPr>
+                <w:lang w:val="vi-VN"/>
+              </w:rPr>
+              <w:t xml:space="preserve">, khách hàng </w:t>
+            </w:r>
+          </w:p>
+          <w:p>
+            <w:pPr>
+              <w:spacing w:before="0" w:after="120"/>
+              <w:jc w:val="left"/>
+              <w:rPr>
+                <w:lang w:val="vi-VN"/>
+              </w:rPr>
+            </w:pPr>
+            <w:r>
+              <w:t>.</w:t>
+            </w:r>
+            <w:r>
+              <w:rPr>
+                <w:lang w:val="vi-VN"/>
+              </w:rPr>
+              <w:t xml:space="preserve">            đang ở tại giỏ hàng </w:t>
             </w:r>
           </w:p>
           <w:p>
@@ -227,6 +561,7 @@
                 <w:numId w:val="1"/>
               </w:numPr>
               <w:spacing w:before="0"/>
+              <w:jc w:val="left"/>
               <w:rPr>
                 <w:b/>
                 <w:sz w:val="28"/>
@@ -249,24 +584,18 @@
                 <w:numId w:val="4"/>
               </w:numPr>
               <w:spacing w:before="0" w:line="276" w:lineRule="auto"/>
+              <w:jc w:val="left"/>
             </w:pPr>
+            <w:proofErr w:type="spellStart"/>
+            <w:r>
+              <w:t>Khách</w:t>
+            </w:r>
+            <w:proofErr w:type="spellEnd"/>
             <w:r>
               <w:rPr>
-                <w:sz w:val="14"/>
-                <w:szCs w:val="14"/>
+                <w:lang w:val="vi-VN"/>
               </w:rPr>
-              <w:t xml:space="preserve"> </w:t>
-            </w:r>
-            <w:r>
-              <w:t xml:space="preserve">Customer selects products and requests to place </w:t>
-            </w:r>
-            <w:proofErr w:type="gramStart"/>
-            <w:r>
-              <w:t>order</w:t>
-            </w:r>
-            <w:proofErr w:type="gramEnd"/>
-            <w:r>
-              <w:t xml:space="preserve"> in the cart</w:t>
+              <w:t xml:space="preserve"> hàng yêu cầu đặt hàng </w:t>
             </w:r>
           </w:p>
           <w:p>
@@ -276,10 +605,109 @@
                 <w:numId w:val="4"/>
               </w:numPr>
               <w:spacing w:before="0" w:line="276" w:lineRule="auto"/>
+              <w:jc w:val="left"/>
             </w:pPr>
-            <w:r>
-              <w:t>The AIMS software checks the availability of products in the cart</w:t>
-            </w:r>
+            <w:proofErr w:type="spellStart"/>
+            <w:r>
+              <w:t>Phần</w:t>
+            </w:r>
+            <w:proofErr w:type="spellEnd"/>
+            <w:r>
+              <w:t xml:space="preserve"> </w:t>
+            </w:r>
+            <w:proofErr w:type="spellStart"/>
+            <w:r>
+              <w:t>mềm</w:t>
+            </w:r>
+            <w:proofErr w:type="spellEnd"/>
+            <w:r>
+              <w:t xml:space="preserve"> AIMS </w:t>
+            </w:r>
+            <w:proofErr w:type="spellStart"/>
+            <w:r>
+              <w:t>kiểm</w:t>
+            </w:r>
+            <w:proofErr w:type="spellEnd"/>
+            <w:r>
+              <w:t xml:space="preserve"> </w:t>
+            </w:r>
+            <w:proofErr w:type="spellStart"/>
+            <w:r>
+              <w:t>tra</w:t>
+            </w:r>
+            <w:proofErr w:type="spellEnd"/>
+            <w:r>
+              <w:t xml:space="preserve"> </w:t>
+            </w:r>
+            <w:proofErr w:type="spellStart"/>
+            <w:r>
+              <w:t>tính</w:t>
+            </w:r>
+            <w:proofErr w:type="spellEnd"/>
+            <w:r>
+              <w:t xml:space="preserve"> </w:t>
+            </w:r>
+            <w:proofErr w:type="spellStart"/>
+            <w:r>
+              <w:t>khả</w:t>
+            </w:r>
+            <w:proofErr w:type="spellEnd"/>
+            <w:r>
+              <w:t xml:space="preserve"> </w:t>
+            </w:r>
+            <w:proofErr w:type="spellStart"/>
+            <w:r>
+              <w:t>dụng</w:t>
+            </w:r>
+            <w:proofErr w:type="spellEnd"/>
+            <w:r>
+              <w:t xml:space="preserve"> </w:t>
+            </w:r>
+            <w:proofErr w:type="spellStart"/>
+            <w:r>
+              <w:t>của</w:t>
+            </w:r>
+            <w:proofErr w:type="spellEnd"/>
+            <w:r>
+              <w:t xml:space="preserve"> </w:t>
+            </w:r>
+            <w:proofErr w:type="spellStart"/>
+            <w:r>
+              <w:t>sản</w:t>
+            </w:r>
+            <w:proofErr w:type="spellEnd"/>
+            <w:r>
+              <w:t xml:space="preserve"> </w:t>
+            </w:r>
+            <w:proofErr w:type="spellStart"/>
+            <w:r>
+              <w:t>phẩm</w:t>
+            </w:r>
+            <w:proofErr w:type="spellEnd"/>
+            <w:r>
+              <w:t xml:space="preserve"> </w:t>
+            </w:r>
+            <w:proofErr w:type="spellStart"/>
+            <w:r>
+              <w:t>trong</w:t>
+            </w:r>
+            <w:proofErr w:type="spellEnd"/>
+            <w:r>
+              <w:t xml:space="preserve"> </w:t>
+            </w:r>
+            <w:proofErr w:type="spellStart"/>
+            <w:r>
+              <w:t>giỏ</w:t>
+            </w:r>
+            <w:proofErr w:type="spellEnd"/>
+            <w:r>
+              <w:t xml:space="preserve"> </w:t>
+            </w:r>
+            <w:proofErr w:type="spellStart"/>
+            <w:r>
+              <w:t>hàng</w:t>
+            </w:r>
+            <w:proofErr w:type="spellEnd"/>
           </w:p>
           <w:p>
             <w:pPr>
@@ -288,10 +716,117 @@
                 <w:numId w:val="4"/>
               </w:numPr>
               <w:spacing w:before="0" w:line="276" w:lineRule="auto"/>
+              <w:jc w:val="left"/>
             </w:pPr>
-            <w:r>
-              <w:t>The AIMS software displays the form of delivery information with order information</w:t>
-            </w:r>
+            <w:proofErr w:type="spellStart"/>
+            <w:r>
+              <w:t>Phần</w:t>
+            </w:r>
+            <w:proofErr w:type="spellEnd"/>
+            <w:r>
+              <w:t xml:space="preserve"> </w:t>
+            </w:r>
+            <w:proofErr w:type="spellStart"/>
+            <w:r>
+              <w:t>mềm</w:t>
+            </w:r>
+            <w:proofErr w:type="spellEnd"/>
+            <w:r>
+              <w:t xml:space="preserve"> AIMS </w:t>
+            </w:r>
+            <w:proofErr w:type="spellStart"/>
+            <w:r>
+              <w:t>hiển</w:t>
+            </w:r>
+            <w:proofErr w:type="spellEnd"/>
+            <w:r>
+              <w:t xml:space="preserve"> </w:t>
+            </w:r>
+            <w:proofErr w:type="spellStart"/>
+            <w:r>
+              <w:t>thị</w:t>
+            </w:r>
+            <w:proofErr w:type="spellEnd"/>
+            <w:r>
+              <w:t xml:space="preserve"> </w:t>
+            </w:r>
+            <w:proofErr w:type="spellStart"/>
+            <w:r>
+              <w:t>biểu</w:t>
+            </w:r>
+            <w:proofErr w:type="spellEnd"/>
+            <w:r>
+              <w:t xml:space="preserve"> </w:t>
+            </w:r>
+            <w:proofErr w:type="spellStart"/>
+            <w:r>
+              <w:t>mẫu</w:t>
+            </w:r>
+            <w:proofErr w:type="spellEnd"/>
+            <w:r>
+              <w:t xml:space="preserve"> </w:t>
+            </w:r>
+            <w:proofErr w:type="spellStart"/>
+            <w:r>
+              <w:t>thông</w:t>
+            </w:r>
+            <w:proofErr w:type="spellEnd"/>
+            <w:r>
+              <w:t xml:space="preserve"> tin </w:t>
+            </w:r>
+            <w:proofErr w:type="spellStart"/>
+            <w:r>
+              <w:t>giao</w:t>
+            </w:r>
+            <w:proofErr w:type="spellEnd"/>
+            <w:r>
+              <w:t xml:space="preserve"> </w:t>
+            </w:r>
+            <w:proofErr w:type="spellStart"/>
+            <w:r>
+              <w:t>hàng</w:t>
+            </w:r>
+            <w:proofErr w:type="spellEnd"/>
+            <w:r>
+              <w:t xml:space="preserve"> </w:t>
+            </w:r>
+            <w:proofErr w:type="spellStart"/>
+            <w:r>
+              <w:t>kèm</w:t>
+            </w:r>
+            <w:proofErr w:type="spellEnd"/>
+            <w:r>
+              <w:t xml:space="preserve"> </w:t>
+            </w:r>
+            <w:proofErr w:type="spellStart"/>
+            <w:r>
+              <w:t>theo</w:t>
+            </w:r>
+            <w:proofErr w:type="spellEnd"/>
+            <w:r>
+              <w:t xml:space="preserve"> </w:t>
+            </w:r>
+            <w:proofErr w:type="spellStart"/>
+            <w:r>
+              <w:t>thông</w:t>
+            </w:r>
+            <w:proofErr w:type="spellEnd"/>
+            <w:r>
+              <w:t xml:space="preserve"> tin </w:t>
+            </w:r>
+            <w:proofErr w:type="spellStart"/>
+            <w:r>
+              <w:t>đơn</w:t>
+            </w:r>
+            <w:proofErr w:type="spellEnd"/>
+            <w:r>
+              <w:t xml:space="preserve"> </w:t>
+            </w:r>
+            <w:proofErr w:type="spellStart"/>
+            <w:r>
+              <w:t>hàng</w:t>
+            </w:r>
+            <w:proofErr w:type="spellEnd"/>
           </w:p>
           <w:p>
             <w:pPr>
@@ -300,6 +835,7 @@
                 <w:numId w:val="4"/>
               </w:numPr>
               <w:spacing w:before="0" w:line="276" w:lineRule="auto"/>
+              <w:jc w:val="left"/>
             </w:pPr>
             <w:r>
               <w:rPr>
@@ -308,9 +844,67 @@
               </w:rPr>
               <w:t xml:space="preserve"> </w:t>
             </w:r>
-            <w:r>
-              <w:t xml:space="preserve">Customer enters and submits delivery information </w:t>
-            </w:r>
+            <w:proofErr w:type="spellStart"/>
+            <w:r>
+              <w:t>Khách</w:t>
+            </w:r>
+            <w:proofErr w:type="spellEnd"/>
+            <w:r>
+              <w:t xml:space="preserve"> </w:t>
+            </w:r>
+            <w:proofErr w:type="spellStart"/>
+            <w:r>
+              <w:t>hàng</w:t>
+            </w:r>
+            <w:proofErr w:type="spellEnd"/>
+            <w:r>
+              <w:t xml:space="preserve"> </w:t>
+            </w:r>
+            <w:proofErr w:type="spellStart"/>
+            <w:r>
+              <w:t>nhập</w:t>
+            </w:r>
+            <w:proofErr w:type="spellEnd"/>
+            <w:r>
+              <w:t xml:space="preserve"> </w:t>
+            </w:r>
+            <w:proofErr w:type="spellStart"/>
+            <w:r>
+              <w:t>và</w:t>
+            </w:r>
+            <w:proofErr w:type="spellEnd"/>
+            <w:r>
+              <w:t xml:space="preserve"> </w:t>
+            </w:r>
+            <w:proofErr w:type="spellStart"/>
+            <w:r>
+              <w:t>gửi</w:t>
+            </w:r>
+            <w:proofErr w:type="spellEnd"/>
+            <w:r>
+              <w:t xml:space="preserve"> </w:t>
+            </w:r>
+            <w:proofErr w:type="spellStart"/>
+            <w:r>
+              <w:t>thông</w:t>
+            </w:r>
+            <w:proofErr w:type="spellEnd"/>
+            <w:r>
+              <w:t xml:space="preserve"> tin </w:t>
+            </w:r>
+            <w:proofErr w:type="spellStart"/>
+            <w:r>
+              <w:t>giao</w:t>
+            </w:r>
+            <w:proofErr w:type="spellEnd"/>
+            <w:r>
+              <w:t xml:space="preserve"> </w:t>
+            </w:r>
+            <w:proofErr w:type="spellStart"/>
+            <w:r>
+              <w:t>hàng</w:t>
+            </w:r>
+            <w:proofErr w:type="spellEnd"/>
           </w:p>
           <w:p>
             <w:pPr>
@@ -319,6 +913,7 @@
                 <w:numId w:val="4"/>
               </w:numPr>
               <w:spacing w:before="0" w:line="276" w:lineRule="auto"/>
+              <w:jc w:val="left"/>
             </w:pPr>
             <w:r>
               <w:rPr>
@@ -328,7 +923,13 @@
               <w:t xml:space="preserve"> </w:t>
             </w:r>
             <w:r>
-              <w:t>Software checks the delivery information</w:t>
+              <w:t>AIMS</w:t>
+            </w:r>
+            <w:r>
+              <w:rPr>
+                <w:lang w:val="vi-VN"/>
+              </w:rPr>
+              <w:t xml:space="preserve"> kiểm tra thông tin giao hàng </w:t>
             </w:r>
           </w:p>
           <w:p>
@@ -338,33 +939,16 @@
                 <w:numId w:val="4"/>
               </w:numPr>
               <w:spacing w:before="0" w:line="276" w:lineRule="auto"/>
+              <w:jc w:val="left"/>
             </w:pPr>
             <w:r>
-              <w:t xml:space="preserve">The </w:t>
-            </w:r>
-            <w:proofErr w:type="gramStart"/>
-            <w:r>
-              <w:t>AIMS  software</w:t>
-            </w:r>
-            <w:proofErr w:type="gramEnd"/>
-            <w:r>
-              <w:t xml:space="preserve">  </w:t>
-            </w:r>
-            <w:proofErr w:type="gramStart"/>
-            <w:r>
-              <w:t>calculates  delivery</w:t>
-            </w:r>
-            <w:proofErr w:type="gramEnd"/>
-            <w:r>
-              <w:t xml:space="preserve"> </w:t>
-            </w:r>
-            <w:proofErr w:type="gramStart"/>
-            <w:r>
-              <w:t>fee</w:t>
-            </w:r>
-            <w:proofErr w:type="gramEnd"/>
-            <w:r>
-              <w:t xml:space="preserve"> and updates order information with shipping fees </w:t>
+              <w:t>AIMS</w:t>
+            </w:r>
+            <w:r>
+              <w:rPr>
+                <w:lang w:val="vi-VN"/>
+              </w:rPr>
+              <w:t xml:space="preserve"> tính phí vận chuyển </w:t>
             </w:r>
           </w:p>
           <w:p>
@@ -374,25 +958,16 @@
                 <w:numId w:val="4"/>
               </w:numPr>
               <w:spacing w:before="0" w:line="276" w:lineRule="auto"/>
+              <w:jc w:val="left"/>
             </w:pPr>
             <w:r>
-              <w:t xml:space="preserve">The customer selects </w:t>
-            </w:r>
-            <w:proofErr w:type="gramStart"/>
-            <w:r>
-              <w:t>to</w:t>
-            </w:r>
-            <w:proofErr w:type="gramEnd"/>
-            <w:r>
-              <w:t xml:space="preserve"> payment method and asks to </w:t>
-            </w:r>
-            <w:proofErr w:type="gramStart"/>
-            <w:r>
-              <w:t>pay</w:t>
-            </w:r>
-            <w:proofErr w:type="gramEnd"/>
-            <w:r>
-              <w:t xml:space="preserve"> order</w:t>
+              <w:t>AIMS</w:t>
+            </w:r>
+            <w:r>
+              <w:rPr>
+                <w:lang w:val="vi-VN"/>
+              </w:rPr>
+              <w:t xml:space="preserve"> hiển thị thông tin hóa đơn </w:t>
             </w:r>
           </w:p>
           <w:p>
@@ -402,9 +977,19 @@
                 <w:numId w:val="4"/>
               </w:numPr>
               <w:spacing w:before="0" w:line="276" w:lineRule="auto"/>
+              <w:jc w:val="left"/>
             </w:pPr>
             <w:r>
-              <w:t>The AIMS software calls UC “Pay order”</w:t>
+              <w:t>AIMS</w:t>
+            </w:r>
+            <w:r>
+              <w:rPr>
+                <w:lang w:val="vi-VN"/>
+              </w:rPr>
+              <w:t xml:space="preserve"> gọi đến </w:t>
+            </w:r>
+            <w:r>
+              <w:t>UC “Pay order”</w:t>
             </w:r>
           </w:p>
           <w:p>
@@ -414,15 +999,72 @@
                 <w:numId w:val="4"/>
               </w:numPr>
               <w:spacing w:before="0" w:line="276" w:lineRule="auto"/>
+              <w:jc w:val="left"/>
             </w:pPr>
             <w:r>
-              <w:t xml:space="preserve">The AIMS software creates and saves </w:t>
-            </w:r>
-            <w:proofErr w:type="gramStart"/>
-            <w:r>
-              <w:t>a new order</w:t>
-            </w:r>
-            <w:proofErr w:type="gramEnd"/>
+              <w:t xml:space="preserve"> </w:t>
+            </w:r>
+            <w:proofErr w:type="spellStart"/>
+            <w:r>
+              <w:t>Phần</w:t>
+            </w:r>
+            <w:proofErr w:type="spellEnd"/>
+            <w:r>
+              <w:t xml:space="preserve"> </w:t>
+            </w:r>
+            <w:proofErr w:type="spellStart"/>
+            <w:r>
+              <w:t>mềm</w:t>
+            </w:r>
+            <w:proofErr w:type="spellEnd"/>
+            <w:r>
+              <w:t xml:space="preserve"> AIMS </w:t>
+            </w:r>
+            <w:proofErr w:type="spellStart"/>
+            <w:r>
+              <w:t>tạo</w:t>
+            </w:r>
+            <w:proofErr w:type="spellEnd"/>
+            <w:r>
+              <w:t xml:space="preserve"> </w:t>
+            </w:r>
+            <w:proofErr w:type="spellStart"/>
+            <w:r>
+              <w:t>và</w:t>
+            </w:r>
+            <w:proofErr w:type="spellEnd"/>
+            <w:r>
+              <w:t xml:space="preserve"> </w:t>
+            </w:r>
+            <w:proofErr w:type="spellStart"/>
+            <w:r>
+              <w:t>lưu</w:t>
+            </w:r>
+            <w:proofErr w:type="spellEnd"/>
+            <w:r>
+              <w:t xml:space="preserve"> </w:t>
+            </w:r>
+            <w:proofErr w:type="spellStart"/>
+            <w:r>
+              <w:t>đơn</w:t>
+            </w:r>
+            <w:proofErr w:type="spellEnd"/>
+            <w:r>
+              <w:t xml:space="preserve"> </w:t>
+            </w:r>
+            <w:proofErr w:type="spellStart"/>
+            <w:r>
+              <w:t>hàng</w:t>
+            </w:r>
+            <w:proofErr w:type="spellEnd"/>
+            <w:r>
+              <w:t xml:space="preserve"> </w:t>
+            </w:r>
+            <w:proofErr w:type="spellStart"/>
+            <w:r>
+              <w:t>mới</w:t>
+            </w:r>
+            <w:proofErr w:type="spellEnd"/>
           </w:p>
           <w:p>
             <w:pPr>
@@ -431,38 +1073,42 @@
                 <w:numId w:val="4"/>
               </w:numPr>
               <w:spacing w:before="0" w:line="276" w:lineRule="auto"/>
+              <w:jc w:val="left"/>
             </w:pPr>
-            <w:proofErr w:type="gramStart"/>
-            <w:r>
-              <w:t>The  AIMS</w:t>
-            </w:r>
-            <w:proofErr w:type="gramEnd"/>
-            <w:r>
-              <w:t xml:space="preserve">  software </w:t>
-            </w:r>
-            <w:proofErr w:type="gramStart"/>
-            <w:r>
-              <w:t>sends  email</w:t>
-            </w:r>
-            <w:proofErr w:type="gramEnd"/>
-            <w:r>
-              <w:t xml:space="preserve">  </w:t>
-            </w:r>
-            <w:proofErr w:type="gramStart"/>
-            <w:r>
-              <w:t>about  the</w:t>
-            </w:r>
-            <w:proofErr w:type="gramEnd"/>
-            <w:r>
-              <w:t xml:space="preserve">  </w:t>
-            </w:r>
-            <w:proofErr w:type="gramStart"/>
-            <w:r>
-              <w:t>order  notification</w:t>
-            </w:r>
-            <w:proofErr w:type="gramEnd"/>
-            <w:r>
-              <w:t xml:space="preserve">  and information</w:t>
+            <w:proofErr w:type="spellStart"/>
+            <w:r>
+              <w:t>Phần</w:t>
+            </w:r>
+            <w:proofErr w:type="spellEnd"/>
+            <w:r>
+              <w:t xml:space="preserve"> </w:t>
+            </w:r>
+            <w:proofErr w:type="spellStart"/>
+            <w:r>
+              <w:t>mềm</w:t>
+            </w:r>
+            <w:proofErr w:type="spellEnd"/>
+            <w:r>
+              <w:t xml:space="preserve"> AIMS </w:t>
+            </w:r>
+            <w:proofErr w:type="spellStart"/>
+            <w:r>
+              <w:t>làm</w:t>
+            </w:r>
+            <w:proofErr w:type="spellEnd"/>
+            <w:r>
+              <w:t xml:space="preserve"> </w:t>
+            </w:r>
+            <w:proofErr w:type="spellStart"/>
+            <w:r>
+              <w:t>trống</w:t>
+            </w:r>
+            <w:proofErr w:type="spellEnd"/>
+            <w:r>
+              <w:rPr>
+                <w:lang w:val="vi-VN"/>
+              </w:rPr>
+              <w:t xml:space="preserve"> giỏ hàng </w:t>
             </w:r>
           </w:p>
           <w:p>
@@ -472,66 +1118,233 @@
                 <w:numId w:val="4"/>
               </w:numPr>
               <w:spacing w:before="0" w:line="276" w:lineRule="auto"/>
+              <w:jc w:val="left"/>
             </w:pPr>
-            <w:r>
-              <w:t>The AIMS software makes the cart empty</w:t>
-            </w:r>
+            <w:proofErr w:type="spellStart"/>
+            <w:r>
+              <w:t>Phần</w:t>
+            </w:r>
+            <w:proofErr w:type="spellEnd"/>
+            <w:r>
+              <w:t xml:space="preserve"> m</w:t>
+            </w:r>
+            <w:proofErr w:type="spellStart"/>
+            <w:r>
+              <w:t>ềm</w:t>
+            </w:r>
+            <w:proofErr w:type="spellEnd"/>
+            <w:r>
+              <w:t xml:space="preserve"> AIMS </w:t>
+            </w:r>
+            <w:proofErr w:type="spellStart"/>
+            <w:r>
+              <w:t>gửi</w:t>
+            </w:r>
+            <w:proofErr w:type="spellEnd"/>
+            <w:r>
+              <w:t xml:space="preserve"> email </w:t>
+            </w:r>
+            <w:proofErr w:type="spellStart"/>
+            <w:r>
+              <w:t>về</w:t>
+            </w:r>
+            <w:proofErr w:type="spellEnd"/>
+            <w:r>
+              <w:t xml:space="preserve"> </w:t>
+            </w:r>
+            <w:proofErr w:type="spellStart"/>
+            <w:r>
+              <w:t>thông</w:t>
+            </w:r>
+            <w:proofErr w:type="spellEnd"/>
+            <w:r>
+              <w:t xml:space="preserve"> </w:t>
+            </w:r>
+            <w:proofErr w:type="spellStart"/>
+            <w:r>
+              <w:t>báo</w:t>
+            </w:r>
+            <w:proofErr w:type="spellEnd"/>
+            <w:r>
+              <w:t xml:space="preserve"> </w:t>
+            </w:r>
+            <w:proofErr w:type="spellStart"/>
+            <w:r>
+              <w:t>và</w:t>
+            </w:r>
+            <w:proofErr w:type="spellEnd"/>
+            <w:r>
+              <w:t xml:space="preserve"> </w:t>
+            </w:r>
+            <w:proofErr w:type="spellStart"/>
+            <w:r>
+              <w:t>thông</w:t>
+            </w:r>
+            <w:proofErr w:type="spellEnd"/>
+            <w:r>
+              <w:t xml:space="preserve"> tin </w:t>
+            </w:r>
+            <w:proofErr w:type="spellStart"/>
+            <w:r>
+              <w:t>đơn</w:t>
+            </w:r>
+            <w:proofErr w:type="spellEnd"/>
+            <w:r>
+              <w:t xml:space="preserve"> </w:t>
+            </w:r>
+            <w:proofErr w:type="spellStart"/>
+            <w:r>
+              <w:t>hàng</w:t>
+            </w:r>
+            <w:proofErr w:type="spellEnd"/>
           </w:p>
           <w:p>
             <w:pPr>
-              <w:numPr>
-                <w:ilvl w:val="0"/>
-                <w:numId w:val="4"/>
-              </w:numPr>
               <w:spacing w:before="0" w:line="276" w:lineRule="auto"/>
+              <w:ind w:left="1080"/>
+              <w:jc w:val="left"/>
+              <w:rPr>
+                <w:lang w:val="vi-VN"/>
+              </w:rPr>
             </w:pPr>
-            <w:proofErr w:type="gramStart"/>
-            <w:r>
-              <w:t>The  AIMS</w:t>
-            </w:r>
-            <w:proofErr w:type="gramEnd"/>
-            <w:r>
-              <w:t xml:space="preserve">  </w:t>
-            </w:r>
-            <w:proofErr w:type="gramStart"/>
-            <w:r>
-              <w:t>software  displays</w:t>
-            </w:r>
-            <w:proofErr w:type="gramEnd"/>
-            <w:r>
-              <w:t xml:space="preserve">  </w:t>
-            </w:r>
-            <w:proofErr w:type="gramStart"/>
-            <w:r>
-              <w:t>the  successful</w:t>
-            </w:r>
-            <w:proofErr w:type="gramEnd"/>
-            <w:r>
-              <w:t xml:space="preserve">  </w:t>
-            </w:r>
-            <w:proofErr w:type="gramStart"/>
-            <w:r>
-              <w:t>order  notification</w:t>
-            </w:r>
-            <w:proofErr w:type="gramEnd"/>
+            <w:r>
+              <w:t xml:space="preserve">12. </w:t>
+            </w:r>
+            <w:proofErr w:type="spellStart"/>
+            <w:r>
+              <w:t>Phần</w:t>
+            </w:r>
+            <w:proofErr w:type="spellEnd"/>
+            <w:r>
+              <w:t xml:space="preserve"> </w:t>
+            </w:r>
+            <w:proofErr w:type="spellStart"/>
+            <w:r>
+              <w:t>mềm</w:t>
+            </w:r>
+            <w:proofErr w:type="spellEnd"/>
+            <w:r>
+              <w:t xml:space="preserve"> AIMS </w:t>
+            </w:r>
+            <w:proofErr w:type="spellStart"/>
+            <w:r>
+              <w:t>hiển</w:t>
+            </w:r>
+            <w:proofErr w:type="spellEnd"/>
+            <w:r>
+              <w:t xml:space="preserve"> </w:t>
+            </w:r>
+            <w:proofErr w:type="spellStart"/>
+            <w:r>
+              <w:t>thị</w:t>
+            </w:r>
+            <w:proofErr w:type="spellEnd"/>
+            <w:r>
+              <w:t xml:space="preserve"> </w:t>
+            </w:r>
+            <w:proofErr w:type="spellStart"/>
+            <w:r>
+              <w:t>thông</w:t>
+            </w:r>
+            <w:proofErr w:type="spellEnd"/>
+            <w:r>
+              <w:t xml:space="preserve"> </w:t>
+            </w:r>
+            <w:proofErr w:type="spellStart"/>
+            <w:r>
+              <w:t>báo</w:t>
+            </w:r>
+            <w:proofErr w:type="spellEnd"/>
+            <w:r>
+              <w:t xml:space="preserve"> </w:t>
+            </w:r>
+            <w:proofErr w:type="spellStart"/>
+            <w:r>
+              <w:t>đặt</w:t>
+            </w:r>
+            <w:proofErr w:type="spellEnd"/>
+            <w:r>
+              <w:t xml:space="preserve"> </w:t>
+            </w:r>
+            <w:proofErr w:type="spellStart"/>
+            <w:r>
+              <w:t>hàng</w:t>
+            </w:r>
+            <w:proofErr w:type="spellEnd"/>
+            <w:r>
+              <w:t xml:space="preserve"> </w:t>
+            </w:r>
+            <w:proofErr w:type="spellStart"/>
+            <w:r>
+              <w:t>thành</w:t>
+            </w:r>
+            <w:proofErr w:type="spellEnd"/>
+            <w:r>
+              <w:t xml:space="preserve"> </w:t>
+            </w:r>
+            <w:proofErr w:type="spellStart"/>
+            <w:r>
+              <w:t>công</w:t>
+            </w:r>
+            <w:proofErr w:type="spellEnd"/>
             <w:r>
               <w:t xml:space="preserve">, </w:t>
             </w:r>
-            <w:proofErr w:type="gramStart"/>
-            <w:r>
-              <w:t>the order</w:t>
-            </w:r>
-            <w:proofErr w:type="gramEnd"/>
-            <w:r>
-              <w:t xml:space="preserve"> and </w:t>
-            </w:r>
-            <w:proofErr w:type="gramStart"/>
-            <w:r>
-              <w:t>the transaction</w:t>
-            </w:r>
-            <w:proofErr w:type="gramEnd"/>
-            <w:r>
-              <w:t xml:space="preserve"> information.</w:t>
+            <w:proofErr w:type="spellStart"/>
+            <w:r>
+              <w:t>thông</w:t>
+            </w:r>
+            <w:proofErr w:type="spellEnd"/>
+            <w:r>
+              <w:t xml:space="preserve"> tin </w:t>
+            </w:r>
+            <w:proofErr w:type="spellStart"/>
+            <w:r>
+              <w:t>về</w:t>
+            </w:r>
+            <w:proofErr w:type="spellEnd"/>
+            <w:r>
+              <w:t xml:space="preserve"> </w:t>
+            </w:r>
+            <w:proofErr w:type="spellStart"/>
+            <w:r>
+              <w:t>đơn</w:t>
+            </w:r>
+            <w:proofErr w:type="spellEnd"/>
+            <w:r>
+              <w:t xml:space="preserve"> </w:t>
+            </w:r>
+            <w:proofErr w:type="spellStart"/>
+            <w:r>
+              <w:t>hàng</w:t>
+            </w:r>
+            <w:proofErr w:type="spellEnd"/>
+            <w:r>
+              <w:t xml:space="preserve"> </w:t>
+            </w:r>
+            <w:proofErr w:type="spellStart"/>
+            <w:r>
+              <w:t>và</w:t>
+            </w:r>
+            <w:proofErr w:type="spellEnd"/>
+            <w:r>
+              <w:t xml:space="preserve"> </w:t>
+            </w:r>
+            <w:proofErr w:type="spellStart"/>
+            <w:r>
+              <w:t>giao</w:t>
+            </w:r>
+            <w:proofErr w:type="spellEnd"/>
+            <w:r>
+              <w:t xml:space="preserve"> </w:t>
+            </w:r>
+            <w:proofErr w:type="spellStart"/>
+            <w:r>
+              <w:t>dịch</w:t>
+            </w:r>
+            <w:proofErr w:type="spellEnd"/>
+            <w:r>
+              <w:t>.</w:t>
             </w:r>
           </w:p>
           <w:p>
@@ -541,6 +1354,7 @@
                 <w:numId w:val="1"/>
               </w:numPr>
               <w:spacing w:before="0"/>
+              <w:jc w:val="left"/>
               <w:rPr>
                 <w:b/>
                 <w:sz w:val="32"/>
@@ -560,6 +1374,7 @@
             <w:pPr>
               <w:keepNext/>
               <w:spacing w:after="120"/>
+              <w:jc w:val="left"/>
               <w:rPr>
                 <w:b/>
               </w:rPr>
@@ -600,7 +1415,7 @@
                 </w:tcPr>
                 <w:p>
                   <w:pPr>
-                    <w:jc w:val="center"/>
+                    <w:jc w:val="left"/>
                     <w:rPr>
                       <w:b/>
                       <w:sz w:val="20"/>
@@ -624,7 +1439,7 @@
                 </w:tcPr>
                 <w:p>
                   <w:pPr>
-                    <w:jc w:val="center"/>
+                    <w:jc w:val="left"/>
                     <w:rPr>
                       <w:b/>
                       <w:sz w:val="20"/>
@@ -648,7 +1463,7 @@
                 </w:tcPr>
                 <w:p>
                   <w:pPr>
-                    <w:jc w:val="center"/>
+                    <w:jc w:val="left"/>
                     <w:rPr>
                       <w:b/>
                       <w:sz w:val="20"/>
@@ -672,7 +1487,7 @@
                 </w:tcPr>
                 <w:p>
                   <w:pPr>
-                    <w:jc w:val="center"/>
+                    <w:jc w:val="left"/>
                     <w:rPr>
                       <w:b/>
                       <w:sz w:val="20"/>
@@ -696,7 +1511,7 @@
                 </w:tcPr>
                 <w:p>
                   <w:pPr>
-                    <w:jc w:val="center"/>
+                    <w:jc w:val="left"/>
                     <w:rPr>
                       <w:b/>
                       <w:sz w:val="20"/>
@@ -722,6 +1537,7 @@
                 <w:p>
                   <w:pPr>
                     <w:spacing w:before="0" w:line="240" w:lineRule="auto"/>
+                    <w:jc w:val="left"/>
                   </w:pPr>
                   <w:r>
                     <w:t>1.</w:t>
@@ -734,17 +1550,20 @@
                 </w:tcPr>
                 <w:p>
                   <w:pPr>
-                    <w:rPr>
-                      <w:sz w:val="20"/>
-                      <w:szCs w:val="20"/>
-                    </w:rPr>
-                  </w:pPr>
-                  <w:r>
-                    <w:rPr>
-                      <w:sz w:val="20"/>
-                      <w:szCs w:val="20"/>
-                    </w:rPr>
-                    <w:t>At Step 2</w:t>
+                    <w:jc w:val="left"/>
+                    <w:rPr>
+                      <w:sz w:val="20"/>
+                      <w:szCs w:val="20"/>
+                      <w:lang w:val="vi-VN"/>
+                    </w:rPr>
+                  </w:pPr>
+                  <w:r>
+                    <w:rPr>
+                      <w:sz w:val="20"/>
+                      <w:szCs w:val="20"/>
+                      <w:lang w:val="vi-VN"/>
+                    </w:rPr>
+                    <w:t xml:space="preserve">Ở bước 2 </w:t>
                   </w:r>
                 </w:p>
               </w:tc>
@@ -760,13 +1579,191 @@
                       <w:szCs w:val="20"/>
                     </w:rPr>
                   </w:pPr>
-                  <w:r>
-                    <w:rPr>
-                      <w:sz w:val="20"/>
-                      <w:szCs w:val="20"/>
-                    </w:rPr>
-                    <w:t>If inventory is insufficient for any product</w:t>
-                  </w:r>
+                  <w:proofErr w:type="spellStart"/>
+                  <w:r>
+                    <w:rPr>
+                      <w:sz w:val="20"/>
+                      <w:szCs w:val="20"/>
+                    </w:rPr>
+                    <w:t>Nếu</w:t>
+                  </w:r>
+                  <w:proofErr w:type="spellEnd"/>
+                  <w:r>
+                    <w:rPr>
+                      <w:sz w:val="20"/>
+                      <w:szCs w:val="20"/>
+                    </w:rPr>
+                    <w:t xml:space="preserve"> </w:t>
+                  </w:r>
+                  <w:proofErr w:type="spellStart"/>
+                  <w:r>
+                    <w:rPr>
+                      <w:sz w:val="20"/>
+                      <w:szCs w:val="20"/>
+                    </w:rPr>
+                    <w:t>hàng</w:t>
+                  </w:r>
+                  <w:proofErr w:type="spellEnd"/>
+                  <w:r>
+                    <w:rPr>
+                      <w:sz w:val="20"/>
+                      <w:szCs w:val="20"/>
+                    </w:rPr>
+                    <w:t xml:space="preserve"> </w:t>
+                  </w:r>
+                  <w:proofErr w:type="spellStart"/>
+                  <w:r>
+                    <w:rPr>
+                      <w:sz w:val="20"/>
+                      <w:szCs w:val="20"/>
+                    </w:rPr>
+                    <w:t>tồn</w:t>
+                  </w:r>
+                  <w:proofErr w:type="spellEnd"/>
+                  <w:r>
+                    <w:rPr>
+                      <w:sz w:val="20"/>
+                      <w:szCs w:val="20"/>
+                    </w:rPr>
+                    <w:t xml:space="preserve"> </w:t>
+                  </w:r>
+                  <w:proofErr w:type="spellStart"/>
+                  <w:r>
+                    <w:rPr>
+                      <w:sz w:val="20"/>
+                      <w:szCs w:val="20"/>
+                    </w:rPr>
+                    <w:t>kho</w:t>
+                  </w:r>
+                  <w:proofErr w:type="spellEnd"/>
+                  <w:r>
+                    <w:rPr>
+                      <w:sz w:val="20"/>
+                      <w:szCs w:val="20"/>
+                    </w:rPr>
+                    <w:t xml:space="preserve"> </w:t>
+                  </w:r>
+                  <w:proofErr w:type="spellStart"/>
+                  <w:r>
+                    <w:rPr>
+                      <w:sz w:val="20"/>
+                      <w:szCs w:val="20"/>
+                    </w:rPr>
+                    <w:t>không</w:t>
+                  </w:r>
+                  <w:proofErr w:type="spellEnd"/>
+                  <w:r>
+                    <w:rPr>
+                      <w:sz w:val="20"/>
+                      <w:szCs w:val="20"/>
+                    </w:rPr>
+                    <w:t xml:space="preserve"> </w:t>
+                  </w:r>
+                  <w:proofErr w:type="spellStart"/>
+                  <w:r>
+                    <w:rPr>
+                      <w:sz w:val="20"/>
+                      <w:szCs w:val="20"/>
+                    </w:rPr>
+                    <w:t>đủ</w:t>
+                  </w:r>
+                  <w:proofErr w:type="spellEnd"/>
+                  <w:r>
+                    <w:rPr>
+                      <w:sz w:val="20"/>
+                      <w:szCs w:val="20"/>
+                    </w:rPr>
+                    <w:t xml:space="preserve"> </w:t>
+                  </w:r>
+                  <w:proofErr w:type="spellStart"/>
+                  <w:r>
+                    <w:rPr>
+                      <w:sz w:val="20"/>
+                      <w:szCs w:val="20"/>
+                    </w:rPr>
+                    <w:t>cho</w:t>
+                  </w:r>
+                  <w:proofErr w:type="spellEnd"/>
+                  <w:r>
+                    <w:rPr>
+                      <w:sz w:val="20"/>
+                      <w:szCs w:val="20"/>
+                    </w:rPr>
+                    <w:t xml:space="preserve"> </w:t>
+                  </w:r>
+                  <w:proofErr w:type="spellStart"/>
+                  <w:r>
+                    <w:rPr>
+                      <w:sz w:val="20"/>
+                      <w:szCs w:val="20"/>
+                    </w:rPr>
+                    <w:t>bất</w:t>
+                  </w:r>
+                  <w:proofErr w:type="spellEnd"/>
+                  <w:r>
+                    <w:rPr>
+                      <w:sz w:val="20"/>
+                      <w:szCs w:val="20"/>
+                    </w:rPr>
+                    <w:t xml:space="preserve"> </w:t>
+                  </w:r>
+                  <w:proofErr w:type="spellStart"/>
+                  <w:r>
+                    <w:rPr>
+                      <w:sz w:val="20"/>
+                      <w:szCs w:val="20"/>
+                    </w:rPr>
+                    <w:t>kỳ</w:t>
+                  </w:r>
+                  <w:proofErr w:type="spellEnd"/>
+                  <w:r>
+                    <w:rPr>
+                      <w:sz w:val="20"/>
+                      <w:szCs w:val="20"/>
+                    </w:rPr>
+                    <w:t xml:space="preserve"> </w:t>
+                  </w:r>
+                  <w:proofErr w:type="spellStart"/>
+                  <w:r>
+                    <w:rPr>
+                      <w:sz w:val="20"/>
+                      <w:szCs w:val="20"/>
+                    </w:rPr>
+                    <w:t>sản</w:t>
+                  </w:r>
+                  <w:proofErr w:type="spellEnd"/>
+                  <w:r>
+                    <w:rPr>
+                      <w:sz w:val="20"/>
+                      <w:szCs w:val="20"/>
+                    </w:rPr>
+                    <w:t xml:space="preserve"> </w:t>
+                  </w:r>
+                  <w:proofErr w:type="spellStart"/>
+                  <w:r>
+                    <w:rPr>
+                      <w:sz w:val="20"/>
+                      <w:szCs w:val="20"/>
+                    </w:rPr>
+                    <w:t>phẩm</w:t>
+                  </w:r>
+                  <w:proofErr w:type="spellEnd"/>
+                  <w:r>
+                    <w:rPr>
+                      <w:sz w:val="20"/>
+                      <w:szCs w:val="20"/>
+                    </w:rPr>
+                    <w:t xml:space="preserve"> </w:t>
+                  </w:r>
+                  <w:proofErr w:type="spellStart"/>
+                  <w:r>
+                    <w:rPr>
+                      <w:sz w:val="20"/>
+                      <w:szCs w:val="20"/>
+                    </w:rPr>
+                    <w:t>nào</w:t>
+                  </w:r>
+                  <w:proofErr w:type="spellEnd"/>
                 </w:p>
               </w:tc>
               <w:tc>
@@ -780,13 +1777,238 @@
                       <w:numId w:val="5"/>
                     </w:numPr>
                     <w:spacing w:after="120"/>
-                  </w:pPr>
-                  <w:r>
-                    <w:rPr>
-                      <w:sz w:val="20"/>
-                      <w:szCs w:val="20"/>
-                    </w:rPr>
-                    <w:t>The software displays the inventory quantity for each insufficient product</w:t>
+                    <w:jc w:val="left"/>
+                  </w:pPr>
+                  <w:r>
+                    <w:rPr>
+                      <w:sz w:val="20"/>
+                      <w:szCs w:val="20"/>
+                    </w:rPr>
+                    <w:t xml:space="preserve">▪ </w:t>
+                  </w:r>
+                  <w:proofErr w:type="spellStart"/>
+                  <w:r>
+                    <w:rPr>
+                      <w:sz w:val="20"/>
+                      <w:szCs w:val="20"/>
+                    </w:rPr>
+                    <w:t>Phần</w:t>
+                  </w:r>
+                  <w:proofErr w:type="spellEnd"/>
+                  <w:r>
+                    <w:rPr>
+                      <w:sz w:val="20"/>
+                      <w:szCs w:val="20"/>
+                    </w:rPr>
+                    <w:t xml:space="preserve"> </w:t>
+                  </w:r>
+                  <w:proofErr w:type="spellStart"/>
+                  <w:r>
+                    <w:rPr>
+                      <w:sz w:val="20"/>
+                      <w:szCs w:val="20"/>
+                    </w:rPr>
+                    <w:t>mềm</w:t>
+                  </w:r>
+                  <w:proofErr w:type="spellEnd"/>
+                  <w:r>
+                    <w:rPr>
+                      <w:sz w:val="20"/>
+                      <w:szCs w:val="20"/>
+                    </w:rPr>
+                    <w:t xml:space="preserve"> </w:t>
+                  </w:r>
+                  <w:proofErr w:type="spellStart"/>
+                  <w:r>
+                    <w:rPr>
+                      <w:sz w:val="20"/>
+                      <w:szCs w:val="20"/>
+                    </w:rPr>
+                    <w:t>hiển</w:t>
+                  </w:r>
+                  <w:proofErr w:type="spellEnd"/>
+                  <w:r>
+                    <w:rPr>
+                      <w:sz w:val="20"/>
+                      <w:szCs w:val="20"/>
+                    </w:rPr>
+                    <w:t xml:space="preserve"> </w:t>
+                  </w:r>
+                  <w:proofErr w:type="spellStart"/>
+                  <w:r>
+                    <w:rPr>
+                      <w:sz w:val="20"/>
+                      <w:szCs w:val="20"/>
+                    </w:rPr>
+                    <w:t>thị</w:t>
+                  </w:r>
+                  <w:proofErr w:type="spellEnd"/>
+                  <w:r>
+                    <w:rPr>
+                      <w:sz w:val="20"/>
+                      <w:szCs w:val="20"/>
+                    </w:rPr>
+                    <w:t xml:space="preserve"> </w:t>
+                  </w:r>
+                  <w:proofErr w:type="spellStart"/>
+                  <w:r>
+                    <w:rPr>
+                      <w:sz w:val="20"/>
+                      <w:szCs w:val="20"/>
+                    </w:rPr>
+                    <w:t>số</w:t>
+                  </w:r>
+                  <w:proofErr w:type="spellEnd"/>
+                  <w:r>
+                    <w:rPr>
+                      <w:sz w:val="20"/>
+                      <w:szCs w:val="20"/>
+                    </w:rPr>
+                    <w:t xml:space="preserve"> </w:t>
+                  </w:r>
+                  <w:proofErr w:type="spellStart"/>
+                  <w:r>
+                    <w:rPr>
+                      <w:sz w:val="20"/>
+                      <w:szCs w:val="20"/>
+                    </w:rPr>
+                    <w:t>lượng</w:t>
+                  </w:r>
+                  <w:proofErr w:type="spellEnd"/>
+                  <w:r>
+                    <w:rPr>
+                      <w:sz w:val="20"/>
+                      <w:szCs w:val="20"/>
+                    </w:rPr>
+                    <w:t xml:space="preserve"> </w:t>
+                  </w:r>
+                  <w:proofErr w:type="spellStart"/>
+                  <w:r>
+                    <w:rPr>
+                      <w:sz w:val="20"/>
+                      <w:szCs w:val="20"/>
+                    </w:rPr>
+                    <w:t>tồn</w:t>
+                  </w:r>
+                  <w:proofErr w:type="spellEnd"/>
+                  <w:r>
+                    <w:rPr>
+                      <w:sz w:val="20"/>
+                      <w:szCs w:val="20"/>
+                    </w:rPr>
+                    <w:t xml:space="preserve"> </w:t>
+                  </w:r>
+                  <w:proofErr w:type="spellStart"/>
+                  <w:r>
+                    <w:rPr>
+                      <w:sz w:val="20"/>
+                      <w:szCs w:val="20"/>
+                    </w:rPr>
+                    <w:t>kho</w:t>
+                  </w:r>
+                  <w:proofErr w:type="spellEnd"/>
+                  <w:r>
+                    <w:rPr>
+                      <w:sz w:val="20"/>
+                      <w:szCs w:val="20"/>
+                    </w:rPr>
+                    <w:t xml:space="preserve"> </w:t>
+                  </w:r>
+                  <w:proofErr w:type="spellStart"/>
+                  <w:r>
+                    <w:rPr>
+                      <w:sz w:val="20"/>
+                      <w:szCs w:val="20"/>
+                    </w:rPr>
+                    <w:t>cho</w:t>
+                  </w:r>
+                  <w:proofErr w:type="spellEnd"/>
+                  <w:r>
+                    <w:rPr>
+                      <w:sz w:val="20"/>
+                      <w:szCs w:val="20"/>
+                    </w:rPr>
+                    <w:t xml:space="preserve"> </w:t>
+                  </w:r>
+                  <w:proofErr w:type="spellStart"/>
+                  <w:r>
+                    <w:rPr>
+                      <w:sz w:val="20"/>
+                      <w:szCs w:val="20"/>
+                    </w:rPr>
+                    <w:t>từng</w:t>
+                  </w:r>
+                  <w:proofErr w:type="spellEnd"/>
+                  <w:r>
+                    <w:rPr>
+                      <w:sz w:val="20"/>
+                      <w:szCs w:val="20"/>
+                    </w:rPr>
+                    <w:t xml:space="preserve"> </w:t>
+                  </w:r>
+                  <w:proofErr w:type="spellStart"/>
+                  <w:r>
+                    <w:rPr>
+                      <w:sz w:val="20"/>
+                      <w:szCs w:val="20"/>
+                    </w:rPr>
+                    <w:t>sản</w:t>
+                  </w:r>
+                  <w:proofErr w:type="spellEnd"/>
+                  <w:r>
+                    <w:rPr>
+                      <w:sz w:val="20"/>
+                      <w:szCs w:val="20"/>
+                    </w:rPr>
+                    <w:t xml:space="preserve"> </w:t>
+                  </w:r>
+                  <w:proofErr w:type="spellStart"/>
+                  <w:r>
+                    <w:rPr>
+                      <w:sz w:val="20"/>
+                      <w:szCs w:val="20"/>
+                    </w:rPr>
+                    <w:t>phẩm</w:t>
+                  </w:r>
+                  <w:proofErr w:type="spellEnd"/>
+                  <w:r>
+                    <w:rPr>
+                      <w:sz w:val="20"/>
+                      <w:szCs w:val="20"/>
+                    </w:rPr>
+                    <w:t xml:space="preserve"> </w:t>
+                  </w:r>
+                  <w:proofErr w:type="spellStart"/>
+                  <w:r>
+                    <w:rPr>
+                      <w:sz w:val="20"/>
+                      <w:szCs w:val="20"/>
+                    </w:rPr>
+                    <w:t>còn</w:t>
+                  </w:r>
+                  <w:proofErr w:type="spellEnd"/>
+                  <w:r>
+                    <w:rPr>
+                      <w:sz w:val="20"/>
+                      <w:szCs w:val="20"/>
+                    </w:rPr>
+                    <w:t xml:space="preserve"> </w:t>
+                  </w:r>
+                  <w:proofErr w:type="spellStart"/>
+                  <w:r>
+                    <w:rPr>
+                      <w:sz w:val="20"/>
+                      <w:szCs w:val="20"/>
+                    </w:rPr>
+                    <w:t>thiếu</w:t>
+                  </w:r>
+                  <w:proofErr w:type="spellEnd"/>
+                  <w:r>
+                    <w:rPr>
+                      <w:sz w:val="20"/>
+                      <w:szCs w:val="20"/>
+                    </w:rPr>
+                    <w:t xml:space="preserve"> </w:t>
                   </w:r>
                 </w:p>
                 <w:p>
@@ -796,15 +2018,162 @@
                       <w:numId w:val="5"/>
                     </w:numPr>
                     <w:spacing w:after="120"/>
-                  </w:pPr>
+                    <w:jc w:val="left"/>
+                  </w:pPr>
+                  <w:proofErr w:type="spellStart"/>
                   <w:r>
                     <w:rPr>
                       <w:sz w:val="20"/>
                       <w:szCs w:val="20"/>
                     </w:rPr>
                     <w:lastRenderedPageBreak/>
-                    <w:t xml:space="preserve"> The Customer is prompted to update cart quantities</w:t>
-                  </w:r>
+                    <w:t>Khách</w:t>
+                  </w:r>
+                  <w:proofErr w:type="spellEnd"/>
+                  <w:r>
+                    <w:rPr>
+                      <w:sz w:val="20"/>
+                      <w:szCs w:val="20"/>
+                    </w:rPr>
+                    <w:t xml:space="preserve"> </w:t>
+                  </w:r>
+                  <w:proofErr w:type="spellStart"/>
+                  <w:r>
+                    <w:rPr>
+                      <w:sz w:val="20"/>
+                      <w:szCs w:val="20"/>
+                    </w:rPr>
+                    <w:t>hàng</w:t>
+                  </w:r>
+                  <w:proofErr w:type="spellEnd"/>
+                  <w:r>
+                    <w:rPr>
+                      <w:sz w:val="20"/>
+                      <w:szCs w:val="20"/>
+                    </w:rPr>
+                    <w:t xml:space="preserve"> </w:t>
+                  </w:r>
+                  <w:proofErr w:type="spellStart"/>
+                  <w:r>
+                    <w:rPr>
+                      <w:sz w:val="20"/>
+                      <w:szCs w:val="20"/>
+                    </w:rPr>
+                    <w:t>được</w:t>
+                  </w:r>
+                  <w:proofErr w:type="spellEnd"/>
+                  <w:r>
+                    <w:rPr>
+                      <w:sz w:val="20"/>
+                      <w:szCs w:val="20"/>
+                    </w:rPr>
+                    <w:t xml:space="preserve"> </w:t>
+                  </w:r>
+                  <w:proofErr w:type="spellStart"/>
+                  <w:r>
+                    <w:rPr>
+                      <w:sz w:val="20"/>
+                      <w:szCs w:val="20"/>
+                    </w:rPr>
+                    <w:t>nhắc</w:t>
+                  </w:r>
+                  <w:proofErr w:type="spellEnd"/>
+                  <w:r>
+                    <w:rPr>
+                      <w:sz w:val="20"/>
+                      <w:szCs w:val="20"/>
+                    </w:rPr>
+                    <w:t xml:space="preserve"> </w:t>
+                  </w:r>
+                  <w:proofErr w:type="spellStart"/>
+                  <w:r>
+                    <w:rPr>
+                      <w:sz w:val="20"/>
+                      <w:szCs w:val="20"/>
+                    </w:rPr>
+                    <w:t>cập</w:t>
+                  </w:r>
+                  <w:proofErr w:type="spellEnd"/>
+                  <w:r>
+                    <w:rPr>
+                      <w:sz w:val="20"/>
+                      <w:szCs w:val="20"/>
+                    </w:rPr>
+                    <w:t xml:space="preserve"> </w:t>
+                  </w:r>
+                  <w:proofErr w:type="spellStart"/>
+                  <w:r>
+                    <w:rPr>
+                      <w:sz w:val="20"/>
+                      <w:szCs w:val="20"/>
+                    </w:rPr>
+                    <w:t>nhật</w:t>
+                  </w:r>
+                  <w:proofErr w:type="spellEnd"/>
+                  <w:r>
+                    <w:rPr>
+                      <w:sz w:val="20"/>
+                      <w:szCs w:val="20"/>
+                    </w:rPr>
+                    <w:t xml:space="preserve"> </w:t>
+                  </w:r>
+                  <w:proofErr w:type="spellStart"/>
+                  <w:r>
+                    <w:rPr>
+                      <w:sz w:val="20"/>
+                      <w:szCs w:val="20"/>
+                    </w:rPr>
+                    <w:t>số</w:t>
+                  </w:r>
+                  <w:proofErr w:type="spellEnd"/>
+                  <w:r>
+                    <w:rPr>
+                      <w:sz w:val="20"/>
+                      <w:szCs w:val="20"/>
+                    </w:rPr>
+                    <w:t xml:space="preserve"> </w:t>
+                  </w:r>
+                  <w:proofErr w:type="spellStart"/>
+                  <w:r>
+                    <w:rPr>
+                      <w:sz w:val="20"/>
+                      <w:szCs w:val="20"/>
+                    </w:rPr>
+                    <w:t>lượng</w:t>
+                  </w:r>
+                  <w:proofErr w:type="spellEnd"/>
+                  <w:r>
+                    <w:rPr>
+                      <w:sz w:val="20"/>
+                      <w:szCs w:val="20"/>
+                    </w:rPr>
+                    <w:t xml:space="preserve"> </w:t>
+                  </w:r>
+                  <w:proofErr w:type="spellStart"/>
+                  <w:r>
+                    <w:rPr>
+                      <w:sz w:val="20"/>
+                      <w:szCs w:val="20"/>
+                    </w:rPr>
+                    <w:t>giỏ</w:t>
+                  </w:r>
+                  <w:proofErr w:type="spellEnd"/>
+                  <w:r>
+                    <w:rPr>
+                      <w:sz w:val="20"/>
+                      <w:szCs w:val="20"/>
+                    </w:rPr>
+                    <w:t xml:space="preserve"> </w:t>
+                  </w:r>
+                  <w:proofErr w:type="spellStart"/>
+                  <w:r>
+                    <w:rPr>
+                      <w:sz w:val="20"/>
+                      <w:szCs w:val="20"/>
+                    </w:rPr>
+                    <w:t>hàng</w:t>
+                  </w:r>
+                  <w:proofErr w:type="spellEnd"/>
                 </w:p>
               </w:tc>
               <w:tc>
@@ -813,9 +2182,11 @@
                 </w:tcPr>
                 <w:p>
                   <w:pPr>
-                    <w:rPr>
-                      <w:sz w:val="20"/>
-                      <w:szCs w:val="20"/>
+                    <w:jc w:val="left"/>
+                    <w:rPr>
+                      <w:sz w:val="20"/>
+                      <w:szCs w:val="20"/>
+                      <w:lang w:val="vi-VN"/>
                     </w:rPr>
                   </w:pPr>
                   <w:r>
@@ -824,7 +2195,15 @@
                       <w:szCs w:val="20"/>
                     </w:rPr>
                     <w:lastRenderedPageBreak/>
-                    <w:t>Use case ends</w:t>
+                    <w:t>K</w:t>
+                  </w:r>
+                  <w:r>
+                    <w:rPr>
+                      <w:sz w:val="20"/>
+                      <w:szCs w:val="20"/>
+                      <w:lang w:val="vi-VN"/>
+                    </w:rPr>
+                    <w:t>ết thúc UC</w:t>
                   </w:r>
                 </w:p>
               </w:tc>
@@ -837,6 +2216,7 @@
                 <w:p>
                   <w:pPr>
                     <w:spacing w:before="0" w:line="240" w:lineRule="auto"/>
+                    <w:jc w:val="left"/>
                   </w:pPr>
                   <w:r>
                     <w:t>2.</w:t>
@@ -849,17 +2229,27 @@
                 </w:tcPr>
                 <w:p>
                   <w:pPr>
-                    <w:rPr>
-                      <w:sz w:val="20"/>
-                      <w:szCs w:val="20"/>
-                    </w:rPr>
-                  </w:pPr>
-                  <w:r>
-                    <w:rPr>
-                      <w:sz w:val="20"/>
-                      <w:szCs w:val="20"/>
-                    </w:rPr>
-                    <w:t>At Step 5</w:t>
+                    <w:jc w:val="left"/>
+                    <w:rPr>
+                      <w:sz w:val="20"/>
+                      <w:szCs w:val="20"/>
+                    </w:rPr>
+                  </w:pPr>
+                  <w:r>
+                    <w:rPr>
+                      <w:sz w:val="20"/>
+                      <w:szCs w:val="20"/>
+                      <w:lang w:val="vi-VN"/>
+                    </w:rPr>
+                    <w:t xml:space="preserve">Ở bước </w:t>
+                  </w:r>
+                  <w:r>
+                    <w:rPr>
+                      <w:sz w:val="20"/>
+                      <w:szCs w:val="20"/>
+                      <w:lang w:val="vi-VN"/>
+                    </w:rPr>
+                    <w:t>5</w:t>
                   </w:r>
                 </w:p>
               </w:tc>
@@ -875,13 +2265,175 @@
                       <w:szCs w:val="20"/>
                     </w:rPr>
                   </w:pPr>
-                  <w:r>
-                    <w:rPr>
-                      <w:sz w:val="20"/>
-                      <w:szCs w:val="20"/>
-                    </w:rPr>
-                    <w:t>If delivery information is invalid or incomplete</w:t>
-                  </w:r>
+                  <w:proofErr w:type="spellStart"/>
+                  <w:r>
+                    <w:rPr>
+                      <w:sz w:val="20"/>
+                      <w:szCs w:val="20"/>
+                    </w:rPr>
+                    <w:t>Nếu</w:t>
+                  </w:r>
+                  <w:proofErr w:type="spellEnd"/>
+                  <w:r>
+                    <w:rPr>
+                      <w:sz w:val="20"/>
+                      <w:szCs w:val="20"/>
+                    </w:rPr>
+                    <w:t xml:space="preserve"> </w:t>
+                  </w:r>
+                  <w:proofErr w:type="spellStart"/>
+                  <w:r>
+                    <w:rPr>
+                      <w:sz w:val="20"/>
+                      <w:szCs w:val="20"/>
+                    </w:rPr>
+                    <w:t>thông</w:t>
+                  </w:r>
+                  <w:proofErr w:type="spellEnd"/>
+                  <w:r>
+                    <w:rPr>
+                      <w:sz w:val="20"/>
+                      <w:szCs w:val="20"/>
+                    </w:rPr>
+                    <w:t xml:space="preserve"> tin </w:t>
+                  </w:r>
+                  <w:proofErr w:type="spellStart"/>
+                  <w:r>
+                    <w:rPr>
+                      <w:sz w:val="20"/>
+                      <w:szCs w:val="20"/>
+                    </w:rPr>
+                    <w:t>giao</w:t>
+                  </w:r>
+                  <w:proofErr w:type="spellEnd"/>
+                  <w:r>
+                    <w:rPr>
+                      <w:sz w:val="20"/>
+                      <w:szCs w:val="20"/>
+                    </w:rPr>
+                    <w:t xml:space="preserve"> </w:t>
+                  </w:r>
+                  <w:proofErr w:type="spellStart"/>
+                  <w:r>
+                    <w:rPr>
+                      <w:sz w:val="20"/>
+                      <w:szCs w:val="20"/>
+                    </w:rPr>
+                    <w:t>hàng</w:t>
+                  </w:r>
+                  <w:proofErr w:type="spellEnd"/>
+                  <w:r>
+                    <w:rPr>
+                      <w:sz w:val="20"/>
+                      <w:szCs w:val="20"/>
+                    </w:rPr>
+                    <w:t xml:space="preserve"> </w:t>
+                  </w:r>
+                  <w:proofErr w:type="spellStart"/>
+                  <w:r>
+                    <w:rPr>
+                      <w:sz w:val="20"/>
+                      <w:szCs w:val="20"/>
+                    </w:rPr>
+                    <w:t>không</w:t>
+                  </w:r>
+                  <w:proofErr w:type="spellEnd"/>
+                  <w:r>
+                    <w:rPr>
+                      <w:sz w:val="20"/>
+                      <w:szCs w:val="20"/>
+                    </w:rPr>
+                    <w:t xml:space="preserve"> </w:t>
+                  </w:r>
+                  <w:proofErr w:type="spellStart"/>
+                  <w:r>
+                    <w:rPr>
+                      <w:sz w:val="20"/>
+                      <w:szCs w:val="20"/>
+                    </w:rPr>
+                    <w:t>hợp</w:t>
+                  </w:r>
+                  <w:proofErr w:type="spellEnd"/>
+                  <w:r>
+                    <w:rPr>
+                      <w:sz w:val="20"/>
+                      <w:szCs w:val="20"/>
+                    </w:rPr>
+                    <w:t xml:space="preserve"> </w:t>
+                  </w:r>
+                  <w:proofErr w:type="spellStart"/>
+                  <w:r>
+                    <w:rPr>
+                      <w:sz w:val="20"/>
+                      <w:szCs w:val="20"/>
+                    </w:rPr>
+                    <w:t>lệ</w:t>
+                  </w:r>
+                  <w:proofErr w:type="spellEnd"/>
+                  <w:r>
+                    <w:rPr>
+                      <w:sz w:val="20"/>
+                      <w:szCs w:val="20"/>
+                    </w:rPr>
+                    <w:t xml:space="preserve"> </w:t>
+                  </w:r>
+                  <w:proofErr w:type="spellStart"/>
+                  <w:r>
+                    <w:rPr>
+                      <w:sz w:val="20"/>
+                      <w:szCs w:val="20"/>
+                    </w:rPr>
+                    <w:t>hoặc</w:t>
+                  </w:r>
+                  <w:proofErr w:type="spellEnd"/>
+                  <w:r>
+                    <w:rPr>
+                      <w:sz w:val="20"/>
+                      <w:szCs w:val="20"/>
+                    </w:rPr>
+                    <w:t xml:space="preserve"> </w:t>
+                  </w:r>
+                  <w:proofErr w:type="spellStart"/>
+                  <w:r>
+                    <w:rPr>
+                      <w:sz w:val="20"/>
+                      <w:szCs w:val="20"/>
+                    </w:rPr>
+                    <w:t>không</w:t>
+                  </w:r>
+                  <w:proofErr w:type="spellEnd"/>
+                  <w:r>
+                    <w:rPr>
+                      <w:sz w:val="20"/>
+                      <w:szCs w:val="20"/>
+                    </w:rPr>
+                    <w:t xml:space="preserve"> </w:t>
+                  </w:r>
+                  <w:proofErr w:type="spellStart"/>
+                  <w:r>
+                    <w:rPr>
+                      <w:sz w:val="20"/>
+                      <w:szCs w:val="20"/>
+                    </w:rPr>
+                    <w:t>đầy</w:t>
+                  </w:r>
+                  <w:proofErr w:type="spellEnd"/>
+                  <w:r>
+                    <w:rPr>
+                      <w:sz w:val="20"/>
+                      <w:szCs w:val="20"/>
+                    </w:rPr>
+                    <w:t xml:space="preserve"> </w:t>
+                  </w:r>
+                  <w:proofErr w:type="spellStart"/>
+                  <w:r>
+                    <w:rPr>
+                      <w:sz w:val="20"/>
+                      <w:szCs w:val="20"/>
+                    </w:rPr>
+                    <w:t>đủ</w:t>
+                  </w:r>
+                  <w:proofErr w:type="spellEnd"/>
                 </w:p>
               </w:tc>
               <w:tc>
@@ -895,14 +2447,168 @@
                       <w:numId w:val="5"/>
                     </w:numPr>
                     <w:spacing w:after="120"/>
-                  </w:pPr>
-                  <w:r>
-                    <w:rPr>
-                      <w:sz w:val="20"/>
-                      <w:szCs w:val="20"/>
-                    </w:rPr>
-                    <w:t>The software highlights invalid fields</w:t>
-                  </w:r>
+                    <w:jc w:val="left"/>
+                  </w:pPr>
+                  <w:r>
+                    <w:rPr>
+                      <w:sz w:val="20"/>
+                      <w:szCs w:val="20"/>
+                    </w:rPr>
+                    <w:t xml:space="preserve">▪ </w:t>
+                  </w:r>
+                  <w:proofErr w:type="spellStart"/>
+                  <w:r>
+                    <w:rPr>
+                      <w:sz w:val="20"/>
+                      <w:szCs w:val="20"/>
+                    </w:rPr>
+                    <w:t>Phần</w:t>
+                  </w:r>
+                  <w:proofErr w:type="spellEnd"/>
+                  <w:r>
+                    <w:rPr>
+                      <w:sz w:val="20"/>
+                      <w:szCs w:val="20"/>
+                    </w:rPr>
+                    <w:t xml:space="preserve"> </w:t>
+                  </w:r>
+                  <w:proofErr w:type="spellStart"/>
+                  <w:r>
+                    <w:rPr>
+                      <w:sz w:val="20"/>
+                      <w:szCs w:val="20"/>
+                    </w:rPr>
+                    <w:t>mềm</w:t>
+                  </w:r>
+                  <w:proofErr w:type="spellEnd"/>
+                  <w:r>
+                    <w:rPr>
+                      <w:sz w:val="20"/>
+                      <w:szCs w:val="20"/>
+                    </w:rPr>
+                    <w:t xml:space="preserve"> </w:t>
+                  </w:r>
+                  <w:proofErr w:type="spellStart"/>
+                  <w:r>
+                    <w:rPr>
+                      <w:sz w:val="20"/>
+                      <w:szCs w:val="20"/>
+                    </w:rPr>
+                    <w:t>làm</w:t>
+                  </w:r>
+                  <w:proofErr w:type="spellEnd"/>
+                  <w:r>
+                    <w:rPr>
+                      <w:sz w:val="20"/>
+                      <w:szCs w:val="20"/>
+                    </w:rPr>
+                    <w:t xml:space="preserve"> </w:t>
+                  </w:r>
+                  <w:proofErr w:type="spellStart"/>
+                  <w:r>
+                    <w:rPr>
+                      <w:sz w:val="20"/>
+                      <w:szCs w:val="20"/>
+                    </w:rPr>
+                    <w:t>nổi</w:t>
+                  </w:r>
+                  <w:proofErr w:type="spellEnd"/>
+                  <w:r>
+                    <w:rPr>
+                      <w:sz w:val="20"/>
+                      <w:szCs w:val="20"/>
+                    </w:rPr>
+                    <w:t xml:space="preserve"> </w:t>
+                  </w:r>
+                  <w:proofErr w:type="spellStart"/>
+                  <w:r>
+                    <w:rPr>
+                      <w:sz w:val="20"/>
+                      <w:szCs w:val="20"/>
+                    </w:rPr>
+                    <w:t>bật</w:t>
+                  </w:r>
+                  <w:proofErr w:type="spellEnd"/>
+                  <w:r>
+                    <w:rPr>
+                      <w:sz w:val="20"/>
+                      <w:szCs w:val="20"/>
+                    </w:rPr>
+                    <w:t xml:space="preserve"> </w:t>
+                  </w:r>
+                  <w:proofErr w:type="spellStart"/>
+                  <w:r>
+                    <w:rPr>
+                      <w:sz w:val="20"/>
+                      <w:szCs w:val="20"/>
+                    </w:rPr>
+                    <w:t>các</w:t>
+                  </w:r>
+                  <w:proofErr w:type="spellEnd"/>
+                  <w:r>
+                    <w:rPr>
+                      <w:sz w:val="20"/>
+                      <w:szCs w:val="20"/>
+                    </w:rPr>
+                    <w:t xml:space="preserve"> </w:t>
+                  </w:r>
+                  <w:proofErr w:type="spellStart"/>
+                  <w:r>
+                    <w:rPr>
+                      <w:sz w:val="20"/>
+                      <w:szCs w:val="20"/>
+                    </w:rPr>
+                    <w:t>trường</w:t>
+                  </w:r>
+                  <w:proofErr w:type="spellEnd"/>
+                  <w:r>
+                    <w:rPr>
+                      <w:sz w:val="20"/>
+                      <w:szCs w:val="20"/>
+                    </w:rPr>
+                    <w:t xml:space="preserve"> </w:t>
+                  </w:r>
+                  <w:proofErr w:type="spellStart"/>
+                  <w:r>
+                    <w:rPr>
+                      <w:sz w:val="20"/>
+                      <w:szCs w:val="20"/>
+                    </w:rPr>
+                    <w:t>không</w:t>
+                  </w:r>
+                  <w:proofErr w:type="spellEnd"/>
+                  <w:r>
+                    <w:rPr>
+                      <w:sz w:val="20"/>
+                      <w:szCs w:val="20"/>
+                    </w:rPr>
+                    <w:t xml:space="preserve"> </w:t>
+                  </w:r>
+                  <w:proofErr w:type="spellStart"/>
+                  <w:r>
+                    <w:rPr>
+                      <w:sz w:val="20"/>
+                      <w:szCs w:val="20"/>
+                    </w:rPr>
+                    <w:t>hợp</w:t>
+                  </w:r>
+                  <w:proofErr w:type="spellEnd"/>
+                  <w:r>
+                    <w:rPr>
+                      <w:sz w:val="20"/>
+                      <w:szCs w:val="20"/>
+                    </w:rPr>
+                    <w:t xml:space="preserve"> </w:t>
+                  </w:r>
+                  <w:proofErr w:type="spellStart"/>
+                  <w:r>
+                    <w:rPr>
+                      <w:sz w:val="20"/>
+                      <w:szCs w:val="20"/>
+                    </w:rPr>
+                    <w:t>lệ</w:t>
+                  </w:r>
+                  <w:proofErr w:type="spellEnd"/>
                 </w:p>
                 <w:p>
                   <w:pPr>
@@ -911,13 +2617,126 @@
                       <w:numId w:val="5"/>
                     </w:numPr>
                     <w:spacing w:after="120"/>
-                  </w:pPr>
-                  <w:r>
-                    <w:rPr>
-                      <w:sz w:val="20"/>
-                      <w:szCs w:val="20"/>
-                    </w:rPr>
-                    <w:t>The Customer is prompted to correct information</w:t>
+                    <w:jc w:val="left"/>
+                  </w:pPr>
+                  <w:r>
+                    <w:rPr>
+                      <w:sz w:val="20"/>
+                      <w:szCs w:val="20"/>
+                    </w:rPr>
+                    <w:t xml:space="preserve">▪ </w:t>
+                  </w:r>
+                  <w:proofErr w:type="spellStart"/>
+                  <w:r>
+                    <w:rPr>
+                      <w:sz w:val="20"/>
+                      <w:szCs w:val="20"/>
+                    </w:rPr>
+                    <w:t>Khách</w:t>
+                  </w:r>
+                  <w:proofErr w:type="spellEnd"/>
+                  <w:r>
+                    <w:rPr>
+                      <w:sz w:val="20"/>
+                      <w:szCs w:val="20"/>
+                    </w:rPr>
+                    <w:t xml:space="preserve"> </w:t>
+                  </w:r>
+                  <w:proofErr w:type="spellStart"/>
+                  <w:r>
+                    <w:rPr>
+                      <w:sz w:val="20"/>
+                      <w:szCs w:val="20"/>
+                    </w:rPr>
+                    <w:t>hàng</w:t>
+                  </w:r>
+                  <w:proofErr w:type="spellEnd"/>
+                  <w:r>
+                    <w:rPr>
+                      <w:sz w:val="20"/>
+                      <w:szCs w:val="20"/>
+                    </w:rPr>
+                    <w:t xml:space="preserve"> </w:t>
+                  </w:r>
+                  <w:proofErr w:type="spellStart"/>
+                  <w:r>
+                    <w:rPr>
+                      <w:sz w:val="20"/>
+                      <w:szCs w:val="20"/>
+                    </w:rPr>
+                    <w:t>được</w:t>
+                  </w:r>
+                  <w:proofErr w:type="spellEnd"/>
+                  <w:r>
+                    <w:rPr>
+                      <w:sz w:val="20"/>
+                      <w:szCs w:val="20"/>
+                    </w:rPr>
+                    <w:t xml:space="preserve"> </w:t>
+                  </w:r>
+                  <w:proofErr w:type="spellStart"/>
+                  <w:r>
+                    <w:rPr>
+                      <w:sz w:val="20"/>
+                      <w:szCs w:val="20"/>
+                    </w:rPr>
+                    <w:t>nhắc</w:t>
+                  </w:r>
+                  <w:proofErr w:type="spellEnd"/>
+                  <w:r>
+                    <w:rPr>
+                      <w:sz w:val="20"/>
+                      <w:szCs w:val="20"/>
+                    </w:rPr>
+                    <w:t xml:space="preserve"> </w:t>
+                  </w:r>
+                  <w:proofErr w:type="spellStart"/>
+                  <w:r>
+                    <w:rPr>
+                      <w:sz w:val="20"/>
+                      <w:szCs w:val="20"/>
+                    </w:rPr>
+                    <w:t>nhở</w:t>
+                  </w:r>
+                  <w:proofErr w:type="spellEnd"/>
+                  <w:r>
+                    <w:rPr>
+                      <w:sz w:val="20"/>
+                      <w:szCs w:val="20"/>
+                    </w:rPr>
+                    <w:t xml:space="preserve"> </w:t>
+                  </w:r>
+                  <w:proofErr w:type="spellStart"/>
+                  <w:r>
+                    <w:rPr>
+                      <w:sz w:val="20"/>
+                      <w:szCs w:val="20"/>
+                    </w:rPr>
+                    <w:t>sửa</w:t>
+                  </w:r>
+                  <w:proofErr w:type="spellEnd"/>
+                  <w:r>
+                    <w:rPr>
+                      <w:sz w:val="20"/>
+                      <w:szCs w:val="20"/>
+                    </w:rPr>
+                    <w:t xml:space="preserve"> </w:t>
+                  </w:r>
+                  <w:proofErr w:type="spellStart"/>
+                  <w:r>
+                    <w:rPr>
+                      <w:sz w:val="20"/>
+                      <w:szCs w:val="20"/>
+                    </w:rPr>
+                    <w:t>thông</w:t>
+                  </w:r>
+                  <w:proofErr w:type="spellEnd"/>
+                  <w:r>
+                    <w:rPr>
+                      <w:sz w:val="20"/>
+                      <w:szCs w:val="20"/>
+                    </w:rPr>
+                    <w:t xml:space="preserve"> tin</w:t>
                   </w:r>
                 </w:p>
               </w:tc>
@@ -927,17 +2746,27 @@
                 </w:tcPr>
                 <w:p>
                   <w:pPr>
-                    <w:rPr>
-                      <w:sz w:val="20"/>
-                      <w:szCs w:val="20"/>
-                    </w:rPr>
-                  </w:pPr>
-                  <w:r>
-                    <w:rPr>
-                      <w:sz w:val="20"/>
-                      <w:szCs w:val="20"/>
-                    </w:rPr>
-                    <w:t>Resumes at Step 3</w:t>
+                    <w:jc w:val="left"/>
+                    <w:rPr>
+                      <w:sz w:val="20"/>
+                      <w:szCs w:val="20"/>
+                      <w:lang w:val="vi-VN"/>
+                    </w:rPr>
+                  </w:pPr>
+                  <w:r>
+                    <w:rPr>
+                      <w:sz w:val="20"/>
+                      <w:szCs w:val="20"/>
+                    </w:rPr>
+                    <w:t>Quay</w:t>
+                  </w:r>
+                  <w:r>
+                    <w:rPr>
+                      <w:sz w:val="20"/>
+                      <w:szCs w:val="20"/>
+                      <w:lang w:val="vi-VN"/>
+                    </w:rPr>
+                    <w:t xml:space="preserve"> lại bước 3 </w:t>
                   </w:r>
                 </w:p>
               </w:tc>
@@ -953,6 +2782,7 @@
                 <w:p>
                   <w:pPr>
                     <w:spacing w:before="0" w:line="240" w:lineRule="auto"/>
+                    <w:jc w:val="left"/>
                   </w:pPr>
                   <w:r>
                     <w:t>3.</w:t>
@@ -969,14 +2799,25 @@
                     <w:rPr>
                       <w:sz w:val="20"/>
                       <w:szCs w:val="20"/>
-                    </w:rPr>
-                  </w:pPr>
-                  <w:r>
-                    <w:rPr>
-                      <w:sz w:val="20"/>
-                      <w:szCs w:val="20"/>
-                    </w:rPr>
-                    <w:t>At Any Step</w:t>
+                      <w:lang w:val="vi-VN"/>
+                    </w:rPr>
+                  </w:pPr>
+                  <w:proofErr w:type="spellStart"/>
+                  <w:r>
+                    <w:rPr>
+                      <w:sz w:val="20"/>
+                      <w:szCs w:val="20"/>
+                    </w:rPr>
+                    <w:t>Bư</w:t>
+                  </w:r>
+                  <w:proofErr w:type="spellEnd"/>
+                  <w:r>
+                    <w:rPr>
+                      <w:sz w:val="20"/>
+                      <w:szCs w:val="20"/>
+                      <w:lang w:val="vi-VN"/>
+                    </w:rPr>
+                    <w:t>ớc bất kì</w:t>
                   </w:r>
                 </w:p>
               </w:tc>
@@ -990,14 +2831,25 @@
                     <w:rPr>
                       <w:sz w:val="20"/>
                       <w:szCs w:val="20"/>
-                    </w:rPr>
-                  </w:pPr>
-                  <w:r>
-                    <w:rPr>
-                      <w:sz w:val="20"/>
-                      <w:szCs w:val="20"/>
-                    </w:rPr>
-                    <w:t>If Customer selects "Back"</w:t>
+                      <w:lang w:val="vi-VN"/>
+                    </w:rPr>
+                  </w:pPr>
+                  <w:proofErr w:type="spellStart"/>
+                  <w:r>
+                    <w:rPr>
+                      <w:sz w:val="20"/>
+                      <w:szCs w:val="20"/>
+                    </w:rPr>
+                    <w:t>Nếu</w:t>
+                  </w:r>
+                  <w:proofErr w:type="spellEnd"/>
+                  <w:r>
+                    <w:rPr>
+                      <w:sz w:val="20"/>
+                      <w:szCs w:val="20"/>
+                      <w:lang w:val="vi-VN"/>
+                    </w:rPr>
+                    <w:t xml:space="preserve"> khách hàng lựa chọn quay lại </w:t>
                   </w:r>
                 </w:p>
               </w:tc>
@@ -1012,14 +2864,136 @@
                       <w:numId w:val="5"/>
                     </w:numPr>
                     <w:spacing w:after="120"/>
-                  </w:pPr>
-                  <w:r>
-                    <w:rPr>
-                      <w:sz w:val="20"/>
-                      <w:szCs w:val="20"/>
-                    </w:rPr>
-                    <w:t>The system returns to the cart screen</w:t>
-                  </w:r>
+                    <w:jc w:val="left"/>
+                  </w:pPr>
+                  <w:r>
+                    <w:rPr>
+                      <w:sz w:val="20"/>
+                      <w:szCs w:val="20"/>
+                    </w:rPr>
+                    <w:t xml:space="preserve">▪ </w:t>
+                  </w:r>
+                  <w:proofErr w:type="spellStart"/>
+                  <w:r>
+                    <w:rPr>
+                      <w:sz w:val="20"/>
+                      <w:szCs w:val="20"/>
+                    </w:rPr>
+                    <w:t>Hệ</w:t>
+                  </w:r>
+                  <w:proofErr w:type="spellEnd"/>
+                  <w:r>
+                    <w:rPr>
+                      <w:sz w:val="20"/>
+                      <w:szCs w:val="20"/>
+                    </w:rPr>
+                    <w:t xml:space="preserve"> </w:t>
+                  </w:r>
+                  <w:proofErr w:type="spellStart"/>
+                  <w:r>
+                    <w:rPr>
+                      <w:sz w:val="20"/>
+                      <w:szCs w:val="20"/>
+                    </w:rPr>
+                    <w:t>thống</w:t>
+                  </w:r>
+                  <w:proofErr w:type="spellEnd"/>
+                  <w:r>
+                    <w:rPr>
+                      <w:sz w:val="20"/>
+                      <w:szCs w:val="20"/>
+                    </w:rPr>
+                    <w:t xml:space="preserve"> </w:t>
+                  </w:r>
+                  <w:proofErr w:type="spellStart"/>
+                  <w:r>
+                    <w:rPr>
+                      <w:sz w:val="20"/>
+                      <w:szCs w:val="20"/>
+                    </w:rPr>
+                    <w:t>trở</w:t>
+                  </w:r>
+                  <w:proofErr w:type="spellEnd"/>
+                  <w:r>
+                    <w:rPr>
+                      <w:sz w:val="20"/>
+                      <w:szCs w:val="20"/>
+                    </w:rPr>
+                    <w:t xml:space="preserve"> </w:t>
+                  </w:r>
+                  <w:proofErr w:type="spellStart"/>
+                  <w:r>
+                    <w:rPr>
+                      <w:sz w:val="20"/>
+                      <w:szCs w:val="20"/>
+                    </w:rPr>
+                    <w:t>về</w:t>
+                  </w:r>
+                  <w:proofErr w:type="spellEnd"/>
+                  <w:r>
+                    <w:rPr>
+                      <w:sz w:val="20"/>
+                      <w:szCs w:val="20"/>
+                    </w:rPr>
+                    <w:t xml:space="preserve"> </w:t>
+                  </w:r>
+                  <w:proofErr w:type="spellStart"/>
+                  <w:r>
+                    <w:rPr>
+                      <w:sz w:val="20"/>
+                      <w:szCs w:val="20"/>
+                    </w:rPr>
+                    <w:t>màn</w:t>
+                  </w:r>
+                  <w:proofErr w:type="spellEnd"/>
+                  <w:r>
+                    <w:rPr>
+                      <w:sz w:val="20"/>
+                      <w:szCs w:val="20"/>
+                    </w:rPr>
+                    <w:t xml:space="preserve"> </w:t>
+                  </w:r>
+                  <w:proofErr w:type="spellStart"/>
+                  <w:r>
+                    <w:rPr>
+                      <w:sz w:val="20"/>
+                      <w:szCs w:val="20"/>
+                    </w:rPr>
+                    <w:t>hình</w:t>
+                  </w:r>
+                  <w:proofErr w:type="spellEnd"/>
+                  <w:r>
+                    <w:rPr>
+                      <w:sz w:val="20"/>
+                      <w:szCs w:val="20"/>
+                    </w:rPr>
+                    <w:t xml:space="preserve"> </w:t>
+                  </w:r>
+                  <w:proofErr w:type="spellStart"/>
+                  <w:r>
+                    <w:rPr>
+                      <w:sz w:val="20"/>
+                      <w:szCs w:val="20"/>
+                    </w:rPr>
+                    <w:t>giỏ</w:t>
+                  </w:r>
+                  <w:proofErr w:type="spellEnd"/>
+                  <w:r>
+                    <w:rPr>
+                      <w:sz w:val="20"/>
+                      <w:szCs w:val="20"/>
+                    </w:rPr>
+                    <w:t xml:space="preserve"> </w:t>
+                  </w:r>
+                  <w:proofErr w:type="spellStart"/>
+                  <w:r>
+                    <w:rPr>
+                      <w:sz w:val="20"/>
+                      <w:szCs w:val="20"/>
+                    </w:rPr>
+                    <w:t>hàng</w:t>
+                  </w:r>
+                  <w:proofErr w:type="spellEnd"/>
                 </w:p>
               </w:tc>
               <w:tc>
@@ -1028,17 +3002,27 @@
                 </w:tcPr>
                 <w:p>
                   <w:pPr>
-                    <w:rPr>
-                      <w:sz w:val="20"/>
-                      <w:szCs w:val="20"/>
-                    </w:rPr>
-                  </w:pPr>
-                  <w:r>
-                    <w:rPr>
-                      <w:sz w:val="20"/>
-                      <w:szCs w:val="20"/>
-                    </w:rPr>
-                    <w:t>Use case ends</w:t>
+                    <w:jc w:val="left"/>
+                    <w:rPr>
+                      <w:sz w:val="20"/>
+                      <w:szCs w:val="20"/>
+                      <w:lang w:val="vi-VN"/>
+                    </w:rPr>
+                  </w:pPr>
+                  <w:r>
+                    <w:rPr>
+                      <w:sz w:val="20"/>
+                      <w:szCs w:val="20"/>
+                    </w:rPr>
+                    <w:t>K</w:t>
+                  </w:r>
+                  <w:r>
+                    <w:rPr>
+                      <w:sz w:val="20"/>
+                      <w:szCs w:val="20"/>
+                      <w:lang w:val="vi-VN"/>
+                    </w:rPr>
+                    <w:t>ết thúc UC</w:t>
                   </w:r>
                 </w:p>
               </w:tc>
@@ -1051,6 +3035,7 @@
                 <w:p>
                   <w:pPr>
                     <w:spacing w:before="0" w:line="240" w:lineRule="auto"/>
+                    <w:jc w:val="left"/>
                   </w:pPr>
                   <w:r>
                     <w:t>4.</w:t>
@@ -1069,12 +3054,22 @@
                       <w:szCs w:val="20"/>
                     </w:rPr>
                   </w:pPr>
-                  <w:r>
-                    <w:rPr>
-                      <w:sz w:val="20"/>
-                      <w:szCs w:val="20"/>
-                    </w:rPr>
-                    <w:t>At Any Step</w:t>
+                  <w:proofErr w:type="spellStart"/>
+                  <w:r>
+                    <w:rPr>
+                      <w:sz w:val="20"/>
+                      <w:szCs w:val="20"/>
+                    </w:rPr>
+                    <w:t>Bư</w:t>
+                  </w:r>
+                  <w:proofErr w:type="spellEnd"/>
+                  <w:r>
+                    <w:rPr>
+                      <w:sz w:val="20"/>
+                      <w:szCs w:val="20"/>
+                      <w:lang w:val="vi-VN"/>
+                    </w:rPr>
+                    <w:t>ớc bất kì</w:t>
                   </w:r>
                 </w:p>
               </w:tc>
@@ -1088,14 +3083,25 @@
                     <w:rPr>
                       <w:sz w:val="20"/>
                       <w:szCs w:val="20"/>
-                    </w:rPr>
-                  </w:pPr>
-                  <w:r>
-                    <w:rPr>
-                      <w:sz w:val="20"/>
-                      <w:szCs w:val="20"/>
-                    </w:rPr>
-                    <w:t>If Customer exits the software</w:t>
+                      <w:lang w:val="vi-VN"/>
+                    </w:rPr>
+                  </w:pPr>
+                  <w:proofErr w:type="spellStart"/>
+                  <w:r>
+                    <w:rPr>
+                      <w:sz w:val="20"/>
+                      <w:szCs w:val="20"/>
+                    </w:rPr>
+                    <w:t>Nếu</w:t>
+                  </w:r>
+                  <w:proofErr w:type="spellEnd"/>
+                  <w:r>
+                    <w:rPr>
+                      <w:sz w:val="20"/>
+                      <w:szCs w:val="20"/>
+                      <w:lang w:val="vi-VN"/>
+                    </w:rPr>
+                    <w:t xml:space="preserve"> khách hàng thoát khỏi phần mềm</w:t>
                   </w:r>
                 </w:p>
               </w:tc>
@@ -1110,13 +3116,24 @@
                       <w:numId w:val="5"/>
                     </w:numPr>
                     <w:spacing w:after="120"/>
-                  </w:pPr>
-                  <w:r>
-                    <w:rPr>
-                      <w:sz w:val="20"/>
-                      <w:szCs w:val="20"/>
-                    </w:rPr>
-                    <w:t>The ordering process is terminated</w:t>
+                    <w:jc w:val="left"/>
+                  </w:pPr>
+                  <w:proofErr w:type="spellStart"/>
+                  <w:r>
+                    <w:rPr>
+                      <w:sz w:val="20"/>
+                      <w:szCs w:val="20"/>
+                    </w:rPr>
+                    <w:t>Quá</w:t>
+                  </w:r>
+                  <w:proofErr w:type="spellEnd"/>
+                  <w:r>
+                    <w:rPr>
+                      <w:sz w:val="20"/>
+                      <w:szCs w:val="20"/>
+                      <w:lang w:val="vi-VN"/>
+                    </w:rPr>
+                    <w:t xml:space="preserve"> trình đặt hàng bị hủy bỏ</w:t>
                   </w:r>
                 </w:p>
               </w:tc>
@@ -1126,17 +3143,27 @@
                 </w:tcPr>
                 <w:p>
                   <w:pPr>
-                    <w:rPr>
-                      <w:sz w:val="20"/>
-                      <w:szCs w:val="20"/>
-                    </w:rPr>
-                  </w:pPr>
-                  <w:r>
-                    <w:rPr>
-                      <w:sz w:val="20"/>
-                      <w:szCs w:val="20"/>
-                    </w:rPr>
-                    <w:t>Use case ends</w:t>
+                    <w:jc w:val="left"/>
+                    <w:rPr>
+                      <w:sz w:val="20"/>
+                      <w:szCs w:val="20"/>
+                      <w:lang w:val="vi-VN"/>
+                    </w:rPr>
+                  </w:pPr>
+                  <w:r>
+                    <w:rPr>
+                      <w:sz w:val="20"/>
+                      <w:szCs w:val="20"/>
+                    </w:rPr>
+                    <w:t>K</w:t>
+                  </w:r>
+                  <w:r>
+                    <w:rPr>
+                      <w:sz w:val="20"/>
+                      <w:szCs w:val="20"/>
+                      <w:lang w:val="vi-VN"/>
+                    </w:rPr>
+                    <w:t>ết thúc UC</w:t>
                   </w:r>
                 </w:p>
               </w:tc>
@@ -1152,6 +3179,7 @@
                 <w:p>
                   <w:pPr>
                     <w:spacing w:before="0" w:line="240" w:lineRule="auto"/>
+                    <w:jc w:val="left"/>
                   </w:pPr>
                   <w:r>
                     <w:t>5</w:t>
@@ -1180,14 +3208,16 @@
                     <w:rPr>
                       <w:sz w:val="20"/>
                       <w:szCs w:val="20"/>
-                    </w:rPr>
-                  </w:pPr>
-                  <w:r>
-                    <w:rPr>
-                      <w:sz w:val="20"/>
-                      <w:szCs w:val="20"/>
-                    </w:rPr>
-                    <w:t xml:space="preserve">  At Step 6</w:t>
+                      <w:lang w:val="vi-VN"/>
+                    </w:rPr>
+                  </w:pPr>
+                  <w:r>
+                    <w:rPr>
+                      <w:sz w:val="20"/>
+                      <w:szCs w:val="20"/>
+                      <w:lang w:val="vi-VN"/>
+                    </w:rPr>
+                    <w:t>Ở bước 5</w:t>
                   </w:r>
                 </w:p>
               </w:tc>
@@ -1216,13 +3246,190 @@
                       <w:szCs w:val="20"/>
                     </w:rPr>
                   </w:pPr>
-                  <w:r>
-                    <w:rPr>
-                      <w:sz w:val="20"/>
-                      <w:szCs w:val="20"/>
-                    </w:rPr>
-                    <w:t>If the user chooses to place a rush order</w:t>
-                  </w:r>
+                  <w:proofErr w:type="spellStart"/>
+                  <w:r>
+                    <w:rPr>
+                      <w:sz w:val="20"/>
+                      <w:szCs w:val="20"/>
+                    </w:rPr>
+                    <w:t>Nếu</w:t>
+                  </w:r>
+                  <w:proofErr w:type="spellEnd"/>
+                  <w:r>
+                    <w:rPr>
+                      <w:sz w:val="20"/>
+                      <w:szCs w:val="20"/>
+                    </w:rPr>
+                    <w:t xml:space="preserve"> </w:t>
+                  </w:r>
+                  <w:proofErr w:type="spellStart"/>
+                  <w:r>
+                    <w:rPr>
+                      <w:sz w:val="20"/>
+                      <w:szCs w:val="20"/>
+                    </w:rPr>
+                    <w:t>đơn</w:t>
+                  </w:r>
+                  <w:proofErr w:type="spellEnd"/>
+                  <w:r>
+                    <w:rPr>
+                      <w:sz w:val="20"/>
+                      <w:szCs w:val="20"/>
+                    </w:rPr>
+                    <w:t xml:space="preserve"> </w:t>
+                  </w:r>
+                  <w:proofErr w:type="spellStart"/>
+                  <w:r>
+                    <w:rPr>
+                      <w:sz w:val="20"/>
+                      <w:szCs w:val="20"/>
+                    </w:rPr>
+                    <w:t>hàng</w:t>
+                  </w:r>
+                  <w:proofErr w:type="spellEnd"/>
+                  <w:r>
+                    <w:rPr>
+                      <w:sz w:val="20"/>
+                      <w:szCs w:val="20"/>
+                    </w:rPr>
+                    <w:t xml:space="preserve"> </w:t>
+                  </w:r>
+                  <w:proofErr w:type="spellStart"/>
+                  <w:r>
+                    <w:rPr>
+                      <w:sz w:val="20"/>
+                      <w:szCs w:val="20"/>
+                    </w:rPr>
+                    <w:t>thanh</w:t>
+                  </w:r>
+                  <w:proofErr w:type="spellEnd"/>
+                  <w:r>
+                    <w:rPr>
+                      <w:sz w:val="20"/>
+                      <w:szCs w:val="20"/>
+                    </w:rPr>
+                    <w:t xml:space="preserve"> </w:t>
+                  </w:r>
+                  <w:proofErr w:type="spellStart"/>
+                  <w:r>
+                    <w:rPr>
+                      <w:sz w:val="20"/>
+                      <w:szCs w:val="20"/>
+                    </w:rPr>
+                    <w:t>toán</w:t>
+                  </w:r>
+                  <w:proofErr w:type="spellEnd"/>
+                  <w:r>
+                    <w:rPr>
+                      <w:sz w:val="20"/>
+                      <w:szCs w:val="20"/>
+                    </w:rPr>
+                    <w:t xml:space="preserve"> </w:t>
+                  </w:r>
+                  <w:proofErr w:type="spellStart"/>
+                  <w:r>
+                    <w:rPr>
+                      <w:sz w:val="20"/>
+                      <w:szCs w:val="20"/>
+                    </w:rPr>
+                    <w:t>không</w:t>
+                  </w:r>
+                  <w:proofErr w:type="spellEnd"/>
+                  <w:r>
+                    <w:rPr>
+                      <w:sz w:val="20"/>
+                      <w:szCs w:val="20"/>
+                    </w:rPr>
+                    <w:t xml:space="preserve"> </w:t>
+                  </w:r>
+                  <w:proofErr w:type="spellStart"/>
+                  <w:r>
+                    <w:rPr>
+                      <w:sz w:val="20"/>
+                      <w:szCs w:val="20"/>
+                    </w:rPr>
+                    <w:t>thành</w:t>
+                  </w:r>
+                  <w:proofErr w:type="spellEnd"/>
+                  <w:r>
+                    <w:rPr>
+                      <w:sz w:val="20"/>
+                      <w:szCs w:val="20"/>
+                    </w:rPr>
+                    <w:t xml:space="preserve"> </w:t>
+                  </w:r>
+                  <w:proofErr w:type="spellStart"/>
+                  <w:r>
+                    <w:rPr>
+                      <w:sz w:val="20"/>
+                      <w:szCs w:val="20"/>
+                    </w:rPr>
+                    <w:t>công</w:t>
+                  </w:r>
+                  <w:proofErr w:type="spellEnd"/>
+                  <w:r>
+                    <w:rPr>
+                      <w:sz w:val="20"/>
+                      <w:szCs w:val="20"/>
+                    </w:rPr>
+                    <w:t xml:space="preserve"> </w:t>
+                  </w:r>
+                  <w:proofErr w:type="spellStart"/>
+                  <w:r>
+                    <w:rPr>
+                      <w:sz w:val="20"/>
+                      <w:szCs w:val="20"/>
+                    </w:rPr>
+                    <w:t>hoặc</w:t>
+                  </w:r>
+                  <w:proofErr w:type="spellEnd"/>
+                  <w:r>
+                    <w:rPr>
+                      <w:sz w:val="20"/>
+                      <w:szCs w:val="20"/>
+                    </w:rPr>
+                    <w:t xml:space="preserve"> </w:t>
+                  </w:r>
+                  <w:r>
+                    <w:rPr>
+                      <w:sz w:val="20"/>
+                      <w:szCs w:val="20"/>
+                    </w:rPr>
+                    <w:t>quay</w:t>
+                  </w:r>
+                  <w:r>
+                    <w:rPr>
+                      <w:sz w:val="20"/>
+                      <w:szCs w:val="20"/>
+                      <w:lang w:val="vi-VN"/>
+                    </w:rPr>
+                    <w:t xml:space="preserve"> lại </w:t>
+                  </w:r>
+                  <w:proofErr w:type="spellStart"/>
+                  <w:r>
+                    <w:rPr>
+                      <w:sz w:val="20"/>
+                      <w:szCs w:val="20"/>
+                    </w:rPr>
+                    <w:t>thanh</w:t>
+                  </w:r>
+                  <w:proofErr w:type="spellEnd"/>
+                  <w:r>
+                    <w:rPr>
+                      <w:sz w:val="20"/>
+                      <w:szCs w:val="20"/>
+                    </w:rPr>
+                    <w:t xml:space="preserve"> </w:t>
+                  </w:r>
+                  <w:proofErr w:type="spellStart"/>
+                  <w:r>
+                    <w:rPr>
+                      <w:sz w:val="20"/>
+                      <w:szCs w:val="20"/>
+                    </w:rPr>
+                    <w:t>toán</w:t>
+                  </w:r>
+                  <w:proofErr w:type="spellEnd"/>
                 </w:p>
               </w:tc>
               <w:tc>
@@ -1243,23 +3450,35 @@
                 </w:tcPr>
                 <w:p>
                   <w:pPr>
-                    <w:numPr>
-                      <w:ilvl w:val="0"/>
-                      <w:numId w:val="3"/>
-                    </w:numPr>
-                    <w:ind w:left="425" w:right="100"/>
-                    <w:jc w:val="left"/>
-                    <w:rPr>
-                      <w:sz w:val="20"/>
-                      <w:szCs w:val="20"/>
-                    </w:rPr>
-                  </w:pPr>
-                  <w:r>
-                    <w:rPr>
-                      <w:sz w:val="20"/>
-                      <w:szCs w:val="20"/>
-                    </w:rPr>
-                    <w:t>AIMS software inserts use case “Place rush order”</w:t>
+                    <w:ind w:right="100"/>
+                    <w:jc w:val="left"/>
+                    <w:rPr>
+                      <w:sz w:val="20"/>
+                      <w:szCs w:val="20"/>
+                    </w:rPr>
+                  </w:pPr>
+                  <w:r>
+                    <w:rPr>
+                      <w:sz w:val="20"/>
+                      <w:szCs w:val="20"/>
+                      <w:lang w:val="vi-VN"/>
+                    </w:rPr>
+                    <w:t xml:space="preserve">     </w:t>
+                  </w:r>
+                  <w:r>
+                    <w:rPr>
+                      <w:sz w:val="20"/>
+                      <w:szCs w:val="20"/>
+                    </w:rPr>
+                    <w:t>Hiển</w:t>
+                  </w:r>
+                  <w:r>
+                    <w:rPr>
+                      <w:sz w:val="20"/>
+                      <w:szCs w:val="20"/>
+                      <w:lang w:val="vi-VN"/>
+                    </w:rPr>
+                    <w:t xml:space="preserve"> thị thông báo </w:t>
                   </w:r>
                 </w:p>
               </w:tc>
@@ -1281,17 +3500,42 @@
                 </w:tcPr>
                 <w:p>
                   <w:pPr>
-                    <w:rPr>
-                      <w:sz w:val="20"/>
-                      <w:szCs w:val="20"/>
-                    </w:rPr>
-                  </w:pPr>
-                  <w:r>
-                    <w:rPr>
-                      <w:sz w:val="20"/>
-                      <w:szCs w:val="20"/>
-                    </w:rPr>
-                    <w:t xml:space="preserve">  At Step 7</w:t>
+                    <w:jc w:val="left"/>
+                    <w:rPr>
+                      <w:sz w:val="20"/>
+                      <w:szCs w:val="20"/>
+                      <w:lang w:val="vi-VN"/>
+                    </w:rPr>
+                  </w:pPr>
+                  <w:r>
+                    <w:rPr>
+                      <w:sz w:val="20"/>
+                      <w:szCs w:val="20"/>
+                    </w:rPr>
+                    <w:t xml:space="preserve">  </w:t>
+                  </w:r>
+                  <w:r>
+                    <w:rPr>
+                      <w:sz w:val="20"/>
+                      <w:szCs w:val="20"/>
+                    </w:rPr>
+                    <w:t>Quay</w:t>
+                  </w:r>
+                  <w:r>
+                    <w:rPr>
+                      <w:sz w:val="20"/>
+                      <w:szCs w:val="20"/>
+                      <w:lang w:val="vi-VN"/>
+                    </w:rPr>
+                    <w:t xml:space="preserve"> lại bước </w:t>
+                  </w:r>
+                  <w:r>
+                    <w:rPr>
+                      <w:sz w:val="20"/>
+                      <w:szCs w:val="20"/>
+                      <w:lang w:val="vi-VN"/>
+                    </w:rPr>
+                    <w:t>7</w:t>
                   </w:r>
                 </w:p>
               </w:tc>
@@ -1304,6 +3548,7 @@
                 <w:numId w:val="1"/>
               </w:numPr>
               <w:spacing w:before="0"/>
+              <w:jc w:val="left"/>
               <w:rPr>
                 <w:b/>
                 <w:sz w:val="28"/>
@@ -1330,6 +3575,7 @@
             <w:pPr>
               <w:keepNext/>
               <w:spacing w:after="120"/>
+              <w:jc w:val="left"/>
               <w:rPr>
                 <w:b/>
               </w:rPr>
@@ -1372,6 +3618,7 @@
                 </w:tcPr>
                 <w:p>
                   <w:pPr>
+                    <w:jc w:val="left"/>
                     <w:rPr>
                       <w:b/>
                       <w:sz w:val="20"/>
@@ -1396,6 +3643,7 @@
                 </w:tcPr>
                 <w:p>
                   <w:pPr>
+                    <w:jc w:val="left"/>
                     <w:rPr>
                       <w:b/>
                       <w:sz w:val="20"/>
@@ -1420,6 +3668,7 @@
                 </w:tcPr>
                 <w:p>
                   <w:pPr>
+                    <w:jc w:val="left"/>
                     <w:rPr>
                       <w:b/>
                       <w:sz w:val="20"/>
@@ -1444,6 +3693,7 @@
                 </w:tcPr>
                 <w:p>
                   <w:pPr>
+                    <w:jc w:val="left"/>
                     <w:rPr>
                       <w:b/>
                       <w:sz w:val="20"/>
@@ -1468,6 +3718,7 @@
                 </w:tcPr>
                 <w:p>
                   <w:pPr>
+                    <w:jc w:val="left"/>
                     <w:rPr>
                       <w:b/>
                       <w:sz w:val="20"/>
@@ -1492,6 +3743,7 @@
                 </w:tcPr>
                 <w:p>
                   <w:pPr>
+                    <w:jc w:val="left"/>
                     <w:rPr>
                       <w:b/>
                       <w:sz w:val="20"/>
@@ -1518,6 +3770,7 @@
                 <w:p>
                   <w:pPr>
                     <w:pStyle w:val="NoSpacing"/>
+                    <w:jc w:val="left"/>
                     <w:rPr>
                       <w:sz w:val="20"/>
                       <w:szCs w:val="20"/>
@@ -1539,6 +3792,7 @@
                 </w:tcPr>
                 <w:p>
                   <w:pPr>
+                    <w:jc w:val="left"/>
                     <w:rPr>
                       <w:sz w:val="20"/>
                       <w:szCs w:val="20"/>
@@ -1560,17 +3814,27 @@
                 </w:tcPr>
                 <w:p>
                   <w:pPr>
-                    <w:rPr>
-                      <w:sz w:val="20"/>
-                      <w:szCs w:val="20"/>
-                    </w:rPr>
-                  </w:pPr>
-                  <w:r>
-                    <w:rPr>
-                      <w:sz w:val="20"/>
-                      <w:szCs w:val="20"/>
-                    </w:rPr>
-                    <w:t>Full name of recipient</w:t>
+                    <w:jc w:val="left"/>
+                    <w:rPr>
+                      <w:sz w:val="20"/>
+                      <w:szCs w:val="20"/>
+                      <w:lang w:val="vi-VN"/>
+                    </w:rPr>
+                  </w:pPr>
+                  <w:r>
+                    <w:rPr>
+                      <w:sz w:val="20"/>
+                      <w:szCs w:val="20"/>
+                    </w:rPr>
+                    <w:t>H</w:t>
+                  </w:r>
+                  <w:r>
+                    <w:rPr>
+                      <w:sz w:val="20"/>
+                      <w:szCs w:val="20"/>
+                      <w:lang w:val="vi-VN"/>
+                    </w:rPr>
+                    <w:t xml:space="preserve">ọ và tên </w:t>
                   </w:r>
                 </w:p>
               </w:tc>
@@ -1581,6 +3845,7 @@
                 </w:tcPr>
                 <w:p>
                   <w:pPr>
+                    <w:jc w:val="left"/>
                     <w:rPr>
                       <w:sz w:val="20"/>
                       <w:szCs w:val="20"/>
@@ -1602,17 +3867,20 @@
                 </w:tcPr>
                 <w:p>
                   <w:pPr>
-                    <w:rPr>
-                      <w:sz w:val="20"/>
-                      <w:szCs w:val="20"/>
-                    </w:rPr>
-                  </w:pPr>
-                  <w:r>
-                    <w:rPr>
-                      <w:sz w:val="20"/>
-                      <w:szCs w:val="20"/>
-                    </w:rPr>
-                    <w:t>Non-empty string</w:t>
+                    <w:jc w:val="left"/>
+                    <w:rPr>
+                      <w:sz w:val="20"/>
+                      <w:szCs w:val="20"/>
+                      <w:lang w:val="vi-VN"/>
+                    </w:rPr>
+                  </w:pPr>
+                  <w:r>
+                    <w:rPr>
+                      <w:sz w:val="20"/>
+                      <w:szCs w:val="20"/>
+                      <w:lang w:val="vi-VN"/>
+                    </w:rPr>
+                    <w:t>Độ dài tối đa là 50 kí tự và chỉ nhận chuỗi</w:t>
                   </w:r>
                 </w:p>
               </w:tc>
@@ -1623,6 +3891,7 @@
                 </w:tcPr>
                 <w:p>
                   <w:pPr>
+                    <w:jc w:val="left"/>
                     <w:rPr>
                       <w:sz w:val="20"/>
                       <w:szCs w:val="20"/>
@@ -1647,6 +3916,7 @@
                 <w:p>
                   <w:pPr>
                     <w:pStyle w:val="NoSpacing"/>
+                    <w:jc w:val="left"/>
                     <w:rPr>
                       <w:sz w:val="20"/>
                       <w:szCs w:val="20"/>
@@ -1668,6 +3938,7 @@
                 </w:tcPr>
                 <w:p>
                   <w:pPr>
+                    <w:jc w:val="left"/>
                     <w:rPr>
                       <w:sz w:val="20"/>
                       <w:szCs w:val="20"/>
@@ -1689,17 +3960,20 @@
                 </w:tcPr>
                 <w:p>
                   <w:pPr>
-                    <w:rPr>
-                      <w:sz w:val="20"/>
-                      <w:szCs w:val="20"/>
-                    </w:rPr>
-                  </w:pPr>
-                  <w:r>
-                    <w:rPr>
-                      <w:sz w:val="20"/>
-                      <w:szCs w:val="20"/>
-                    </w:rPr>
-                    <w:t>Contact email</w:t>
+                    <w:jc w:val="left"/>
+                    <w:rPr>
+                      <w:sz w:val="20"/>
+                      <w:szCs w:val="20"/>
+                      <w:lang w:val="vi-VN"/>
+                    </w:rPr>
+                  </w:pPr>
+                  <w:r>
+                    <w:rPr>
+                      <w:sz w:val="20"/>
+                      <w:szCs w:val="20"/>
+                      <w:lang w:val="vi-VN"/>
+                    </w:rPr>
+                    <w:t>Địa chỉ email</w:t>
                   </w:r>
                 </w:p>
               </w:tc>
@@ -1710,6 +3984,7 @@
                 </w:tcPr>
                 <w:p>
                   <w:pPr>
+                    <w:jc w:val="left"/>
                     <w:rPr>
                       <w:sz w:val="20"/>
                       <w:szCs w:val="20"/>
@@ -1731,17 +4006,27 @@
                 </w:tcPr>
                 <w:p>
                   <w:pPr>
-                    <w:rPr>
-                      <w:sz w:val="20"/>
-                      <w:szCs w:val="20"/>
-                    </w:rPr>
-                  </w:pPr>
-                  <w:r>
-                    <w:rPr>
-                      <w:sz w:val="20"/>
-                      <w:szCs w:val="20"/>
-                    </w:rPr>
-                    <w:t>Valid email format</w:t>
+                    <w:jc w:val="left"/>
+                    <w:rPr>
+                      <w:sz w:val="20"/>
+                      <w:szCs w:val="20"/>
+                      <w:lang w:val="vi-VN"/>
+                    </w:rPr>
+                  </w:pPr>
+                  <w:r>
+                    <w:rPr>
+                      <w:sz w:val="20"/>
+                      <w:szCs w:val="20"/>
+                    </w:rPr>
+                    <w:t>Ki</w:t>
+                  </w:r>
+                  <w:r>
+                    <w:rPr>
+                      <w:sz w:val="20"/>
+                      <w:szCs w:val="20"/>
+                      <w:lang w:val="vi-VN"/>
+                    </w:rPr>
+                    <w:t xml:space="preserve">ểm tra đúng format không </w:t>
                   </w:r>
                 </w:p>
               </w:tc>
@@ -1752,6 +4037,7 @@
                 </w:tcPr>
                 <w:p>
                   <w:pPr>
+                    <w:jc w:val="left"/>
                     <w:rPr>
                       <w:sz w:val="20"/>
                       <w:szCs w:val="20"/>
@@ -1776,6 +4062,7 @@
                 <w:p>
                   <w:pPr>
                     <w:pStyle w:val="NoSpacing"/>
+                    <w:jc w:val="left"/>
                     <w:rPr>
                       <w:sz w:val="20"/>
                       <w:szCs w:val="20"/>
@@ -1797,6 +4084,7 @@
                 </w:tcPr>
                 <w:p>
                   <w:pPr>
+                    <w:jc w:val="left"/>
                     <w:rPr>
                       <w:sz w:val="20"/>
                       <w:szCs w:val="20"/>
@@ -1818,17 +4106,27 @@
                 </w:tcPr>
                 <w:p>
                   <w:pPr>
-                    <w:rPr>
-                      <w:sz w:val="20"/>
-                      <w:szCs w:val="20"/>
-                    </w:rPr>
-                  </w:pPr>
-                  <w:r>
-                    <w:rPr>
-                      <w:sz w:val="20"/>
-                      <w:szCs w:val="20"/>
-                    </w:rPr>
-                    <w:t>Contact phone number</w:t>
+                    <w:jc w:val="left"/>
+                    <w:rPr>
+                      <w:sz w:val="20"/>
+                      <w:szCs w:val="20"/>
+                      <w:lang w:val="vi-VN"/>
+                    </w:rPr>
+                  </w:pPr>
+                  <w:r>
+                    <w:rPr>
+                      <w:sz w:val="20"/>
+                      <w:szCs w:val="20"/>
+                    </w:rPr>
+                    <w:t>S</w:t>
+                  </w:r>
+                  <w:r>
+                    <w:rPr>
+                      <w:sz w:val="20"/>
+                      <w:szCs w:val="20"/>
+                      <w:lang w:val="vi-VN"/>
+                    </w:rPr>
+                    <w:t xml:space="preserve">ố điện thoại </w:t>
                   </w:r>
                 </w:p>
               </w:tc>
@@ -1839,6 +4137,7 @@
                 </w:tcPr>
                 <w:p>
                   <w:pPr>
+                    <w:jc w:val="left"/>
                     <w:rPr>
                       <w:sz w:val="20"/>
                       <w:szCs w:val="20"/>
@@ -1860,27 +4159,28 @@
                 </w:tcPr>
                 <w:p>
                   <w:pPr>
-                    <w:rPr>
-                      <w:sz w:val="20"/>
-                      <w:szCs w:val="20"/>
-                    </w:rPr>
-                  </w:pPr>
-                  <w:r>
-                    <w:rPr>
-                      <w:sz w:val="20"/>
-                      <w:szCs w:val="20"/>
-                    </w:rPr>
-                    <w:t xml:space="preserve">Valid phone </w:t>
-                  </w:r>
-                  <w:proofErr w:type="gramStart"/>
-                  <w:r>
-                    <w:rPr>
-                      <w:sz w:val="20"/>
-                      <w:szCs w:val="20"/>
-                    </w:rPr>
-                    <w:t>number ?</w:t>
-                  </w:r>
-                  <w:proofErr w:type="gramEnd"/>
+                    <w:jc w:val="left"/>
+                    <w:rPr>
+                      <w:sz w:val="20"/>
+                      <w:szCs w:val="20"/>
+                      <w:lang w:val="vi-VN"/>
+                    </w:rPr>
+                  </w:pPr>
+                  <w:r>
+                    <w:rPr>
+                      <w:sz w:val="20"/>
+                      <w:szCs w:val="20"/>
+                    </w:rPr>
+                    <w:t>Ki</w:t>
+                  </w:r>
+                  <w:r>
+                    <w:rPr>
+                      <w:sz w:val="20"/>
+                      <w:szCs w:val="20"/>
+                      <w:lang w:val="vi-VN"/>
+                    </w:rPr>
+                    <w:t xml:space="preserve">ểm tra số điện thoại chỉ là số nguyên có 10 số </w:t>
+                  </w:r>
                 </w:p>
               </w:tc>
               <w:tc>
@@ -1890,6 +4190,7 @@
                 </w:tcPr>
                 <w:p>
                   <w:pPr>
+                    <w:jc w:val="left"/>
                     <w:rPr>
                       <w:sz w:val="20"/>
                       <w:szCs w:val="20"/>
@@ -1914,6 +4215,7 @@
                 <w:p>
                   <w:pPr>
                     <w:pStyle w:val="NoSpacing"/>
+                    <w:jc w:val="left"/>
                     <w:rPr>
                       <w:sz w:val="20"/>
                       <w:szCs w:val="20"/>
@@ -1935,6 +4237,7 @@
                 </w:tcPr>
                 <w:p>
                   <w:pPr>
+                    <w:jc w:val="left"/>
                     <w:rPr>
                       <w:sz w:val="20"/>
                       <w:szCs w:val="20"/>
@@ -1956,18 +4259,85 @@
                 </w:tcPr>
                 <w:p>
                   <w:pPr>
-                    <w:rPr>
-                      <w:sz w:val="20"/>
-                      <w:szCs w:val="20"/>
-                    </w:rPr>
-                  </w:pPr>
-                  <w:r>
-                    <w:rPr>
-                      <w:sz w:val="20"/>
-                      <w:szCs w:val="20"/>
-                    </w:rPr>
-                    <w:t>Delivery province/city</w:t>
-                  </w:r>
+                    <w:jc w:val="left"/>
+                    <w:rPr>
+                      <w:sz w:val="20"/>
+                      <w:szCs w:val="20"/>
+                    </w:rPr>
+                  </w:pPr>
+                  <w:proofErr w:type="spellStart"/>
+                  <w:r>
+                    <w:rPr>
+                      <w:sz w:val="20"/>
+                      <w:szCs w:val="20"/>
+                    </w:rPr>
+                    <w:t>Tỉnh</w:t>
+                  </w:r>
+                  <w:proofErr w:type="spellEnd"/>
+                  <w:r>
+                    <w:rPr>
+                      <w:sz w:val="20"/>
+                      <w:szCs w:val="20"/>
+                    </w:rPr>
+                    <w:t>/</w:t>
+                  </w:r>
+                  <w:proofErr w:type="spellStart"/>
+                  <w:r>
+                    <w:rPr>
+                      <w:sz w:val="20"/>
+                      <w:szCs w:val="20"/>
+                    </w:rPr>
+                    <w:t>thành</w:t>
+                  </w:r>
+                  <w:proofErr w:type="spellEnd"/>
+                  <w:r>
+                    <w:rPr>
+                      <w:sz w:val="20"/>
+                      <w:szCs w:val="20"/>
+                    </w:rPr>
+                    <w:t xml:space="preserve"> </w:t>
+                  </w:r>
+                  <w:proofErr w:type="spellStart"/>
+                  <w:r>
+                    <w:rPr>
+                      <w:sz w:val="20"/>
+                      <w:szCs w:val="20"/>
+                    </w:rPr>
+                    <w:t>phố</w:t>
+                  </w:r>
+                  <w:proofErr w:type="spellEnd"/>
+                  <w:r>
+                    <w:rPr>
+                      <w:sz w:val="20"/>
+                      <w:szCs w:val="20"/>
+                    </w:rPr>
+                    <w:t xml:space="preserve"> </w:t>
+                  </w:r>
+                  <w:proofErr w:type="spellStart"/>
+                  <w:r>
+                    <w:rPr>
+                      <w:sz w:val="20"/>
+                      <w:szCs w:val="20"/>
+                    </w:rPr>
+                    <w:t>giao</w:t>
+                  </w:r>
+                  <w:proofErr w:type="spellEnd"/>
+                  <w:r>
+                    <w:rPr>
+                      <w:sz w:val="20"/>
+                      <w:szCs w:val="20"/>
+                    </w:rPr>
+                    <w:t xml:space="preserve"> </w:t>
+                  </w:r>
+                  <w:proofErr w:type="spellStart"/>
+                  <w:r>
+                    <w:rPr>
+                      <w:sz w:val="20"/>
+                      <w:szCs w:val="20"/>
+                    </w:rPr>
+                    <w:t>hàng</w:t>
+                  </w:r>
+                  <w:proofErr w:type="spellEnd"/>
                 </w:p>
               </w:tc>
               <w:tc>
@@ -1977,6 +4347,7 @@
                 </w:tcPr>
                 <w:p>
                   <w:pPr>
+                    <w:jc w:val="left"/>
                     <w:rPr>
                       <w:sz w:val="20"/>
                       <w:szCs w:val="20"/>
@@ -1998,18 +4369,101 @@
                 </w:tcPr>
                 <w:p>
                   <w:pPr>
-                    <w:rPr>
-                      <w:sz w:val="20"/>
-                      <w:szCs w:val="20"/>
-                    </w:rPr>
-                  </w:pPr>
-                  <w:r>
-                    <w:rPr>
-                      <w:sz w:val="20"/>
-                      <w:szCs w:val="20"/>
-                    </w:rPr>
-                    <w:t>From provided list</w:t>
-                  </w:r>
+                    <w:jc w:val="left"/>
+                    <w:rPr>
+                      <w:sz w:val="20"/>
+                      <w:szCs w:val="20"/>
+                    </w:rPr>
+                  </w:pPr>
+                  <w:proofErr w:type="spellStart"/>
+                  <w:r>
+                    <w:rPr>
+                      <w:sz w:val="20"/>
+                      <w:szCs w:val="20"/>
+                    </w:rPr>
+                    <w:t>Từ</w:t>
+                  </w:r>
+                  <w:proofErr w:type="spellEnd"/>
+                  <w:r>
+                    <w:rPr>
+                      <w:sz w:val="20"/>
+                      <w:szCs w:val="20"/>
+                    </w:rPr>
+                    <w:t xml:space="preserve"> </w:t>
+                  </w:r>
+                  <w:proofErr w:type="spellStart"/>
+                  <w:r>
+                    <w:rPr>
+                      <w:sz w:val="20"/>
+                      <w:szCs w:val="20"/>
+                    </w:rPr>
+                    <w:t>danh</w:t>
+                  </w:r>
+                  <w:proofErr w:type="spellEnd"/>
+                  <w:r>
+                    <w:rPr>
+                      <w:sz w:val="20"/>
+                      <w:szCs w:val="20"/>
+                    </w:rPr>
+                    <w:t xml:space="preserve"> </w:t>
+                  </w:r>
+                  <w:proofErr w:type="spellStart"/>
+                  <w:r>
+                    <w:rPr>
+                      <w:sz w:val="20"/>
+                      <w:szCs w:val="20"/>
+                    </w:rPr>
+                    <w:t>sách</w:t>
+                  </w:r>
+                  <w:proofErr w:type="spellEnd"/>
+                  <w:r>
+                    <w:rPr>
+                      <w:sz w:val="20"/>
+                      <w:szCs w:val="20"/>
+                    </w:rPr>
+                    <w:t xml:space="preserve"> </w:t>
+                  </w:r>
+                  <w:proofErr w:type="spellStart"/>
+                  <w:r>
+                    <w:rPr>
+                      <w:sz w:val="20"/>
+                      <w:szCs w:val="20"/>
+                    </w:rPr>
+                    <w:t>được</w:t>
+                  </w:r>
+                  <w:proofErr w:type="spellEnd"/>
+                  <w:r>
+                    <w:rPr>
+                      <w:sz w:val="20"/>
+                      <w:szCs w:val="20"/>
+                    </w:rPr>
+                    <w:t xml:space="preserve"> </w:t>
+                  </w:r>
+                  <w:proofErr w:type="spellStart"/>
+                  <w:r>
+                    <w:rPr>
+                      <w:sz w:val="20"/>
+                      <w:szCs w:val="20"/>
+                    </w:rPr>
+                    <w:t>cung</w:t>
+                  </w:r>
+                  <w:proofErr w:type="spellEnd"/>
+                  <w:r>
+                    <w:rPr>
+                      <w:sz w:val="20"/>
+                      <w:szCs w:val="20"/>
+                    </w:rPr>
+                    <w:t xml:space="preserve"> </w:t>
+                  </w:r>
+                  <w:proofErr w:type="spellStart"/>
+                  <w:r>
+                    <w:rPr>
+                      <w:sz w:val="20"/>
+                      <w:szCs w:val="20"/>
+                    </w:rPr>
+                    <w:t>cấp</w:t>
+                  </w:r>
+                  <w:proofErr w:type="spellEnd"/>
                 </w:p>
               </w:tc>
               <w:tc>
@@ -2019,6 +4473,7 @@
                 </w:tcPr>
                 <w:p>
                   <w:pPr>
+                    <w:jc w:val="left"/>
                     <w:rPr>
                       <w:sz w:val="20"/>
                       <w:szCs w:val="20"/>
@@ -2043,6 +4498,7 @@
                 <w:p>
                   <w:pPr>
                     <w:pStyle w:val="NoSpacing"/>
+                    <w:jc w:val="left"/>
                     <w:rPr>
                       <w:sz w:val="20"/>
                       <w:szCs w:val="20"/>
@@ -2064,6 +4520,7 @@
                 </w:tcPr>
                 <w:p>
                   <w:pPr>
+                    <w:jc w:val="left"/>
                     <w:rPr>
                       <w:sz w:val="20"/>
                       <w:szCs w:val="20"/>
@@ -2085,18 +4542,60 @@
                 </w:tcPr>
                 <w:p>
                   <w:pPr>
-                    <w:rPr>
-                      <w:sz w:val="20"/>
-                      <w:szCs w:val="20"/>
-                    </w:rPr>
-                  </w:pPr>
-                  <w:r>
-                    <w:rPr>
-                      <w:sz w:val="20"/>
-                      <w:szCs w:val="20"/>
-                    </w:rPr>
-                    <w:t>Delivery district</w:t>
-                  </w:r>
+                    <w:jc w:val="left"/>
+                    <w:rPr>
+                      <w:sz w:val="20"/>
+                      <w:szCs w:val="20"/>
+                    </w:rPr>
+                  </w:pPr>
+                  <w:r>
+                    <w:rPr>
+                      <w:sz w:val="20"/>
+                      <w:szCs w:val="20"/>
+                    </w:rPr>
+                    <w:t xml:space="preserve">Khu </w:t>
+                  </w:r>
+                  <w:proofErr w:type="spellStart"/>
+                  <w:r>
+                    <w:rPr>
+                      <w:sz w:val="20"/>
+                      <w:szCs w:val="20"/>
+                    </w:rPr>
+                    <w:t>vực</w:t>
+                  </w:r>
+                  <w:proofErr w:type="spellEnd"/>
+                  <w:r>
+                    <w:rPr>
+                      <w:sz w:val="20"/>
+                      <w:szCs w:val="20"/>
+                    </w:rPr>
+                    <w:t xml:space="preserve"> </w:t>
+                  </w:r>
+                  <w:proofErr w:type="spellStart"/>
+                  <w:r>
+                    <w:rPr>
+                      <w:sz w:val="20"/>
+                      <w:szCs w:val="20"/>
+                    </w:rPr>
+                    <w:t>giao</w:t>
+                  </w:r>
+                  <w:proofErr w:type="spellEnd"/>
+                  <w:r>
+                    <w:rPr>
+                      <w:sz w:val="20"/>
+                      <w:szCs w:val="20"/>
+                    </w:rPr>
+                    <w:t xml:space="preserve"> </w:t>
+                  </w:r>
+                  <w:proofErr w:type="spellStart"/>
+                  <w:r>
+                    <w:rPr>
+                      <w:sz w:val="20"/>
+                      <w:szCs w:val="20"/>
+                    </w:rPr>
+                    <w:t>hàng</w:t>
+                  </w:r>
+                  <w:proofErr w:type="spellEnd"/>
                 </w:p>
               </w:tc>
               <w:tc>
@@ -2106,11 +4605,21 @@
                 </w:tcPr>
                 <w:p>
                   <w:pPr>
-                    <w:rPr>
-                      <w:sz w:val="20"/>
-                      <w:szCs w:val="20"/>
-                    </w:rPr>
-                  </w:pPr>
+                    <w:jc w:val="left"/>
+                    <w:rPr>
+                      <w:sz w:val="20"/>
+                      <w:szCs w:val="20"/>
+                      <w:lang w:val="vi-VN"/>
+                    </w:rPr>
+                  </w:pPr>
+                  <w:r>
+                    <w:rPr>
+                      <w:sz w:val="20"/>
+                      <w:szCs w:val="20"/>
+                      <w:lang w:val="vi-VN"/>
+                    </w:rPr>
+                    <w:t>Yes</w:t>
+                  </w:r>
                 </w:p>
               </w:tc>
               <w:tc>
@@ -2120,11 +4629,101 @@
                 </w:tcPr>
                 <w:p>
                   <w:pPr>
-                    <w:rPr>
-                      <w:sz w:val="20"/>
-                      <w:szCs w:val="20"/>
-                    </w:rPr>
-                  </w:pPr>
+                    <w:jc w:val="left"/>
+                    <w:rPr>
+                      <w:sz w:val="20"/>
+                      <w:szCs w:val="20"/>
+                    </w:rPr>
+                  </w:pPr>
+                  <w:proofErr w:type="spellStart"/>
+                  <w:r>
+                    <w:rPr>
+                      <w:sz w:val="20"/>
+                      <w:szCs w:val="20"/>
+                    </w:rPr>
+                    <w:t>Từ</w:t>
+                  </w:r>
+                  <w:proofErr w:type="spellEnd"/>
+                  <w:r>
+                    <w:rPr>
+                      <w:sz w:val="20"/>
+                      <w:szCs w:val="20"/>
+                    </w:rPr>
+                    <w:t xml:space="preserve"> </w:t>
+                  </w:r>
+                  <w:proofErr w:type="spellStart"/>
+                  <w:r>
+                    <w:rPr>
+                      <w:sz w:val="20"/>
+                      <w:szCs w:val="20"/>
+                    </w:rPr>
+                    <w:t>danh</w:t>
+                  </w:r>
+                  <w:proofErr w:type="spellEnd"/>
+                  <w:r>
+                    <w:rPr>
+                      <w:sz w:val="20"/>
+                      <w:szCs w:val="20"/>
+                    </w:rPr>
+                    <w:t xml:space="preserve"> </w:t>
+                  </w:r>
+                  <w:proofErr w:type="spellStart"/>
+                  <w:r>
+                    <w:rPr>
+                      <w:sz w:val="20"/>
+                      <w:szCs w:val="20"/>
+                    </w:rPr>
+                    <w:t>sách</w:t>
+                  </w:r>
+                  <w:proofErr w:type="spellEnd"/>
+                  <w:r>
+                    <w:rPr>
+                      <w:sz w:val="20"/>
+                      <w:szCs w:val="20"/>
+                    </w:rPr>
+                    <w:t xml:space="preserve"> </w:t>
+                  </w:r>
+                  <w:proofErr w:type="spellStart"/>
+                  <w:r>
+                    <w:rPr>
+                      <w:sz w:val="20"/>
+                      <w:szCs w:val="20"/>
+                    </w:rPr>
+                    <w:t>được</w:t>
+                  </w:r>
+                  <w:proofErr w:type="spellEnd"/>
+                  <w:r>
+                    <w:rPr>
+                      <w:sz w:val="20"/>
+                      <w:szCs w:val="20"/>
+                    </w:rPr>
+                    <w:t xml:space="preserve"> </w:t>
+                  </w:r>
+                  <w:proofErr w:type="spellStart"/>
+                  <w:r>
+                    <w:rPr>
+                      <w:sz w:val="20"/>
+                      <w:szCs w:val="20"/>
+                    </w:rPr>
+                    <w:t>cung</w:t>
+                  </w:r>
+                  <w:proofErr w:type="spellEnd"/>
+                  <w:r>
+                    <w:rPr>
+                      <w:sz w:val="20"/>
+                      <w:szCs w:val="20"/>
+                    </w:rPr>
+                    <w:t xml:space="preserve"> </w:t>
+                  </w:r>
+                  <w:proofErr w:type="spellStart"/>
+                  <w:r>
+                    <w:rPr>
+                      <w:sz w:val="20"/>
+                      <w:szCs w:val="20"/>
+                    </w:rPr>
+                    <w:t>cấp</w:t>
+                  </w:r>
+                  <w:proofErr w:type="spellEnd"/>
                 </w:p>
               </w:tc>
               <w:tc>
@@ -2134,6 +4733,7 @@
                 </w:tcPr>
                 <w:p>
                   <w:pPr>
+                    <w:jc w:val="left"/>
                     <w:rPr>
                       <w:sz w:val="20"/>
                       <w:szCs w:val="20"/>
@@ -2158,6 +4758,7 @@
                 <w:p>
                   <w:pPr>
                     <w:pStyle w:val="NoSpacing"/>
+                    <w:jc w:val="left"/>
                     <w:rPr>
                       <w:sz w:val="20"/>
                       <w:szCs w:val="20"/>
@@ -2186,6 +4787,7 @@
                 </w:tcPr>
                 <w:p>
                   <w:pPr>
+                    <w:jc w:val="left"/>
                     <w:rPr>
                       <w:sz w:val="20"/>
                       <w:szCs w:val="20"/>
@@ -2207,17 +4809,20 @@
                 </w:tcPr>
                 <w:p>
                   <w:pPr>
-                    <w:rPr>
-                      <w:sz w:val="20"/>
-                      <w:szCs w:val="20"/>
-                    </w:rPr>
-                  </w:pPr>
-                  <w:r>
-                    <w:rPr>
-                      <w:sz w:val="20"/>
-                      <w:szCs w:val="20"/>
-                    </w:rPr>
-                    <w:t>Detailed address</w:t>
+                    <w:jc w:val="left"/>
+                    <w:rPr>
+                      <w:sz w:val="20"/>
+                      <w:szCs w:val="20"/>
+                      <w:lang w:val="vi-VN"/>
+                    </w:rPr>
+                  </w:pPr>
+                  <w:r>
+                    <w:rPr>
+                      <w:sz w:val="20"/>
+                      <w:szCs w:val="20"/>
+                      <w:lang w:val="vi-VN"/>
+                    </w:rPr>
+                    <w:t xml:space="preserve">Địa chỉ cụ thể </w:t>
                   </w:r>
                 </w:p>
               </w:tc>
@@ -2228,6 +4833,7 @@
                 </w:tcPr>
                 <w:p>
                   <w:pPr>
+                    <w:jc w:val="left"/>
                     <w:rPr>
                       <w:sz w:val="20"/>
                       <w:szCs w:val="20"/>
@@ -2249,17 +4855,20 @@
                 </w:tcPr>
                 <w:p>
                   <w:pPr>
-                    <w:rPr>
-                      <w:sz w:val="20"/>
-                      <w:szCs w:val="20"/>
-                    </w:rPr>
-                  </w:pPr>
-                  <w:r>
-                    <w:rPr>
-                      <w:sz w:val="20"/>
-                      <w:szCs w:val="20"/>
-                    </w:rPr>
-                    <w:t>Non-empty text</w:t>
+                    <w:jc w:val="left"/>
+                    <w:rPr>
+                      <w:sz w:val="20"/>
+                      <w:szCs w:val="20"/>
+                      <w:lang w:val="vi-VN"/>
+                    </w:rPr>
+                  </w:pPr>
+                  <w:r>
+                    <w:rPr>
+                      <w:sz w:val="20"/>
+                      <w:szCs w:val="20"/>
+                      <w:lang w:val="vi-VN"/>
+                    </w:rPr>
+                    <w:t>Là text và số không được có kí tự đặc biệt và tối đa 200 kí tự</w:t>
                   </w:r>
                 </w:p>
               </w:tc>
@@ -2270,6 +4879,7 @@
                 </w:tcPr>
                 <w:p>
                   <w:pPr>
+                    <w:jc w:val="left"/>
                     <w:rPr>
                       <w:sz w:val="20"/>
                       <w:szCs w:val="20"/>
@@ -2294,6 +4904,7 @@
                 <w:p>
                   <w:pPr>
                     <w:pStyle w:val="NoSpacing"/>
+                    <w:jc w:val="left"/>
                     <w:rPr>
                       <w:sz w:val="20"/>
                       <w:szCs w:val="20"/>
@@ -2322,17 +4933,25 @@
                 </w:tcPr>
                 <w:p>
                   <w:pPr>
-                    <w:rPr>
-                      <w:sz w:val="20"/>
-                      <w:szCs w:val="20"/>
-                    </w:rPr>
-                  </w:pPr>
-                  <w:r>
-                    <w:rPr>
-                      <w:sz w:val="20"/>
-                      <w:szCs w:val="20"/>
-                    </w:rPr>
-                    <w:t>Delivery Method</w:t>
+                    <w:jc w:val="left"/>
+                    <w:rPr>
+                      <w:sz w:val="20"/>
+                      <w:szCs w:val="20"/>
+                    </w:rPr>
+                  </w:pPr>
+                  <w:r>
+                    <w:rPr>
+                      <w:sz w:val="20"/>
+                      <w:szCs w:val="20"/>
+                    </w:rPr>
+                    <w:t>Payment</w:t>
+                  </w:r>
+                  <w:r>
+                    <w:rPr>
+                      <w:sz w:val="20"/>
+                      <w:szCs w:val="20"/>
+                    </w:rPr>
+                    <w:t xml:space="preserve"> Method</w:t>
                   </w:r>
                 </w:p>
               </w:tc>
@@ -2343,17 +4962,27 @@
                 </w:tcPr>
                 <w:p>
                   <w:pPr>
-                    <w:rPr>
-                      <w:sz w:val="20"/>
-                      <w:szCs w:val="20"/>
-                    </w:rPr>
-                  </w:pPr>
-                  <w:r>
-                    <w:rPr>
-                      <w:sz w:val="20"/>
-                      <w:szCs w:val="20"/>
-                    </w:rPr>
-                    <w:t>Regular or Rush</w:t>
+                    <w:jc w:val="left"/>
+                    <w:rPr>
+                      <w:sz w:val="20"/>
+                      <w:szCs w:val="20"/>
+                      <w:lang w:val="vi-VN"/>
+                    </w:rPr>
+                  </w:pPr>
+                  <w:r>
+                    <w:rPr>
+                      <w:sz w:val="20"/>
+                      <w:szCs w:val="20"/>
+                    </w:rPr>
+                    <w:t>Phương</w:t>
+                  </w:r>
+                  <w:r>
+                    <w:rPr>
+                      <w:sz w:val="20"/>
+                      <w:szCs w:val="20"/>
+                      <w:lang w:val="vi-VN"/>
+                    </w:rPr>
+                    <w:t xml:space="preserve"> thức thanh toán</w:t>
                   </w:r>
                 </w:p>
               </w:tc>
@@ -2364,6 +4993,7 @@
                 </w:tcPr>
                 <w:p>
                   <w:pPr>
+                    <w:jc w:val="left"/>
                     <w:rPr>
                       <w:sz w:val="20"/>
                       <w:szCs w:val="20"/>
@@ -2385,17 +5015,27 @@
                 </w:tcPr>
                 <w:p>
                   <w:pPr>
-                    <w:rPr>
-                      <w:sz w:val="20"/>
-                      <w:szCs w:val="20"/>
-                    </w:rPr>
-                  </w:pPr>
-                  <w:r>
-                    <w:rPr>
-                      <w:sz w:val="20"/>
-                      <w:szCs w:val="20"/>
-                    </w:rPr>
-                    <w:t>"Regular" or "Rush"</w:t>
+                    <w:jc w:val="left"/>
+                    <w:rPr>
+                      <w:sz w:val="20"/>
+                      <w:szCs w:val="20"/>
+                      <w:lang w:val="vi-VN"/>
+                    </w:rPr>
+                  </w:pPr>
+                  <w:r>
+                    <w:rPr>
+                      <w:sz w:val="20"/>
+                      <w:szCs w:val="20"/>
+                    </w:rPr>
+                    <w:t>Hi</w:t>
+                  </w:r>
+                  <w:r>
+                    <w:rPr>
+                      <w:sz w:val="20"/>
+                      <w:szCs w:val="20"/>
+                      <w:lang w:val="vi-VN"/>
+                    </w:rPr>
+                    <w:t>ển thị phương thức thanh toán từ thông tin thanh toán</w:t>
                   </w:r>
                 </w:p>
               </w:tc>
@@ -2406,18 +5046,22 @@
                 </w:tcPr>
                 <w:p>
                   <w:pPr>
-                    <w:rPr>
-                      <w:sz w:val="20"/>
-                      <w:szCs w:val="20"/>
-                    </w:rPr>
-                  </w:pPr>
-                  <w:r>
-                    <w:rPr>
-                      <w:sz w:val="20"/>
-                      <w:szCs w:val="20"/>
-                    </w:rPr>
-                    <w:t>Regular</w:t>
-                  </w:r>
+                    <w:jc w:val="left"/>
+                    <w:rPr>
+                      <w:sz w:val="20"/>
+                      <w:szCs w:val="20"/>
+                      <w:lang w:val="vi-VN"/>
+                    </w:rPr>
+                  </w:pPr>
+                  <w:proofErr w:type="spellStart"/>
+                  <w:r>
+                    <w:rPr>
+                      <w:sz w:val="20"/>
+                      <w:szCs w:val="20"/>
+                    </w:rPr>
+                    <w:t>VietQR</w:t>
+                  </w:r>
+                  <w:proofErr w:type="spellEnd"/>
                 </w:p>
               </w:tc>
             </w:tr>
@@ -2429,6 +5073,7 @@
                 <w:numId w:val="1"/>
               </w:numPr>
               <w:spacing w:before="0"/>
+              <w:jc w:val="left"/>
               <w:rPr>
                 <w:b/>
                 <w:sz w:val="28"/>
@@ -2440,6 +5085,7 @@
                 <w:sz w:val="28"/>
                 <w:szCs w:val="28"/>
               </w:rPr>
+              <w:lastRenderedPageBreak/>
               <w:t xml:space="preserve"> </w:t>
             </w:r>
             <w:r>
@@ -2455,6 +5101,7 @@
             <w:pPr>
               <w:keepNext/>
               <w:spacing w:after="120"/>
+              <w:jc w:val="left"/>
               <w:rPr>
                 <w:b/>
               </w:rPr>
@@ -2498,7 +5145,7 @@
                   <w:pPr>
                     <w:widowControl w:val="0"/>
                     <w:ind w:left="4"/>
-                    <w:jc w:val="center"/>
+                    <w:jc w:val="left"/>
                     <w:rPr>
                       <w:b/>
                       <w:sz w:val="20"/>
@@ -2525,7 +5172,7 @@
                   <w:pPr>
                     <w:widowControl w:val="0"/>
                     <w:ind w:left="4"/>
-                    <w:jc w:val="center"/>
+                    <w:jc w:val="left"/>
                     <w:rPr>
                       <w:b/>
                       <w:sz w:val="20"/>
@@ -2552,7 +5199,7 @@
                   <w:pPr>
                     <w:widowControl w:val="0"/>
                     <w:ind w:left="4"/>
-                    <w:jc w:val="center"/>
+                    <w:jc w:val="left"/>
                     <w:rPr>
                       <w:b/>
                       <w:sz w:val="20"/>
@@ -2579,7 +5226,7 @@
                   <w:pPr>
                     <w:widowControl w:val="0"/>
                     <w:ind w:left="4"/>
-                    <w:jc w:val="center"/>
+                    <w:jc w:val="left"/>
                     <w:rPr>
                       <w:b/>
                       <w:sz w:val="20"/>
@@ -2606,7 +5253,7 @@
                   <w:pPr>
                     <w:widowControl w:val="0"/>
                     <w:ind w:left="4"/>
-                    <w:jc w:val="center"/>
+                    <w:jc w:val="left"/>
                     <w:rPr>
                       <w:b/>
                       <w:sz w:val="20"/>
@@ -2637,7 +5284,7 @@
                       <w:numId w:val="2"/>
                     </w:numPr>
                     <w:spacing w:before="60" w:line="240" w:lineRule="auto"/>
-                    <w:jc w:val="center"/>
+                    <w:jc w:val="left"/>
                     <w:rPr>
                       <w:sz w:val="20"/>
                       <w:szCs w:val="20"/>
@@ -2652,6 +5299,7 @@
                 </w:tcPr>
                 <w:p>
                   <w:pPr>
+                    <w:jc w:val="left"/>
                     <w:rPr>
                       <w:sz w:val="20"/>
                       <w:szCs w:val="20"/>
@@ -2673,17 +5321,27 @@
                 </w:tcPr>
                 <w:p>
                   <w:pPr>
-                    <w:rPr>
-                      <w:sz w:val="20"/>
-                      <w:szCs w:val="20"/>
-                    </w:rPr>
-                  </w:pPr>
-                  <w:r>
-                    <w:rPr>
-                      <w:sz w:val="20"/>
-                      <w:szCs w:val="20"/>
-                    </w:rPr>
-                    <w:t>List of products</w:t>
+                    <w:jc w:val="left"/>
+                    <w:rPr>
+                      <w:sz w:val="20"/>
+                      <w:szCs w:val="20"/>
+                      <w:lang w:val="vi-VN"/>
+                    </w:rPr>
+                  </w:pPr>
+                  <w:r>
+                    <w:rPr>
+                      <w:sz w:val="20"/>
+                      <w:szCs w:val="20"/>
+                    </w:rPr>
+                    <w:t>Danh</w:t>
+                  </w:r>
+                  <w:r>
+                    <w:rPr>
+                      <w:sz w:val="20"/>
+                      <w:szCs w:val="20"/>
+                      <w:lang w:val="vi-VN"/>
+                    </w:rPr>
+                    <w:t xml:space="preserve"> sách sản phẩm </w:t>
                   </w:r>
                 </w:p>
               </w:tc>
@@ -2694,17 +5352,99 @@
                 </w:tcPr>
                 <w:p>
                   <w:pPr>
-                    <w:rPr>
-                      <w:sz w:val="20"/>
-                      <w:szCs w:val="20"/>
-                    </w:rPr>
-                  </w:pPr>
-                  <w:r>
-                    <w:rPr>
-                      <w:sz w:val="20"/>
-                      <w:szCs w:val="20"/>
-                    </w:rPr>
-                    <w:t>Table with columns: Name, Quantity, Unit Price</w:t>
+                    <w:jc w:val="left"/>
+                    <w:rPr>
+                      <w:sz w:val="20"/>
+                      <w:szCs w:val="20"/>
+                      <w:lang w:val="vi-VN"/>
+                    </w:rPr>
+                  </w:pPr>
+                  <w:r>
+                    <w:rPr>
+                      <w:sz w:val="20"/>
+                      <w:szCs w:val="20"/>
+                    </w:rPr>
+                    <w:t>B</w:t>
+                  </w:r>
+                  <w:r>
+                    <w:rPr>
+                      <w:sz w:val="20"/>
+                      <w:szCs w:val="20"/>
+                      <w:lang w:val="vi-VN"/>
+                    </w:rPr>
+                    <w:t xml:space="preserve">ảng </w:t>
+                  </w:r>
+                  <w:proofErr w:type="gramStart"/>
+                  <w:r>
+                    <w:rPr>
+                      <w:sz w:val="20"/>
+                      <w:szCs w:val="20"/>
+                      <w:lang w:val="vi-VN"/>
+                    </w:rPr>
+                    <w:t>cùng :</w:t>
+                  </w:r>
+                  <w:proofErr w:type="gramEnd"/>
+                  <w:r>
+                    <w:rPr>
+                      <w:sz w:val="20"/>
+                      <w:szCs w:val="20"/>
+                      <w:lang w:val="vi-VN"/>
+                    </w:rPr>
+                    <w:t xml:space="preserve"> </w:t>
+                  </w:r>
+                  <w:proofErr w:type="gramStart"/>
+                  <w:r>
+                    <w:rPr>
+                      <w:sz w:val="20"/>
+                      <w:szCs w:val="20"/>
+                      <w:lang w:val="vi-VN"/>
+                    </w:rPr>
+                    <w:t>Tên ,</w:t>
+                  </w:r>
+                  <w:proofErr w:type="gramEnd"/>
+                  <w:r>
+                    <w:rPr>
+                      <w:sz w:val="20"/>
+                      <w:szCs w:val="20"/>
+                      <w:lang w:val="vi-VN"/>
+                    </w:rPr>
+                    <w:t xml:space="preserve"> Thông </w:t>
+                  </w:r>
+                  <w:proofErr w:type="gramStart"/>
+                  <w:r>
+                    <w:rPr>
+                      <w:sz w:val="20"/>
+                      <w:szCs w:val="20"/>
+                      <w:lang w:val="vi-VN"/>
+                    </w:rPr>
+                    <w:t>tin ,</w:t>
+                  </w:r>
+                  <w:proofErr w:type="gramEnd"/>
+                  <w:r>
+                    <w:rPr>
+                      <w:sz w:val="20"/>
+                      <w:szCs w:val="20"/>
+                      <w:lang w:val="vi-VN"/>
+                    </w:rPr>
+                    <w:t xml:space="preserve"> số </w:t>
+                  </w:r>
+                  <w:proofErr w:type="gramStart"/>
+                  <w:r>
+                    <w:rPr>
+                      <w:sz w:val="20"/>
+                      <w:szCs w:val="20"/>
+                      <w:lang w:val="vi-VN"/>
+                    </w:rPr>
+                    <w:t>lượng ,</w:t>
+                  </w:r>
+                  <w:proofErr w:type="gramEnd"/>
+                  <w:r>
+                    <w:rPr>
+                      <w:sz w:val="20"/>
+                      <w:szCs w:val="20"/>
+                      <w:lang w:val="vi-VN"/>
+                    </w:rPr>
+                    <w:t xml:space="preserve"> giá tiền </w:t>
                   </w:r>
                 </w:p>
               </w:tc>
@@ -2715,6 +5455,7 @@
                 </w:tcPr>
                 <w:p>
                   <w:pPr>
+                    <w:jc w:val="left"/>
                     <w:rPr>
                       <w:sz w:val="20"/>
                       <w:szCs w:val="20"/>
@@ -2743,7 +5484,7 @@
                       <w:numId w:val="2"/>
                     </w:numPr>
                     <w:spacing w:before="60" w:line="240" w:lineRule="auto"/>
-                    <w:jc w:val="center"/>
+                    <w:jc w:val="left"/>
                     <w:rPr>
                       <w:sz w:val="20"/>
                       <w:szCs w:val="20"/>
@@ -2758,6 +5499,7 @@
                 </w:tcPr>
                 <w:p>
                   <w:pPr>
+                    <w:jc w:val="left"/>
                     <w:rPr>
                       <w:sz w:val="20"/>
                       <w:szCs w:val="20"/>
@@ -2779,26 +5521,171 @@
                 </w:tcPr>
                 <w:p>
                   <w:pPr>
-                    <w:rPr>
-                      <w:sz w:val="20"/>
-                      <w:szCs w:val="20"/>
-                    </w:rPr>
-                  </w:pPr>
-                  <w:proofErr w:type="gramStart"/>
-                  <w:r>
-                    <w:rPr>
-                      <w:sz w:val="20"/>
-                      <w:szCs w:val="20"/>
-                    </w:rPr>
-                    <w:t>Sum</w:t>
-                  </w:r>
-                  <w:proofErr w:type="gramEnd"/>
-                  <w:r>
-                    <w:rPr>
-                      <w:sz w:val="20"/>
-                      <w:szCs w:val="20"/>
-                    </w:rPr>
-                    <w:t xml:space="preserve"> of all product prices excluding VAT</w:t>
+                    <w:jc w:val="left"/>
+                    <w:rPr>
+                      <w:sz w:val="20"/>
+                      <w:szCs w:val="20"/>
+                    </w:rPr>
+                  </w:pPr>
+                  <w:proofErr w:type="spellStart"/>
+                  <w:r>
+                    <w:rPr>
+                      <w:sz w:val="20"/>
+                      <w:szCs w:val="20"/>
+                    </w:rPr>
+                    <w:t>Tổng</w:t>
+                  </w:r>
+                  <w:proofErr w:type="spellEnd"/>
+                  <w:r>
+                    <w:rPr>
+                      <w:sz w:val="20"/>
+                      <w:szCs w:val="20"/>
+                    </w:rPr>
+                    <w:t xml:space="preserve"> </w:t>
+                  </w:r>
+                  <w:proofErr w:type="spellStart"/>
+                  <w:r>
+                    <w:rPr>
+                      <w:sz w:val="20"/>
+                      <w:szCs w:val="20"/>
+                    </w:rPr>
+                    <w:t>giá</w:t>
+                  </w:r>
+                  <w:proofErr w:type="spellEnd"/>
+                  <w:r>
+                    <w:rPr>
+                      <w:sz w:val="20"/>
+                      <w:szCs w:val="20"/>
+                    </w:rPr>
+                    <w:t xml:space="preserve"> </w:t>
+                  </w:r>
+                  <w:proofErr w:type="spellStart"/>
+                  <w:r>
+                    <w:rPr>
+                      <w:sz w:val="20"/>
+                      <w:szCs w:val="20"/>
+                    </w:rPr>
+                    <w:t>của</w:t>
+                  </w:r>
+                  <w:proofErr w:type="spellEnd"/>
+                  <w:r>
+                    <w:rPr>
+                      <w:sz w:val="20"/>
+                      <w:szCs w:val="20"/>
+                    </w:rPr>
+                    <w:t xml:space="preserve"> </w:t>
+                  </w:r>
+                  <w:proofErr w:type="spellStart"/>
+                  <w:r>
+                    <w:rPr>
+                      <w:sz w:val="20"/>
+                      <w:szCs w:val="20"/>
+                    </w:rPr>
+                    <w:t>tất</w:t>
+                  </w:r>
+                  <w:proofErr w:type="spellEnd"/>
+                  <w:r>
+                    <w:rPr>
+                      <w:sz w:val="20"/>
+                      <w:szCs w:val="20"/>
+                    </w:rPr>
+                    <w:t xml:space="preserve"> </w:t>
+                  </w:r>
+                  <w:proofErr w:type="spellStart"/>
+                  <w:r>
+                    <w:rPr>
+                      <w:sz w:val="20"/>
+                      <w:szCs w:val="20"/>
+                    </w:rPr>
+                    <w:t>cả</w:t>
+                  </w:r>
+                  <w:proofErr w:type="spellEnd"/>
+                  <w:r>
+                    <w:rPr>
+                      <w:sz w:val="20"/>
+                      <w:szCs w:val="20"/>
+                    </w:rPr>
+                    <w:t xml:space="preserve"> </w:t>
+                  </w:r>
+                  <w:proofErr w:type="spellStart"/>
+                  <w:r>
+                    <w:rPr>
+                      <w:sz w:val="20"/>
+                      <w:szCs w:val="20"/>
+                    </w:rPr>
+                    <w:t>các</w:t>
+                  </w:r>
+                  <w:proofErr w:type="spellEnd"/>
+                  <w:r>
+                    <w:rPr>
+                      <w:sz w:val="20"/>
+                      <w:szCs w:val="20"/>
+                    </w:rPr>
+                    <w:t xml:space="preserve"> </w:t>
+                  </w:r>
+                  <w:proofErr w:type="spellStart"/>
+                  <w:r>
+                    <w:rPr>
+                      <w:sz w:val="20"/>
+                      <w:szCs w:val="20"/>
+                    </w:rPr>
+                    <w:t>sản</w:t>
+                  </w:r>
+                  <w:proofErr w:type="spellEnd"/>
+                  <w:r>
+                    <w:rPr>
+                      <w:sz w:val="20"/>
+                      <w:szCs w:val="20"/>
+                    </w:rPr>
+                    <w:t xml:space="preserve"> </w:t>
+                  </w:r>
+                  <w:proofErr w:type="spellStart"/>
+                  <w:r>
+                    <w:rPr>
+                      <w:sz w:val="20"/>
+                      <w:szCs w:val="20"/>
+                    </w:rPr>
+                    <w:t>phẩm</w:t>
+                  </w:r>
+                  <w:proofErr w:type="spellEnd"/>
+                  <w:r>
+                    <w:rPr>
+                      <w:sz w:val="20"/>
+                      <w:szCs w:val="20"/>
+                    </w:rPr>
+                    <w:t xml:space="preserve"> </w:t>
+                  </w:r>
+                  <w:proofErr w:type="spellStart"/>
+                  <w:r>
+                    <w:rPr>
+                      <w:sz w:val="20"/>
+                      <w:szCs w:val="20"/>
+                    </w:rPr>
+                    <w:t>chưa</w:t>
+                  </w:r>
+                  <w:proofErr w:type="spellEnd"/>
+                  <w:r>
+                    <w:rPr>
+                      <w:sz w:val="20"/>
+                      <w:szCs w:val="20"/>
+                    </w:rPr>
+                    <w:t xml:space="preserve"> bao </w:t>
+                  </w:r>
+                  <w:proofErr w:type="spellStart"/>
+                  <w:r>
+                    <w:rPr>
+                      <w:sz w:val="20"/>
+                      <w:szCs w:val="20"/>
+                    </w:rPr>
+                    <w:t>gồm</w:t>
+                  </w:r>
+                  <w:proofErr w:type="spellEnd"/>
+                  <w:r>
+                    <w:rPr>
+                      <w:sz w:val="20"/>
+                      <w:szCs w:val="20"/>
+                    </w:rPr>
+                    <w:t xml:space="preserve"> VAT</w:t>
                   </w:r>
                 </w:p>
               </w:tc>
@@ -2809,17 +5696,27 @@
                 </w:tcPr>
                 <w:p>
                   <w:pPr>
-                    <w:rPr>
-                      <w:sz w:val="20"/>
-                      <w:szCs w:val="20"/>
-                    </w:rPr>
-                  </w:pPr>
-                  <w:r>
-                    <w:rPr>
-                      <w:sz w:val="20"/>
-                      <w:szCs w:val="20"/>
-                    </w:rPr>
-                    <w:t>Currency</w:t>
+                    <w:jc w:val="left"/>
+                    <w:rPr>
+                      <w:sz w:val="20"/>
+                      <w:szCs w:val="20"/>
+                      <w:lang w:val="vi-VN"/>
+                    </w:rPr>
+                  </w:pPr>
+                  <w:r>
+                    <w:rPr>
+                      <w:sz w:val="20"/>
+                      <w:szCs w:val="20"/>
+                    </w:rPr>
+                    <w:t>Ti</w:t>
+                  </w:r>
+                  <w:r>
+                    <w:rPr>
+                      <w:sz w:val="20"/>
+                      <w:szCs w:val="20"/>
+                      <w:lang w:val="vi-VN"/>
+                    </w:rPr>
+                    <w:t xml:space="preserve">ền tệ </w:t>
                   </w:r>
                 </w:p>
               </w:tc>
@@ -2830,6 +5727,7 @@
                 </w:tcPr>
                 <w:p>
                   <w:pPr>
+                    <w:jc w:val="left"/>
                     <w:rPr>
                       <w:sz w:val="20"/>
                       <w:szCs w:val="20"/>
@@ -2858,7 +5756,7 @@
                       <w:numId w:val="2"/>
                     </w:numPr>
                     <w:spacing w:before="60" w:line="240" w:lineRule="auto"/>
-                    <w:jc w:val="center"/>
+                    <w:jc w:val="left"/>
                     <w:rPr>
                       <w:sz w:val="20"/>
                       <w:szCs w:val="20"/>
@@ -2873,6 +5771,7 @@
                 </w:tcPr>
                 <w:p>
                   <w:pPr>
+                    <w:jc w:val="left"/>
                     <w:rPr>
                       <w:sz w:val="20"/>
                       <w:szCs w:val="20"/>
@@ -2894,17 +5793,34 @@
                 </w:tcPr>
                 <w:p>
                   <w:pPr>
-                    <w:rPr>
-                      <w:sz w:val="20"/>
-                      <w:szCs w:val="20"/>
-                    </w:rPr>
-                  </w:pPr>
-                  <w:r>
-                    <w:rPr>
-                      <w:sz w:val="20"/>
-                      <w:szCs w:val="20"/>
-                    </w:rPr>
-                    <w:t>10% of subtotal</w:t>
+                    <w:jc w:val="left"/>
+                    <w:rPr>
+                      <w:sz w:val="20"/>
+                      <w:szCs w:val="20"/>
+                      <w:lang w:val="vi-VN"/>
+                    </w:rPr>
+                  </w:pPr>
+                  <w:r>
+                    <w:rPr>
+                      <w:sz w:val="20"/>
+                      <w:szCs w:val="20"/>
+                    </w:rPr>
+                    <w:t xml:space="preserve">10% </w:t>
+                  </w:r>
+                  <w:r>
+                    <w:rPr>
+                      <w:sz w:val="20"/>
+                      <w:szCs w:val="20"/>
+                    </w:rPr>
+                    <w:t>t</w:t>
+                  </w:r>
+                  <w:r>
+                    <w:rPr>
+                      <w:sz w:val="20"/>
+                      <w:szCs w:val="20"/>
+                      <w:lang w:val="vi-VN"/>
+                    </w:rPr>
+                    <w:t xml:space="preserve">ổng sản phẩm </w:t>
                   </w:r>
                 </w:p>
               </w:tc>
@@ -2915,17 +5831,26 @@
                 </w:tcPr>
                 <w:p>
                   <w:pPr>
-                    <w:rPr>
-                      <w:sz w:val="20"/>
-                      <w:szCs w:val="20"/>
-                    </w:rPr>
-                  </w:pPr>
-                  <w:r>
-                    <w:rPr>
-                      <w:sz w:val="20"/>
-                      <w:szCs w:val="20"/>
-                    </w:rPr>
-                    <w:t>Currency</w:t>
+                    <w:jc w:val="left"/>
+                    <w:rPr>
+                      <w:sz w:val="20"/>
+                      <w:szCs w:val="20"/>
+                    </w:rPr>
+                  </w:pPr>
+                  <w:r>
+                    <w:rPr>
+                      <w:sz w:val="20"/>
+                      <w:szCs w:val="20"/>
+                    </w:rPr>
+                    <w:t>Ti</w:t>
+                  </w:r>
+                  <w:r>
+                    <w:rPr>
+                      <w:sz w:val="20"/>
+                      <w:szCs w:val="20"/>
+                      <w:lang w:val="vi-VN"/>
+                    </w:rPr>
+                    <w:t>ền tệ</w:t>
                   </w:r>
                 </w:p>
               </w:tc>
@@ -2936,6 +5861,7 @@
                 </w:tcPr>
                 <w:p>
                   <w:pPr>
+                    <w:jc w:val="left"/>
                     <w:rPr>
                       <w:sz w:val="20"/>
                       <w:szCs w:val="20"/>
@@ -2964,7 +5890,7 @@
                       <w:numId w:val="2"/>
                     </w:numPr>
                     <w:spacing w:before="60" w:line="240" w:lineRule="auto"/>
-                    <w:jc w:val="center"/>
+                    <w:jc w:val="left"/>
                     <w:rPr>
                       <w:sz w:val="20"/>
                       <w:szCs w:val="20"/>
@@ -2979,6 +5905,7 @@
                 </w:tcPr>
                 <w:p>
                   <w:pPr>
+                    <w:jc w:val="left"/>
                     <w:rPr>
                       <w:sz w:val="20"/>
                       <w:szCs w:val="20"/>
@@ -3000,17 +5927,29 @@
                 </w:tcPr>
                 <w:p>
                   <w:pPr>
-                    <w:rPr>
-                      <w:sz w:val="20"/>
-                      <w:szCs w:val="20"/>
-                    </w:rPr>
-                  </w:pPr>
-                  <w:r>
-                    <w:rPr>
-                      <w:sz w:val="20"/>
-                      <w:szCs w:val="20"/>
-                    </w:rPr>
-                    <w:t>Subtotal + VAT</w:t>
+                    <w:jc w:val="left"/>
+                    <w:rPr>
+                      <w:sz w:val="20"/>
+                      <w:szCs w:val="20"/>
+                      <w:lang w:val="vi-VN"/>
+                    </w:rPr>
+                  </w:pPr>
+                  <w:proofErr w:type="spellStart"/>
+                  <w:r>
+                    <w:rPr>
+                      <w:sz w:val="20"/>
+                      <w:szCs w:val="20"/>
+                    </w:rPr>
+                    <w:t>Tổng</w:t>
+                  </w:r>
+                  <w:proofErr w:type="spellEnd"/>
+                  <w:r>
+                    <w:rPr>
+                      <w:sz w:val="20"/>
+                      <w:szCs w:val="20"/>
+                      <w:lang w:val="vi-VN"/>
+                    </w:rPr>
+                    <w:t xml:space="preserve"> chi phí  </w:t>
                   </w:r>
                 </w:p>
               </w:tc>
@@ -3021,17 +5960,26 @@
                 </w:tcPr>
                 <w:p>
                   <w:pPr>
-                    <w:rPr>
-                      <w:sz w:val="20"/>
-                      <w:szCs w:val="20"/>
-                    </w:rPr>
-                  </w:pPr>
-                  <w:r>
-                    <w:rPr>
-                      <w:sz w:val="20"/>
-                      <w:szCs w:val="20"/>
-                    </w:rPr>
-                    <w:t>Currency</w:t>
+                    <w:jc w:val="left"/>
+                    <w:rPr>
+                      <w:sz w:val="20"/>
+                      <w:szCs w:val="20"/>
+                    </w:rPr>
+                  </w:pPr>
+                  <w:r>
+                    <w:rPr>
+                      <w:sz w:val="20"/>
+                      <w:szCs w:val="20"/>
+                    </w:rPr>
+                    <w:t>Ti</w:t>
+                  </w:r>
+                  <w:r>
+                    <w:rPr>
+                      <w:sz w:val="20"/>
+                      <w:szCs w:val="20"/>
+                      <w:lang w:val="vi-VN"/>
+                    </w:rPr>
+                    <w:t>ền tệ</w:t>
                   </w:r>
                 </w:p>
               </w:tc>
@@ -3042,6 +5990,7 @@
                 </w:tcPr>
                 <w:p>
                   <w:pPr>
+                    <w:jc w:val="left"/>
                     <w:rPr>
                       <w:sz w:val="20"/>
                       <w:szCs w:val="20"/>
@@ -3070,7 +6019,7 @@
                       <w:numId w:val="2"/>
                     </w:numPr>
                     <w:spacing w:before="60" w:line="240" w:lineRule="auto"/>
-                    <w:jc w:val="center"/>
+                    <w:jc w:val="left"/>
                     <w:rPr>
                       <w:sz w:val="20"/>
                       <w:szCs w:val="20"/>
@@ -3085,6 +6034,7 @@
                 </w:tcPr>
                 <w:p>
                   <w:pPr>
+                    <w:jc w:val="left"/>
                     <w:rPr>
                       <w:sz w:val="20"/>
                       <w:szCs w:val="20"/>
@@ -3106,18 +6056,149 @@
                 </w:tcPr>
                 <w:p>
                   <w:pPr>
-                    <w:rPr>
-                      <w:sz w:val="20"/>
-                      <w:szCs w:val="20"/>
-                    </w:rPr>
-                  </w:pPr>
-                  <w:r>
-                    <w:rPr>
-                      <w:sz w:val="20"/>
-                      <w:szCs w:val="20"/>
-                    </w:rPr>
-                    <w:t>Calculated based on weight and location</w:t>
-                  </w:r>
+                    <w:jc w:val="left"/>
+                    <w:rPr>
+                      <w:sz w:val="20"/>
+                      <w:szCs w:val="20"/>
+                    </w:rPr>
+                  </w:pPr>
+                  <w:proofErr w:type="spellStart"/>
+                  <w:r>
+                    <w:rPr>
+                      <w:sz w:val="20"/>
+                      <w:szCs w:val="20"/>
+                    </w:rPr>
+                    <w:t>Tính</w:t>
+                  </w:r>
+                  <w:proofErr w:type="spellEnd"/>
+                  <w:r>
+                    <w:rPr>
+                      <w:sz w:val="20"/>
+                      <w:szCs w:val="20"/>
+                    </w:rPr>
+                    <w:t xml:space="preserve"> </w:t>
+                  </w:r>
+                  <w:proofErr w:type="spellStart"/>
+                  <w:r>
+                    <w:rPr>
+                      <w:sz w:val="20"/>
+                      <w:szCs w:val="20"/>
+                    </w:rPr>
+                    <w:t>toán</w:t>
+                  </w:r>
+                  <w:proofErr w:type="spellEnd"/>
+                  <w:r>
+                    <w:rPr>
+                      <w:sz w:val="20"/>
+                      <w:szCs w:val="20"/>
+                    </w:rPr>
+                    <w:t xml:space="preserve"> </w:t>
+                  </w:r>
+                  <w:proofErr w:type="spellStart"/>
+                  <w:r>
+                    <w:rPr>
+                      <w:sz w:val="20"/>
+                      <w:szCs w:val="20"/>
+                    </w:rPr>
+                    <w:t>dựa</w:t>
+                  </w:r>
+                  <w:proofErr w:type="spellEnd"/>
+                  <w:r>
+                    <w:rPr>
+                      <w:sz w:val="20"/>
+                      <w:szCs w:val="20"/>
+                    </w:rPr>
+                    <w:t xml:space="preserve"> </w:t>
+                  </w:r>
+                  <w:proofErr w:type="spellStart"/>
+                  <w:r>
+                    <w:rPr>
+                      <w:sz w:val="20"/>
+                      <w:szCs w:val="20"/>
+                    </w:rPr>
+                    <w:t>trên</w:t>
+                  </w:r>
+                  <w:proofErr w:type="spellEnd"/>
+                  <w:r>
+                    <w:rPr>
+                      <w:sz w:val="20"/>
+                      <w:szCs w:val="20"/>
+                    </w:rPr>
+                    <w:t xml:space="preserve"> </w:t>
+                  </w:r>
+                  <w:proofErr w:type="spellStart"/>
+                  <w:r>
+                    <w:rPr>
+                      <w:sz w:val="20"/>
+                      <w:szCs w:val="20"/>
+                    </w:rPr>
+                    <w:t>trọng</w:t>
+                  </w:r>
+                  <w:proofErr w:type="spellEnd"/>
+                  <w:r>
+                    <w:rPr>
+                      <w:sz w:val="20"/>
+                      <w:szCs w:val="20"/>
+                    </w:rPr>
+                    <w:t xml:space="preserve"> </w:t>
+                  </w:r>
+                  <w:proofErr w:type="spellStart"/>
+                  <w:r>
+                    <w:rPr>
+                      <w:sz w:val="20"/>
+                      <w:szCs w:val="20"/>
+                    </w:rPr>
+                    <w:t>lượng</w:t>
+                  </w:r>
+                  <w:proofErr w:type="spellEnd"/>
+                  <w:r>
+                    <w:rPr>
+                      <w:sz w:val="20"/>
+                      <w:szCs w:val="20"/>
+                    </w:rPr>
+                    <w:t xml:space="preserve"> </w:t>
+                  </w:r>
+                  <w:proofErr w:type="spellStart"/>
+                  <w:r>
+                    <w:rPr>
+                      <w:sz w:val="20"/>
+                      <w:szCs w:val="20"/>
+                    </w:rPr>
+                    <w:t>và</w:t>
+                  </w:r>
+                  <w:proofErr w:type="spellEnd"/>
+                  <w:r>
+                    <w:rPr>
+                      <w:sz w:val="20"/>
+                      <w:szCs w:val="20"/>
+                    </w:rPr>
+                    <w:t xml:space="preserve"> </w:t>
+                  </w:r>
+                  <w:proofErr w:type="spellStart"/>
+                  <w:r>
+                    <w:rPr>
+                      <w:sz w:val="20"/>
+                      <w:szCs w:val="20"/>
+                    </w:rPr>
+                    <w:t>vị</w:t>
+                  </w:r>
+                  <w:proofErr w:type="spellEnd"/>
+                  <w:r>
+                    <w:rPr>
+                      <w:sz w:val="20"/>
+                      <w:szCs w:val="20"/>
+                    </w:rPr>
+                    <w:t xml:space="preserve"> </w:t>
+                  </w:r>
+                  <w:proofErr w:type="spellStart"/>
+                  <w:r>
+                    <w:rPr>
+                      <w:sz w:val="20"/>
+                      <w:szCs w:val="20"/>
+                    </w:rPr>
+                    <w:t>trí</w:t>
+                  </w:r>
+                  <w:proofErr w:type="spellEnd"/>
                 </w:p>
               </w:tc>
               <w:tc>
@@ -3127,17 +6208,26 @@
                 </w:tcPr>
                 <w:p>
                   <w:pPr>
-                    <w:rPr>
-                      <w:sz w:val="20"/>
-                      <w:szCs w:val="20"/>
-                    </w:rPr>
-                  </w:pPr>
-                  <w:r>
-                    <w:rPr>
-                      <w:sz w:val="20"/>
-                      <w:szCs w:val="20"/>
-                    </w:rPr>
-                    <w:t>Currency</w:t>
+                    <w:jc w:val="left"/>
+                    <w:rPr>
+                      <w:sz w:val="20"/>
+                      <w:szCs w:val="20"/>
+                    </w:rPr>
+                  </w:pPr>
+                  <w:r>
+                    <w:rPr>
+                      <w:sz w:val="20"/>
+                      <w:szCs w:val="20"/>
+                    </w:rPr>
+                    <w:t>Ti</w:t>
+                  </w:r>
+                  <w:r>
+                    <w:rPr>
+                      <w:sz w:val="20"/>
+                      <w:szCs w:val="20"/>
+                      <w:lang w:val="vi-VN"/>
+                    </w:rPr>
+                    <w:t>ền tệ</w:t>
                   </w:r>
                 </w:p>
               </w:tc>
@@ -3148,6 +6238,7 @@
                 </w:tcPr>
                 <w:p>
                   <w:pPr>
+                    <w:jc w:val="left"/>
                     <w:rPr>
                       <w:sz w:val="20"/>
                       <w:szCs w:val="20"/>
@@ -3176,7 +6267,7 @@
                       <w:numId w:val="2"/>
                     </w:numPr>
                     <w:spacing w:before="60" w:line="240" w:lineRule="auto"/>
-                    <w:jc w:val="center"/>
+                    <w:jc w:val="left"/>
                     <w:rPr>
                       <w:sz w:val="20"/>
                       <w:szCs w:val="20"/>
@@ -3191,6 +6282,7 @@
                 </w:tcPr>
                 <w:p>
                   <w:pPr>
+                    <w:jc w:val="left"/>
                     <w:rPr>
                       <w:sz w:val="20"/>
                       <w:szCs w:val="20"/>
@@ -3212,25 +6304,228 @@
                 </w:tcPr>
                 <w:p>
                   <w:pPr>
-                    <w:rPr>
-                      <w:sz w:val="20"/>
-                      <w:szCs w:val="20"/>
-                    </w:rPr>
-                  </w:pPr>
-                  <w:r>
-                    <w:rPr>
-                      <w:sz w:val="20"/>
-                      <w:szCs w:val="20"/>
-                    </w:rPr>
-                    <w:t>Final amount to be paid</w:t>
-                  </w:r>
-                  <w:r>
-                    <w:rPr>
-                      <w:sz w:val="20"/>
-                      <w:szCs w:val="20"/>
-                    </w:rPr>
-                    <w:br/>
-                    <w:t>(Total Products with VAT + Delivery Fee)</w:t>
+                    <w:jc w:val="left"/>
+                    <w:rPr>
+                      <w:sz w:val="20"/>
+                      <w:szCs w:val="20"/>
+                    </w:rPr>
+                  </w:pPr>
+                  <w:proofErr w:type="spellStart"/>
+                  <w:r>
+                    <w:rPr>
+                      <w:sz w:val="20"/>
+                      <w:szCs w:val="20"/>
+                    </w:rPr>
+                    <w:t>Tổng</w:t>
+                  </w:r>
+                  <w:proofErr w:type="spellEnd"/>
+                  <w:r>
+                    <w:rPr>
+                      <w:sz w:val="20"/>
+                      <w:szCs w:val="20"/>
+                    </w:rPr>
+                    <w:t xml:space="preserve"> </w:t>
+                  </w:r>
+                  <w:proofErr w:type="spellStart"/>
+                  <w:r>
+                    <w:rPr>
+                      <w:sz w:val="20"/>
+                      <w:szCs w:val="20"/>
+                    </w:rPr>
+                    <w:t>số</w:t>
+                  </w:r>
+                  <w:proofErr w:type="spellEnd"/>
+                  <w:r>
+                    <w:rPr>
+                      <w:sz w:val="20"/>
+                      <w:szCs w:val="20"/>
+                    </w:rPr>
+                    <w:t xml:space="preserve"> </w:t>
+                  </w:r>
+                  <w:proofErr w:type="spellStart"/>
+                  <w:r>
+                    <w:rPr>
+                      <w:sz w:val="20"/>
+                      <w:szCs w:val="20"/>
+                    </w:rPr>
+                    <w:t>tiền</w:t>
+                  </w:r>
+                  <w:proofErr w:type="spellEnd"/>
+                  <w:r>
+                    <w:rPr>
+                      <w:sz w:val="20"/>
+                      <w:szCs w:val="20"/>
+                    </w:rPr>
+                    <w:t xml:space="preserve"> </w:t>
+                  </w:r>
+                  <w:proofErr w:type="spellStart"/>
+                  <w:r>
+                    <w:rPr>
+                      <w:sz w:val="20"/>
+                      <w:szCs w:val="20"/>
+                    </w:rPr>
+                    <w:t>phải</w:t>
+                  </w:r>
+                  <w:proofErr w:type="spellEnd"/>
+                  <w:r>
+                    <w:rPr>
+                      <w:sz w:val="20"/>
+                      <w:szCs w:val="20"/>
+                    </w:rPr>
+                    <w:t xml:space="preserve"> </w:t>
+                  </w:r>
+                  <w:proofErr w:type="spellStart"/>
+                  <w:r>
+                    <w:rPr>
+                      <w:sz w:val="20"/>
+                      <w:szCs w:val="20"/>
+                    </w:rPr>
+                    <w:t>trả</w:t>
+                  </w:r>
+                  <w:proofErr w:type="spellEnd"/>
+                </w:p>
+                <w:p>
+                  <w:pPr>
+                    <w:jc w:val="left"/>
+                    <w:rPr>
+                      <w:sz w:val="20"/>
+                      <w:szCs w:val="20"/>
+                    </w:rPr>
+                  </w:pPr>
+                  <w:r>
+                    <w:rPr>
+                      <w:sz w:val="20"/>
+                      <w:szCs w:val="20"/>
+                    </w:rPr>
+                    <w:t>(</w:t>
+                  </w:r>
+                  <w:proofErr w:type="spellStart"/>
+                  <w:r>
+                    <w:rPr>
+                      <w:sz w:val="20"/>
+                      <w:szCs w:val="20"/>
+                    </w:rPr>
+                    <w:t>Tổng</w:t>
+                  </w:r>
+                  <w:proofErr w:type="spellEnd"/>
+                  <w:r>
+                    <w:rPr>
+                      <w:sz w:val="20"/>
+                      <w:szCs w:val="20"/>
+                    </w:rPr>
+                    <w:t xml:space="preserve"> </w:t>
+                  </w:r>
+                  <w:proofErr w:type="spellStart"/>
+                  <w:r>
+                    <w:rPr>
+                      <w:sz w:val="20"/>
+                      <w:szCs w:val="20"/>
+                    </w:rPr>
+                    <w:t>sản</w:t>
+                  </w:r>
+                  <w:proofErr w:type="spellEnd"/>
+                  <w:r>
+                    <w:rPr>
+                      <w:sz w:val="20"/>
+                      <w:szCs w:val="20"/>
+                    </w:rPr>
+                    <w:t xml:space="preserve"> </w:t>
+                  </w:r>
+                  <w:proofErr w:type="spellStart"/>
+                  <w:r>
+                    <w:rPr>
+                      <w:sz w:val="20"/>
+                      <w:szCs w:val="20"/>
+                    </w:rPr>
+                    <w:t>phẩm</w:t>
+                  </w:r>
+                  <w:proofErr w:type="spellEnd"/>
+                  <w:r>
+                    <w:rPr>
+                      <w:sz w:val="20"/>
+                      <w:szCs w:val="20"/>
+                    </w:rPr>
+                    <w:t xml:space="preserve"> </w:t>
+                  </w:r>
+                  <w:proofErr w:type="spellStart"/>
+                  <w:r>
+                    <w:rPr>
+                      <w:sz w:val="20"/>
+                      <w:szCs w:val="20"/>
+                    </w:rPr>
+                    <w:t>đã</w:t>
+                  </w:r>
+                  <w:proofErr w:type="spellEnd"/>
+                  <w:r>
+                    <w:rPr>
+                      <w:sz w:val="20"/>
+                      <w:szCs w:val="20"/>
+                    </w:rPr>
+                    <w:t xml:space="preserve"> bao </w:t>
+                  </w:r>
+                  <w:proofErr w:type="spellStart"/>
+                  <w:r>
+                    <w:rPr>
+                      <w:sz w:val="20"/>
+                      <w:szCs w:val="20"/>
+                    </w:rPr>
+                    <w:t>gồm</w:t>
+                  </w:r>
+                  <w:proofErr w:type="spellEnd"/>
+                  <w:r>
+                    <w:rPr>
+                      <w:sz w:val="20"/>
+                      <w:szCs w:val="20"/>
+                    </w:rPr>
+                    <w:t xml:space="preserve"> VAT + </w:t>
+                  </w:r>
+                  <w:proofErr w:type="spellStart"/>
+                  <w:r>
+                    <w:rPr>
+                      <w:sz w:val="20"/>
+                      <w:szCs w:val="20"/>
+                    </w:rPr>
+                    <w:t>Phí</w:t>
+                  </w:r>
+                  <w:proofErr w:type="spellEnd"/>
+                  <w:r>
+                    <w:rPr>
+                      <w:sz w:val="20"/>
+                      <w:szCs w:val="20"/>
+                    </w:rPr>
+                    <w:t xml:space="preserve"> </w:t>
+                  </w:r>
+                  <w:proofErr w:type="spellStart"/>
+                  <w:r>
+                    <w:rPr>
+                      <w:sz w:val="20"/>
+                      <w:szCs w:val="20"/>
+                    </w:rPr>
+                    <w:t>giao</w:t>
+                  </w:r>
+                  <w:proofErr w:type="spellEnd"/>
+                  <w:r>
+                    <w:rPr>
+                      <w:sz w:val="20"/>
+                      <w:szCs w:val="20"/>
+                    </w:rPr>
+                    <w:t xml:space="preserve"> </w:t>
+                  </w:r>
+                  <w:proofErr w:type="spellStart"/>
+                  <w:r>
+                    <w:rPr>
+                      <w:sz w:val="20"/>
+                      <w:szCs w:val="20"/>
+                    </w:rPr>
+                    <w:t>hàng</w:t>
+                  </w:r>
+                  <w:proofErr w:type="spellEnd"/>
+                  <w:r>
+                    <w:rPr>
+                      <w:sz w:val="20"/>
+                      <w:szCs w:val="20"/>
+                    </w:rPr>
+                    <w:t>)</w:t>
                   </w:r>
                 </w:p>
               </w:tc>
@@ -3241,17 +6536,26 @@
                 </w:tcPr>
                 <w:p>
                   <w:pPr>
-                    <w:rPr>
-                      <w:sz w:val="20"/>
-                      <w:szCs w:val="20"/>
-                    </w:rPr>
-                  </w:pPr>
-                  <w:r>
-                    <w:rPr>
-                      <w:sz w:val="20"/>
-                      <w:szCs w:val="20"/>
-                    </w:rPr>
-                    <w:t>Currency</w:t>
+                    <w:jc w:val="left"/>
+                    <w:rPr>
+                      <w:sz w:val="20"/>
+                      <w:szCs w:val="20"/>
+                    </w:rPr>
+                  </w:pPr>
+                  <w:r>
+                    <w:rPr>
+                      <w:sz w:val="20"/>
+                      <w:szCs w:val="20"/>
+                    </w:rPr>
+                    <w:t>Ti</w:t>
+                  </w:r>
+                  <w:r>
+                    <w:rPr>
+                      <w:sz w:val="20"/>
+                      <w:szCs w:val="20"/>
+                      <w:lang w:val="vi-VN"/>
+                    </w:rPr>
+                    <w:t>ền tệ</w:t>
                   </w:r>
                 </w:p>
               </w:tc>
@@ -3262,6 +6566,7 @@
                 </w:tcPr>
                 <w:p>
                   <w:pPr>
+                    <w:jc w:val="left"/>
                     <w:rPr>
                       <w:sz w:val="20"/>
                       <w:szCs w:val="20"/>
@@ -3277,6 +6582,7 @@
                 </w:p>
                 <w:p>
                   <w:pPr>
+                    <w:jc w:val="left"/>
                     <w:rPr>
                       <w:sz w:val="20"/>
                       <w:szCs w:val="20"/>
@@ -3293,6 +6599,7 @@
                 <w:numId w:val="1"/>
               </w:numPr>
               <w:spacing w:before="0"/>
+              <w:jc w:val="left"/>
               <w:rPr>
                 <w:b/>
                 <w:sz w:val="28"/>
@@ -3319,32 +6626,153 @@
             <w:pPr>
               <w:spacing w:before="0"/>
               <w:ind w:left="720"/>
+              <w:jc w:val="left"/>
+              <w:rPr>
+                <w:bCs/>
+                <w:sz w:val="28"/>
+                <w:szCs w:val="28"/>
+                <w:lang w:val="vi-VN"/>
+              </w:rPr>
             </w:pPr>
             <w:r>
-              <w:t>1. Order information is temporarily stored</w:t>
+              <w:rPr>
+                <w:bCs/>
+                <w:sz w:val="28"/>
+                <w:szCs w:val="28"/>
+                <w:lang w:val="vi-VN"/>
+              </w:rPr>
+              <w:t>Nếu thành công</w:t>
             </w:r>
           </w:p>
           <w:p>
             <w:pPr>
               <w:spacing w:before="0"/>
               <w:ind w:left="720"/>
+              <w:jc w:val="left"/>
+              <w:rPr>
+                <w:lang w:val="vi-VN"/>
+              </w:rPr>
             </w:pPr>
             <w:r>
-              <w:t xml:space="preserve">2. The system proceeds </w:t>
-            </w:r>
-            <w:proofErr w:type="gramStart"/>
-            <w:r>
-              <w:t>to</w:t>
-            </w:r>
-            <w:proofErr w:type="gramEnd"/>
-            <w:r>
-              <w:t xml:space="preserve"> the payment process.</w:t>
-            </w:r>
+              <w:t xml:space="preserve">1. </w:t>
+            </w:r>
+            <w:r>
+              <w:rPr>
+                <w:lang w:val="vi-VN"/>
+              </w:rPr>
+              <w:t>Đơn hàng được lưu lại</w:t>
+            </w:r>
+          </w:p>
+          <w:p>
+            <w:pPr>
+              <w:spacing w:before="0"/>
+              <w:ind w:left="720"/>
+              <w:jc w:val="left"/>
+              <w:rPr>
+                <w:lang w:val="vi-VN"/>
+              </w:rPr>
+            </w:pPr>
+            <w:r>
+              <w:rPr>
+                <w:lang w:val="vi-VN"/>
+              </w:rPr>
+              <w:t xml:space="preserve">2. Đơn hàng được cật nhật trạng thái </w:t>
+            </w:r>
+          </w:p>
+          <w:p>
+            <w:pPr>
+              <w:spacing w:before="0"/>
+              <w:ind w:left="720"/>
+              <w:jc w:val="left"/>
+              <w:rPr>
+                <w:lang w:val="vi-VN"/>
+              </w:rPr>
+            </w:pPr>
+            <w:r>
+              <w:t xml:space="preserve">2. </w:t>
+            </w:r>
+            <w:r>
+              <w:t>C</w:t>
+            </w:r>
+            <w:r>
+              <w:rPr>
+                <w:lang w:val="vi-VN"/>
+              </w:rPr>
+              <w:t xml:space="preserve">ơ sở DL được cập nhật </w:t>
+            </w:r>
+          </w:p>
+          <w:p>
+            <w:pPr>
+              <w:spacing w:before="0"/>
+              <w:ind w:left="720"/>
+              <w:jc w:val="left"/>
+              <w:rPr>
+                <w:lang w:val="vi-VN"/>
+              </w:rPr>
+            </w:pPr>
+            <w:r>
+              <w:rPr>
+                <w:lang w:val="vi-VN"/>
+              </w:rPr>
+              <w:t xml:space="preserve">Nếu thất bại </w:t>
+            </w:r>
+          </w:p>
+          <w:p>
+            <w:pPr>
+              <w:spacing w:before="0"/>
+              <w:jc w:val="left"/>
+              <w:rPr>
+                <w:lang w:val="vi-VN"/>
+              </w:rPr>
+            </w:pPr>
+            <w:r>
+              <w:rPr>
+                <w:lang w:val="vi-VN"/>
+              </w:rPr>
+              <w:t xml:space="preserve">            1. Đặt hàng thất bại</w:t>
+            </w:r>
+          </w:p>
+          <w:p>
+            <w:pPr>
+              <w:spacing w:before="0"/>
+              <w:jc w:val="left"/>
+              <w:rPr>
+                <w:lang w:val="vi-VN"/>
+              </w:rPr>
+            </w:pPr>
+            <w:r>
+              <w:rPr>
+                <w:lang w:val="vi-VN"/>
+              </w:rPr>
+              <w:t xml:space="preserve">            2. Thông tin thất bại được lưu lại </w:t>
+            </w:r>
+          </w:p>
+        </w:tc>
+      </w:tr>
+      <w:tr>
+        <w:tc>
+          <w:tcPr>
+            <w:tcW w:w="8595" w:type="dxa"/>
+          </w:tcPr>
+          <w:p>
+            <w:pPr>
+              <w:jc w:val="left"/>
+              <w:rPr>
+                <w:b/>
+                <w:sz w:val="32"/>
+                <w:szCs w:val="32"/>
+                <w:lang w:val="vi-VN"/>
+              </w:rPr>
+            </w:pPr>
           </w:p>
         </w:tc>
       </w:tr>
     </w:tbl>
-    <w:p/>
+    <w:p>
+      <w:pPr>
+        <w:jc w:val="left"/>
+      </w:pPr>
+    </w:p>
     <w:sectPr>
       <w:pgSz w:w="12240" w:h="15840"/>
       <w:pgMar w:top="1440" w:right="1440" w:bottom="1440" w:left="1440" w:header="708" w:footer="708" w:gutter="0"/>
@@ -3785,6 +7213,119 @@
     </w:lvl>
   </w:abstractNum>
   <w:abstractNum w:abstractNumId="4" w15:restartNumberingAfterBreak="0">
+    <w:nsid w:val="43FA111E"/>
+    <w:multiLevelType w:val="hybridMultilevel"/>
+    <w:tmpl w:val="4FF4A28A"/>
+    <w:lvl w:ilvl="0" w:tplc="04090001">
+      <w:start w:val="12"/>
+      <w:numFmt w:val="bullet"/>
+      <w:lvlText w:val=""/>
+      <w:lvlJc w:val="left"/>
+      <w:pPr>
+        <w:ind w:left="720" w:hanging="360"/>
+      </w:pPr>
+      <w:rPr>
+        <w:rFonts w:ascii="Symbol" w:eastAsia="Times New Roman" w:hAnsi="Symbol" w:cs="Times New Roman" w:hint="default"/>
+      </w:rPr>
+    </w:lvl>
+    <w:lvl w:ilvl="1" w:tplc="04090003" w:tentative="1">
+      <w:start w:val="1"/>
+      <w:numFmt w:val="bullet"/>
+      <w:lvlText w:val="o"/>
+      <w:lvlJc w:val="left"/>
+      <w:pPr>
+        <w:ind w:left="1440" w:hanging="360"/>
+      </w:pPr>
+      <w:rPr>
+        <w:rFonts w:ascii="Courier New" w:hAnsi="Courier New" w:cs="Courier New" w:hint="default"/>
+      </w:rPr>
+    </w:lvl>
+    <w:lvl w:ilvl="2" w:tplc="04090005" w:tentative="1">
+      <w:start w:val="1"/>
+      <w:numFmt w:val="bullet"/>
+      <w:lvlText w:val=""/>
+      <w:lvlJc w:val="left"/>
+      <w:pPr>
+        <w:ind w:left="2160" w:hanging="360"/>
+      </w:pPr>
+      <w:rPr>
+        <w:rFonts w:ascii="Wingdings" w:hAnsi="Wingdings" w:hint="default"/>
+      </w:rPr>
+    </w:lvl>
+    <w:lvl w:ilvl="3" w:tplc="04090001" w:tentative="1">
+      <w:start w:val="1"/>
+      <w:numFmt w:val="bullet"/>
+      <w:lvlText w:val=""/>
+      <w:lvlJc w:val="left"/>
+      <w:pPr>
+        <w:ind w:left="2880" w:hanging="360"/>
+      </w:pPr>
+      <w:rPr>
+        <w:rFonts w:ascii="Symbol" w:hAnsi="Symbol" w:hint="default"/>
+      </w:rPr>
+    </w:lvl>
+    <w:lvl w:ilvl="4" w:tplc="04090003" w:tentative="1">
+      <w:start w:val="1"/>
+      <w:numFmt w:val="bullet"/>
+      <w:lvlText w:val="o"/>
+      <w:lvlJc w:val="left"/>
+      <w:pPr>
+        <w:ind w:left="3600" w:hanging="360"/>
+      </w:pPr>
+      <w:rPr>
+        <w:rFonts w:ascii="Courier New" w:hAnsi="Courier New" w:cs="Courier New" w:hint="default"/>
+      </w:rPr>
+    </w:lvl>
+    <w:lvl w:ilvl="5" w:tplc="04090005" w:tentative="1">
+      <w:start w:val="1"/>
+      <w:numFmt w:val="bullet"/>
+      <w:lvlText w:val=""/>
+      <w:lvlJc w:val="left"/>
+      <w:pPr>
+        <w:ind w:left="4320" w:hanging="360"/>
+      </w:pPr>
+      <w:rPr>
+        <w:rFonts w:ascii="Wingdings" w:hAnsi="Wingdings" w:hint="default"/>
+      </w:rPr>
+    </w:lvl>
+    <w:lvl w:ilvl="6" w:tplc="04090001" w:tentative="1">
+      <w:start w:val="1"/>
+      <w:numFmt w:val="bullet"/>
+      <w:lvlText w:val=""/>
+      <w:lvlJc w:val="left"/>
+      <w:pPr>
+        <w:ind w:left="5040" w:hanging="360"/>
+      </w:pPr>
+      <w:rPr>
+        <w:rFonts w:ascii="Symbol" w:hAnsi="Symbol" w:hint="default"/>
+      </w:rPr>
+    </w:lvl>
+    <w:lvl w:ilvl="7" w:tplc="04090003" w:tentative="1">
+      <w:start w:val="1"/>
+      <w:numFmt w:val="bullet"/>
+      <w:lvlText w:val="o"/>
+      <w:lvlJc w:val="left"/>
+      <w:pPr>
+        <w:ind w:left="5760" w:hanging="360"/>
+      </w:pPr>
+      <w:rPr>
+        <w:rFonts w:ascii="Courier New" w:hAnsi="Courier New" w:cs="Courier New" w:hint="default"/>
+      </w:rPr>
+    </w:lvl>
+    <w:lvl w:ilvl="8" w:tplc="04090005" w:tentative="1">
+      <w:start w:val="1"/>
+      <w:numFmt w:val="bullet"/>
+      <w:lvlText w:val=""/>
+      <w:lvlJc w:val="left"/>
+      <w:pPr>
+        <w:ind w:left="6480" w:hanging="360"/>
+      </w:pPr>
+      <w:rPr>
+        <w:rFonts w:ascii="Wingdings" w:hAnsi="Wingdings" w:hint="default"/>
+      </w:rPr>
+    </w:lvl>
+  </w:abstractNum>
+  <w:abstractNum w:abstractNumId="5" w15:restartNumberingAfterBreak="0">
     <w:nsid w:val="466F44AA"/>
     <w:multiLevelType w:val="multilevel"/>
     <w:tmpl w:val="CFBA8B90"/>
@@ -3870,7 +7411,7 @@
       </w:pPr>
     </w:lvl>
   </w:abstractNum>
-  <w:abstractNum w:abstractNumId="5" w15:restartNumberingAfterBreak="0">
+  <w:abstractNum w:abstractNumId="6" w15:restartNumberingAfterBreak="0">
     <w:nsid w:val="6EBE4B13"/>
     <w:multiLevelType w:val="multilevel"/>
     <w:tmpl w:val="D114A030"/>
@@ -3960,19 +7501,22 @@
     <w:abstractNumId w:val="2"/>
   </w:num>
   <w:num w:numId="2" w16cid:durableId="501625515">
-    <w:abstractNumId w:val="4"/>
+    <w:abstractNumId w:val="5"/>
   </w:num>
   <w:num w:numId="3" w16cid:durableId="1313287976">
     <w:abstractNumId w:val="1"/>
   </w:num>
   <w:num w:numId="4" w16cid:durableId="57090819">
-    <w:abstractNumId w:val="5"/>
+    <w:abstractNumId w:val="6"/>
   </w:num>
   <w:num w:numId="5" w16cid:durableId="1746300470">
     <w:abstractNumId w:val="0"/>
   </w:num>
   <w:num w:numId="6" w16cid:durableId="2009825253">
     <w:abstractNumId w:val="3"/>
+  </w:num>
+  <w:num w:numId="7" w16cid:durableId="415908555">
+    <w:abstractNumId w:val="4"/>
   </w:num>
 </w:numbering>
 </file>
